--- a/docs/INFORME_APLICADO_BIGDATA.docx
+++ b/docs/INFORME_APLICADO_BIGDATA.docx
@@ -2,6 +2,23 @@
 <file path=word/document.xml><?xml version="1.0" encoding="utf-8"?>
 <w:document xmlns:w14="http://schemas.microsoft.com/office/word/2010/wordml" xmlns:wp14="http://schemas.microsoft.com/office/word/2010/wordprocessingDrawing" xmlns:w="http://schemas.openxmlformats.org/wordprocessingml/2006/main" xmlns:m="http://schemas.openxmlformats.org/officeDocument/2006/math" xmlns:r="http://schemas.openxmlformats.org/officeDocument/2006/relationships" xmlns:o="urn:schemas-microsoft-com:office:office" xmlns:v="urn:schemas-microsoft-com:vml" xmlns:w10="urn:schemas-microsoft-com:office:word" xmlns:a="http://schemas.openxmlformats.org/drawingml/2006/main" xmlns:pic="http://schemas.openxmlformats.org/drawingml/2006/picture" xmlns:wp="http://schemas.openxmlformats.org/drawingml/2006/wordprocessingDrawing" xmlns:mc="http://schemas.openxmlformats.org/markup-compatibility/2006" mc:Ignorable="w14 wp14">
   <w:body>
+    <w:bookmarkStart w:name="X88fa33e011a2a6aec06c1c6f2f16a0e513c7f3d" w:id="160"/>
+    <w:p xmlns:wp14="http://schemas.microsoft.com/office/word/2010/wordml" wp14:textId="77777777">
+      <w:pPr>
+        <w:pStyle w:val="Heading1"/>
+        <w:jc w:val="center"/>
+      </w:pPr>
+      <w:r>
+        <w:rPr/>
+        <w:t>Diseño de una arquitectura Big Data para el monitoreo de transacciones financieras</w:t>
+      </w:r>
+    </w:p>
+    <w:bookmarkStart w:name="portada" w:id="10"/>
+    <w:p>
+      <w:pPr>
+        <w:pStyle w:val="BodyText"/>
+      </w:pPr>
+    </w:p>
     <w:p xmlns:wp14="http://schemas.microsoft.com/office/word/2010/wordml" wp14:textId="77777777">
       <w:pPr>
         <w:pStyle w:val="FirstParagraph"/>
@@ -42,22 +59,7 @@
         <w:t>Diseño de Arquitecturas para Sistemas de Big Data</w:t>
       </w:r>
     </w:p>
-    <w:bookmarkStart w:name="X88fa33e011a2a6aec06c1c6f2f16a0e513c7f3d" w:id="149"/>
-    <w:p>
-      <w:pPr>
-        <w:pStyle w:val="BodyText"/>
-      </w:pPr>
-    </w:p>
-    <w:p xmlns:wp14="http://schemas.microsoft.com/office/word/2010/wordml" wp14:textId="77777777">
-      <w:pPr>
-        <w:pStyle w:val="Heading1"/>
-        <w:jc w:val="center"/>
-      </w:pPr>
-      <w:r>
-        <w:rPr/>
-        <w:t>Diseño de una arquitectura Big Data para el monitoreo de transacciones financieras</w:t>
-      </w:r>
-    </w:p>
+    <w:bookmarkStart w:name="Xa5fd569aceae7c113ee446ed00c0d36b4366d2e" w:id="9"/>
     <w:p>
       <w:pPr>
         <w:pStyle w:val="FirstParagraph"/>
@@ -67,156 +69,163 @@
         </w:rPr>
       </w:pPr>
     </w:p>
-    <w:p xmlns:wp14="http://schemas.microsoft.com/office/word/2010/wordml" wp14:textId="2A332B83">
+    <w:p xmlns:wp14="http://schemas.microsoft.com/office/word/2010/wordml" wp14:textId="093249FB">
       <w:pPr>
         <w:pStyle w:val="FirstParagraph"/>
-        <w:jc w:val="center"/>
+      </w:pPr>
+      <w:r>
         <w:rPr>
           <w:b w:val="1"/>
           <w:bCs w:val="1"/>
-          <w:sz w:val="40"/>
-          <w:szCs w:val="40"/>
-        </w:rPr>
+        </w:rPr>
+        <w:t>Informe</w:t>
+      </w:r>
+    </w:p>
+    <w:p xmlns:wp14="http://schemas.microsoft.com/office/word/2010/wordml" wp14:textId="77777777">
+      <w:pPr>
+        <w:pStyle w:val="BodyText"/>
+      </w:pPr>
+      <w:r>
+        <w:rPr>
+          <w:b/>
+          <w:bCs/>
+        </w:rPr>
+        <w:t xml:space="preserve">Autor:</w:t>
+      </w:r>
+      <w:r>
+        <w:t xml:space="preserve"> </w:t>
+      </w:r>
+      <w:r>
+        <w:t xml:space="preserve">Ruben Cabrera</w:t>
+      </w:r>
+      <w:r>
+        <w:br/>
+      </w:r>
+      <w:r>
+        <w:rPr>
+          <w:b/>
+          <w:bCs/>
+        </w:rPr>
+        <w:t xml:space="preserve">Docente:</w:t>
+      </w:r>
+      <w:r>
+        <w:t xml:space="preserve"> </w:t>
+      </w:r>
+      <w:r>
+        <w:t xml:space="preserve">MSc. Ing. Marcelo Fernando Condori Mendoza</w:t>
+      </w:r>
+      <w:r>
+        <w:br/>
+      </w:r>
+      <w:r>
+        <w:rPr>
+          <w:b/>
+          <w:bCs/>
+        </w:rPr>
+        <w:t xml:space="preserve">Fecha:</w:t>
+      </w:r>
+      <w:r>
+        <w:t xml:space="preserve"> </w:t>
+      </w:r>
+      <w:r>
+        <w:t xml:space="preserve">22 de octubre de 2026</w:t>
+      </w:r>
+    </w:p>
+    <w:p xmlns:wp14="http://schemas.microsoft.com/office/word/2010/wordml" wp14:textId="77777777">
+      <w:r>
+        <w:pict w14:anchorId="117D2D19">
+          <v:rect style="width:0;height:1.5pt" o:hr="t" o:hrstd="t" o:hralign="center"/>
+        </w:pict>
+      </w:r>
+    </w:p>
+    <w:bookmarkEnd w:id="9"/>
+    <w:bookmarkEnd w:id="10"/>
+    <w:bookmarkStart w:name="resumen" w:id="11"/>
+    <w:p xmlns:wp14="http://schemas.microsoft.com/office/word/2010/wordml" wp14:textId="77777777">
+      <w:pPr>
+        <w:pStyle w:val="Heading2"/>
+      </w:pPr>
+      <w:r>
+        <w:t xml:space="preserve">Resumen</w:t>
+      </w:r>
+    </w:p>
+    <w:p xmlns:wp14="http://schemas.microsoft.com/office/word/2010/wordml" wp14:textId="77777777">
+      <w:pPr>
+        <w:pStyle w:val="FirstParagraph"/>
+        <w:jc w:val="both"/>
+      </w:pPr>
+      <w:r>
+        <w:rPr/>
+        <w:t>Este trabajo documenta la ejecución, revisión y mejora de un proyecto académico que representa un sistema de monitoreo de transacciones financieras mediante componentes y conceptos de Big Data. La aplicación genera transacciones sintéticas y presenta cinco áreas: procesamiento por lotes y capas Bronze/Silver/Gold; comparación conceptual entre batch y streaming; tolerancia a fallos mediante Circuit Breaker; simulación de recuperación ante desastres; y estrategias de sharding y replicación.</w:t>
+      </w:r>
+    </w:p>
+    <w:p xmlns:wp14="http://schemas.microsoft.com/office/word/2010/wordml" wp14:textId="77777777">
+      <w:pPr>
+        <w:pStyle w:val="BodyText"/>
+        <w:jc w:val="both"/>
+      </w:pPr>
+      <w:r>
+        <w:rPr/>
+        <w:t>La versión local se ejecutó con Python 3.12.3 en Linux, dentro de un entorno virtual. Se instaló el conjunto base de dependencias, se ejecutó la demo completa, se abrió el dashboard Streamlit y se ejecutaron módulos individuales. La revisión inicial permitió detectar fallos y resultados inconsistentes. Se corrigió una latencia negativa en la simulación de replicación, se cambió la clave usada para distribuir transacciones entre shards y se modificó la replicación del simulador DRP para copiar todos los registros pendientes. También se reemplazó una llamada de fecha UTC obsoleta y se documentó la forma correcta de invocar el módulo DRP.</w:t>
+      </w:r>
+    </w:p>
+    <w:p xmlns:wp14="http://schemas.microsoft.com/office/word/2010/wordml" wp14:textId="77777777">
+      <w:pPr>
+        <w:pStyle w:val="BodyText"/>
+        <w:jc w:val="both"/>
+      </w:pPr>
+      <w:r>
+        <w:rPr/>
+        <w:t>En una corrida de sharding con 500 transacciones, la distribución inicial dejó un shard vacío; después del cambio, los tres shards recibieron 155, 169 y 176 registros, con un balance calculado de 88,1 %. Además, la clave región-cliente del simulador se asigna con SHA-256 y módulo, de modo que una clave fija conservó su shard en cinco procesos independientes. En nueve mediciones con semillas y tamaños diferentes, el balance osciló entre 59,0 % y 94,1 %, lo que muestra que la reproducibilidad no asegura por sí misma una distribución perfectamente equilibrada. En el simulacro DRP de 200 transacciones, la línea base reportó 100 recuperadas y 100 posiblemente perdidas; tras la mejora se reportaron 200 recuperadas, cero perdidas y cero brechas. El ETL de una corrida recibió 500 registros, conservó 499 en Silver y rechazó uno. Estas cifras son resultados de simulación local y pueden cambiar entre ejecuciones.</w:t>
+      </w:r>
+    </w:p>
+    <w:p xmlns:wp14="http://schemas.microsoft.com/office/word/2010/wordml" wp14:textId="77777777">
+      <w:pPr>
+        <w:pStyle w:val="BodyText"/>
+        <w:jc w:val="both"/>
+      </w:pPr>
+      <w:r>
+        <w:rPr/>
+        <w:t>El proyecto demuestra flujos didácticos, pero no ejecuta en esta evidencia un clúster real distribuido, almacenamiento Delta, replicación entre regiones ni servicios externos de monitoreo. El informe distingue por ello la arquitectura conceptual del comportamiento realmente ejecutado.</w:t>
+      </w:r>
+    </w:p>
+    <w:p xmlns:wp14="http://schemas.microsoft.com/office/word/2010/wordml" wp14:textId="77777777">
+      <w:pPr>
+        <w:pStyle w:val="BodyText"/>
+        <w:jc w:val="both"/>
       </w:pPr>
       <w:r>
         <w:rPr>
           <w:b w:val="1"/>
           <w:bCs w:val="1"/>
-          <w:sz w:val="36"/>
-          <w:szCs w:val="36"/>
-        </w:rPr>
-        <w:t>Informe</w:t>
-      </w:r>
-    </w:p>
+        </w:rPr>
+        <w:t>Palabras clave:</w:t>
+      </w:r>
+      <w:r>
+        <w:rPr/>
+        <w:t xml:space="preserve"> </w:t>
+      </w:r>
+      <w:r>
+        <w:rPr/>
+        <w:t>Big Data, arquitectura Lambda, ETL, lakehouse, sharding, replicación, Circuit Breaker, DRP, RTO, RPO.</w:t>
+      </w:r>
+    </w:p>
+    <w:bookmarkEnd w:id="11"/>
+    <w:bookmarkStart w:name="índice-propuesto-para-word" w:id="12"/>
     <w:p>
       <w:pPr>
         <w:pStyle w:val="BodyText"/>
-      </w:pPr>
-    </w:p>
-    <w:p>
-      <w:pPr>
-        <w:pStyle w:val="BodyText"/>
-      </w:pPr>
-    </w:p>
-    <w:p xmlns:wp14="http://schemas.microsoft.com/office/word/2010/wordml" wp14:textId="7304DE17">
-      <w:pPr>
-        <w:pStyle w:val="BodyText"/>
-      </w:pPr>
-      <w:r>
-        <w:rPr>
-          <w:b w:val="1"/>
-          <w:bCs w:val="1"/>
-        </w:rPr>
-        <w:t>Autor:</w:t>
-      </w:r>
-      <w:r>
-        <w:rPr/>
-        <w:t xml:space="preserve"> </w:t>
-      </w:r>
-      <w:r>
-        <w:rPr/>
-        <w:t>Ruben Cabrera</w:t>
-      </w:r>
-    </w:p>
-    <w:p xmlns:wp14="http://schemas.microsoft.com/office/word/2010/wordml" wp14:textId="1D40FC5E">
-      <w:pPr>
-        <w:pStyle w:val="BodyText"/>
-      </w:pPr>
-      <w:r>
-        <w:br/>
-      </w:r>
-      <w:r>
-        <w:rPr>
-          <w:b w:val="1"/>
-          <w:bCs w:val="1"/>
-          <w:lang w:val="es-ES"/>
-        </w:rPr>
-        <w:t>Docente:</w:t>
-      </w:r>
-      <w:r>
-        <w:rPr>
-          <w:lang w:val="es-ES"/>
-        </w:rPr>
-        <w:t xml:space="preserve"> </w:t>
-      </w:r>
-      <w:r>
-        <w:rPr>
-          <w:lang w:val="es-ES"/>
-        </w:rPr>
-        <w:t>MSc. Ing. Marcelo Fernando Condori Mendoza</w:t>
-      </w:r>
-    </w:p>
-    <w:p xmlns:wp14="http://schemas.microsoft.com/office/word/2010/wordml" wp14:textId="47326079">
-      <w:pPr>
-        <w:pStyle w:val="BodyText"/>
-        <w:rPr>
-          <w:lang w:val="es-ES"/>
-        </w:rPr>
-      </w:pPr>
-    </w:p>
-    <w:p xmlns:wp14="http://schemas.microsoft.com/office/word/2010/wordml" wp14:textId="3D0F4F35">
-      <w:pPr>
-        <w:pStyle w:val="BodyText"/>
-        <w:rPr>
-          <w:lang w:val="es-ES"/>
-        </w:rPr>
-      </w:pPr>
-    </w:p>
-    <w:p xmlns:wp14="http://schemas.microsoft.com/office/word/2010/wordml" wp14:textId="4505DEE0">
-      <w:pPr>
-        <w:pStyle w:val="BodyText"/>
-        <w:rPr>
-          <w:lang w:val="es-ES"/>
-        </w:rPr>
-      </w:pPr>
-    </w:p>
-    <w:p xmlns:wp14="http://schemas.microsoft.com/office/word/2010/wordml" wp14:textId="63EC0C8E">
-      <w:pPr>
-        <w:pStyle w:val="BodyText"/>
-      </w:pPr>
-      <w:r>
-        <w:br/>
-      </w:r>
-      <w:r>
-        <w:rPr>
-          <w:b w:val="1"/>
-          <w:bCs w:val="1"/>
-          <w:lang w:val="es-ES"/>
-        </w:rPr>
-        <w:t>Fecha:</w:t>
-      </w:r>
-      <w:r>
-        <w:rPr>
-          <w:lang w:val="es-ES"/>
-        </w:rPr>
-        <w:t xml:space="preserve"> </w:t>
-      </w:r>
-      <w:r>
-        <w:rPr>
-          <w:lang w:val="es-ES"/>
-        </w:rPr>
-        <w:t>22 de octubre de 2026</w:t>
-      </w:r>
-    </w:p>
-    <w:p xmlns:wp14="http://schemas.microsoft.com/office/word/2010/wordml" wp14:textId="77777777">
-      <w:r>
-        <w:pict w14:anchorId="3741C892">
-          <v:rect style="width:0;height:1.5pt" o:hr="t" o:hrstd="t" o:hralign="center"/>
-        </w:pict>
-      </w:r>
-    </w:p>
-    <w:p xmlns:wp14="http://schemas.microsoft.com/office/word/2010/wordml" wp14:textId="77777777">
-      <w:r>
-        <w:br w:type="page"/>
-      </w:r>
-    </w:p>
-    <w:bookmarkStart w:name="resumen" w:id="9"/>
+        <w:jc w:val="both"/>
+      </w:pPr>
+    </w:p>
     <w:p xmlns:wp14="http://schemas.microsoft.com/office/word/2010/wordml" wp14:textId="77777777">
       <w:pPr>
         <w:pStyle w:val="Heading2"/>
-      </w:pPr>
-      <w:r>
-        <w:t xml:space="preserve">Resumen</w:t>
+        <w:jc w:val="both"/>
+      </w:pPr>
+      <w:r>
+        <w:rPr/>
+        <w:t>Índice propuesto para Word</w:t>
       </w:r>
     </w:p>
     <w:p xmlns:wp14="http://schemas.microsoft.com/office/word/2010/wordml" wp14:textId="77777777">
@@ -226,81 +235,7 @@
       </w:pPr>
       <w:r>
         <w:rPr/>
-        <w:t>Este trabajo documenta la ejecución, revisión y mejora de un proyecto académico que representa un sistema de monitoreo de transacciones financieras mediante componentes y conceptos de Big Data. La aplicación genera transacciones sintéticas y presenta cinco áreas: procesamiento por lotes y capas Bronze/Silver/Gold; comparación conceptual entre batch y streaming; tolerancia a fallos mediante Circuit Breaker; simulación de recuperación ante desastres; y estrategias de sharding y replicación.</w:t>
-      </w:r>
-    </w:p>
-    <w:p xmlns:wp14="http://schemas.microsoft.com/office/word/2010/wordml" wp14:textId="77777777">
-      <w:pPr>
-        <w:pStyle w:val="BodyText"/>
-        <w:jc w:val="both"/>
-      </w:pPr>
-      <w:r>
-        <w:rPr/>
-        <w:t>La versión local se ejecutó con Python 3.12.3 en Linux, dentro de un entorno virtual. Se instaló el conjunto base de dependencias, se ejecutó la demo completa, se abrió el dashboard Streamlit y se ejecutaron módulos individuales. La revisión inicial permitió detectar fallos y resultados inconsistentes. Se corrigió una latencia negativa en la simulación de replicación, se cambió la clave usada para distribuir transacciones entre shards y se modificó la replicación del simulador DRP para copiar todos los registros pendientes. También se reemplazó una llamada de fecha UTC obsoleta y se documentó la forma correcta de invocar el módulo DRP.</w:t>
-      </w:r>
-    </w:p>
-    <w:p xmlns:wp14="http://schemas.microsoft.com/office/word/2010/wordml" wp14:textId="77777777">
-      <w:pPr>
-        <w:pStyle w:val="BodyText"/>
-        <w:jc w:val="both"/>
-      </w:pPr>
-      <w:r>
-        <w:rPr/>
-        <w:t>En una corrida de sharding con 500 transacciones, la distribución inicial dejó un shard vacío; después del cambio, los tres shards recibieron 155, 169 y 176 registros, con un balance calculado de 88,1 %. En el simulacro DRP de 200 transacciones, la línea base reportó 100 recuperadas y 100 posiblemente perdidas; tras la mejora se reportaron 200 recuperadas, cero perdidas y cero brechas. El ETL de una corrida recibió 500 registros, conservó 499 en Silver y rechazó uno. Estas cifras son resultados de simulación local y pueden cambiar entre ejecuciones.</w:t>
-      </w:r>
-    </w:p>
-    <w:p xmlns:wp14="http://schemas.microsoft.com/office/word/2010/wordml" wp14:textId="77777777">
-      <w:pPr>
-        <w:pStyle w:val="BodyText"/>
-        <w:jc w:val="both"/>
-      </w:pPr>
-      <w:r>
-        <w:rPr/>
-        <w:t>El proyecto demuestra flujos didácticos, pero no ejecuta en esta evidencia un clúster real distribuido, almacenamiento Delta, replicación entre regiones ni servicios externos de monitoreo. El informe distingue por ello la arquitectura conceptual del comportamiento realmente ejecutado.</w:t>
-      </w:r>
-    </w:p>
-    <w:p xmlns:wp14="http://schemas.microsoft.com/office/word/2010/wordml" wp14:textId="77777777">
-      <w:pPr>
-        <w:pStyle w:val="BodyText"/>
-        <w:jc w:val="both"/>
-      </w:pPr>
-      <w:r>
-        <w:rPr>
-          <w:b w:val="1"/>
-          <w:bCs w:val="1"/>
-        </w:rPr>
-        <w:t>Palabras clave:</w:t>
-      </w:r>
-      <w:r>
-        <w:rPr/>
-        <w:t xml:space="preserve"> </w:t>
-      </w:r>
-      <w:r>
-        <w:rPr/>
-        <w:t>Big Data, arquitectura Lambda, ETL, lakehouse, sharding, replicación, Circuit Breaker, DRP, RTO, RPO.</w:t>
-      </w:r>
-    </w:p>
-    <w:p xmlns:wp14="http://schemas.microsoft.com/office/word/2010/wordml" wp14:textId="77777777">
-      <w:r>
-        <w:br w:type="page"/>
-      </w:r>
-    </w:p>
-    <w:bookmarkEnd w:id="9"/>
-    <w:bookmarkStart w:name="contenido" w:id="10"/>
-    <w:p xmlns:wp14="http://schemas.microsoft.com/office/word/2010/wordml" wp14:textId="77777777">
-      <w:pPr>
-        <w:pStyle w:val="Heading2"/>
-      </w:pPr>
-      <w:r>
-        <w:t xml:space="preserve">Contenido</w:t>
-      </w:r>
-    </w:p>
-    <w:p xmlns:wp14="http://schemas.microsoft.com/office/word/2010/wordml" wp14:textId="77777777">
-      <w:pPr>
-        <w:pStyle w:val="FirstParagraph"/>
-      </w:pPr>
-      <w:r>
-        <w:t xml:space="preserve">Secciones incluidas en el informe:</w:t>
+        <w:t>Al maquetar en Word, generar el índice automáticamente a partir de los estilos de encabezado. El orden de este borrador es:</w:t>
       </w:r>
     </w:p>
     <w:p xmlns:wp14="http://schemas.microsoft.com/office/word/2010/wordml" wp14:textId="77777777">
@@ -310,9 +245,12 @@
           <w:ilvl w:val="0"/>
           <w:numId w:val="1001"/>
         </w:numPr>
-      </w:pPr>
-      <w:r>
-        <w:t xml:space="preserve">Introducción</w:t>
+        <w:jc w:val="both"/>
+        <w:rPr/>
+      </w:pPr>
+      <w:r>
+        <w:rPr/>
+        <w:t>Introducción</w:t>
       </w:r>
     </w:p>
     <w:p xmlns:wp14="http://schemas.microsoft.com/office/word/2010/wordml" wp14:textId="77777777">
@@ -322,9 +260,12 @@
           <w:ilvl w:val="0"/>
           <w:numId w:val="1001"/>
         </w:numPr>
-      </w:pPr>
-      <w:r>
-        <w:t xml:space="preserve">Objetivos</w:t>
+        <w:jc w:val="both"/>
+        <w:rPr/>
+      </w:pPr>
+      <w:r>
+        <w:rPr/>
+        <w:t>Objetivos</w:t>
       </w:r>
     </w:p>
     <w:p xmlns:wp14="http://schemas.microsoft.com/office/word/2010/wordml" wp14:textId="77777777">
@@ -334,9 +275,12 @@
           <w:ilvl w:val="0"/>
           <w:numId w:val="1001"/>
         </w:numPr>
-      </w:pPr>
-      <w:r>
-        <w:t xml:space="preserve">Alcance y método de trabajo</w:t>
+        <w:jc w:val="both"/>
+        <w:rPr/>
+      </w:pPr>
+      <w:r>
+        <w:rPr/>
+        <w:t>Alcance y método de trabajo</w:t>
       </w:r>
     </w:p>
     <w:p xmlns:wp14="http://schemas.microsoft.com/office/word/2010/wordml" wp14:textId="77777777">
@@ -346,9 +290,12 @@
           <w:ilvl w:val="0"/>
           <w:numId w:val="1001"/>
         </w:numPr>
-      </w:pPr>
-      <w:r>
-        <w:t xml:space="preserve">Marco teórico</w:t>
+        <w:jc w:val="both"/>
+        <w:rPr/>
+      </w:pPr>
+      <w:r>
+        <w:rPr/>
+        <w:t>Marco teórico</w:t>
       </w:r>
     </w:p>
     <w:p xmlns:wp14="http://schemas.microsoft.com/office/word/2010/wordml" wp14:textId="77777777">
@@ -358,9 +305,12 @@
           <w:ilvl w:val="0"/>
           <w:numId w:val="1001"/>
         </w:numPr>
-      </w:pPr>
-      <w:r>
-        <w:t xml:space="preserve">Descripción de la solución</w:t>
+        <w:jc w:val="both"/>
+        <w:rPr/>
+      </w:pPr>
+      <w:r>
+        <w:rPr/>
+        <w:t>Descripción de la solución</w:t>
       </w:r>
     </w:p>
     <w:p xmlns:wp14="http://schemas.microsoft.com/office/word/2010/wordml" wp14:textId="77777777">
@@ -370,9 +320,12 @@
           <w:ilvl w:val="0"/>
           <w:numId w:val="1001"/>
         </w:numPr>
-      </w:pPr>
-      <w:r>
-        <w:t xml:space="preserve">Implementación aplicada</w:t>
+        <w:jc w:val="both"/>
+        <w:rPr/>
+      </w:pPr>
+      <w:r>
+        <w:rPr/>
+        <w:t>Implementación aplicada</w:t>
       </w:r>
     </w:p>
     <w:p xmlns:wp14="http://schemas.microsoft.com/office/word/2010/wordml" wp14:textId="77777777">
@@ -382,9 +335,12 @@
           <w:ilvl w:val="0"/>
           <w:numId w:val="1001"/>
         </w:numPr>
-      </w:pPr>
-      <w:r>
-        <w:t xml:space="preserve">Mejoras y resultados comparativos</w:t>
+        <w:jc w:val="both"/>
+        <w:rPr/>
+      </w:pPr>
+      <w:r>
+        <w:rPr/>
+        <w:t>Mejoras y resultados comparativos</w:t>
       </w:r>
     </w:p>
     <w:p xmlns:wp14="http://schemas.microsoft.com/office/word/2010/wordml" wp14:textId="77777777">
@@ -394,9 +350,12 @@
           <w:ilvl w:val="0"/>
           <w:numId w:val="1001"/>
         </w:numPr>
-      </w:pPr>
-      <w:r>
-        <w:t xml:space="preserve">Limitaciones</w:t>
+        <w:jc w:val="both"/>
+        <w:rPr/>
+      </w:pPr>
+      <w:r>
+        <w:rPr/>
+        <w:t>Limitaciones</w:t>
       </w:r>
     </w:p>
     <w:p xmlns:wp14="http://schemas.microsoft.com/office/word/2010/wordml" wp14:textId="77777777">
@@ -406,9 +365,12 @@
           <w:ilvl w:val="0"/>
           <w:numId w:val="1001"/>
         </w:numPr>
-      </w:pPr>
-      <w:r>
-        <w:t xml:space="preserve">Conclusiones</w:t>
+        <w:jc w:val="both"/>
+        <w:rPr/>
+      </w:pPr>
+      <w:r>
+        <w:rPr/>
+        <w:t>Conclusiones</w:t>
       </w:r>
     </w:p>
     <w:p xmlns:wp14="http://schemas.microsoft.com/office/word/2010/wordml" wp14:textId="77777777">
@@ -418,9 +380,12 @@
           <w:ilvl w:val="0"/>
           <w:numId w:val="1001"/>
         </w:numPr>
-      </w:pPr>
-      <w:r>
-        <w:t xml:space="preserve">Recomendaciones</w:t>
+        <w:jc w:val="both"/>
+        <w:rPr/>
+      </w:pPr>
+      <w:r>
+        <w:rPr/>
+        <w:t>Referencias</w:t>
       </w:r>
     </w:p>
     <w:p xmlns:wp14="http://schemas.microsoft.com/office/word/2010/wordml" wp14:textId="77777777">
@@ -430,36 +395,31 @@
           <w:ilvl w:val="0"/>
           <w:numId w:val="1001"/>
         </w:numPr>
-      </w:pPr>
-      <w:r>
-        <w:t xml:space="preserve">Referencias</w:t>
-      </w:r>
-    </w:p>
-    <w:p xmlns:wp14="http://schemas.microsoft.com/office/word/2010/wordml" wp14:textId="77777777">
+        <w:jc w:val="both"/>
+        <w:rPr/>
+      </w:pPr>
+      <w:r>
+        <w:rPr/>
+        <w:t>Anexos</w:t>
+      </w:r>
+    </w:p>
+    <w:bookmarkEnd w:id="12"/>
+    <w:bookmarkStart w:name="introducción" w:id="13"/>
+    <w:p>
       <w:pPr>
         <w:pStyle w:val="Compact"/>
-        <w:numPr>
-          <w:ilvl w:val="0"/>
-          <w:numId w:val="1001"/>
-        </w:numPr>
-      </w:pPr>
-      <w:r>
-        <w:t xml:space="preserve">Anexos</w:t>
-      </w:r>
-    </w:p>
-    <w:p xmlns:wp14="http://schemas.microsoft.com/office/word/2010/wordml" wp14:textId="77777777">
-      <w:r>
-        <w:br w:type="page"/>
-      </w:r>
-    </w:p>
-    <w:bookmarkEnd w:id="10"/>
-    <w:bookmarkStart w:name="introducción" w:id="11"/>
+        <w:ind w:left="720"/>
+        <w:jc w:val="both"/>
+      </w:pPr>
+    </w:p>
     <w:p xmlns:wp14="http://schemas.microsoft.com/office/word/2010/wordml" wp14:textId="77777777">
       <w:pPr>
         <w:pStyle w:val="Heading2"/>
-      </w:pPr>
-      <w:r>
-        <w:t xml:space="preserve">1. Introducción</w:t>
+        <w:jc w:val="both"/>
+      </w:pPr>
+      <w:r>
+        <w:rPr/>
+        <w:t>1. Introducción</w:t>
       </w:r>
     </w:p>
     <w:p xmlns:wp14="http://schemas.microsoft.com/office/word/2010/wordml" wp14:textId="77777777">
@@ -534,23 +494,33 @@
         <w:t>El informe se estructura en objetivos, fundamentos, método, descripción aplicada, comparación de cambios, conclusiones y recomendaciones. En cada sección se diferencia entre conceptos respaldados por fuentes técnicas, comportamiento implementado en código y resultados observados en una corrida concreta.</w:t>
       </w:r>
     </w:p>
-    <w:bookmarkEnd w:id="11"/>
-    <w:bookmarkStart w:name="objetivos" w:id="14"/>
+    <w:bookmarkEnd w:id="13"/>
+    <w:bookmarkStart w:name="objetivos" w:id="16"/>
+    <w:p>
+      <w:pPr>
+        <w:pStyle w:val="BodyText"/>
+        <w:jc w:val="both"/>
+      </w:pPr>
+    </w:p>
     <w:p xmlns:wp14="http://schemas.microsoft.com/office/word/2010/wordml" wp14:textId="77777777">
       <w:pPr>
         <w:pStyle w:val="Heading2"/>
-      </w:pPr>
-      <w:r>
-        <w:t xml:space="preserve">2. Objetivos</w:t>
-      </w:r>
-    </w:p>
-    <w:bookmarkStart w:name="objetivo-general" w:id="12"/>
+        <w:jc w:val="both"/>
+      </w:pPr>
+      <w:r>
+        <w:rPr/>
+        <w:t>2. Objetivos</w:t>
+      </w:r>
+    </w:p>
+    <w:bookmarkStart w:name="objetivo-general" w:id="14"/>
     <w:p xmlns:wp14="http://schemas.microsoft.com/office/word/2010/wordml" wp14:textId="77777777">
       <w:pPr>
         <w:pStyle w:val="Heading3"/>
-      </w:pPr>
-      <w:r>
-        <w:t xml:space="preserve">2.1 Objetivo general</w:t>
+        <w:jc w:val="both"/>
+      </w:pPr>
+      <w:r>
+        <w:rPr/>
+        <w:t>2.1 Objetivo general</w:t>
       </w:r>
     </w:p>
     <w:p xmlns:wp14="http://schemas.microsoft.com/office/word/2010/wordml" wp14:textId="77777777">
@@ -563,8 +533,8 @@
         <w:t>Ejecutar, analizar y mejorar una aplicación didáctica de arquitectura Big Data para monitoreo de transacciones financieras sintéticas, documentando su funcionamiento, resultados, limitaciones y evidencias de ejecución.</w:t>
       </w:r>
     </w:p>
-    <w:bookmarkEnd w:id="12"/>
-    <w:bookmarkStart w:name="objetivos-específicos" w:id="13"/>
+    <w:bookmarkEnd w:id="14"/>
+    <w:bookmarkStart w:name="objetivos-específicos" w:id="15"/>
     <w:p xmlns:wp14="http://schemas.microsoft.com/office/word/2010/wordml" wp14:textId="77777777">
       <w:pPr>
         <w:pStyle w:val="Heading3"/>
@@ -650,24 +620,28 @@
         <w:t>Reunir capturas auténticas y registrar los resultados y cambios para facilitar la reproducción y evaluación del trabajo.</w:t>
       </w:r>
     </w:p>
-    <w:bookmarkEnd w:id="13"/>
-    <w:bookmarkEnd w:id="14"/>
-    <w:bookmarkStart w:name="alcance-y-método-de-trabajo" w:id="17"/>
+    <w:bookmarkEnd w:id="15"/>
+    <w:bookmarkEnd w:id="16"/>
+    <w:bookmarkStart w:name="alcance-y-método-de-trabajo" w:id="19"/>
     <w:p xmlns:wp14="http://schemas.microsoft.com/office/word/2010/wordml" wp14:textId="77777777">
       <w:pPr>
         <w:pStyle w:val="Heading2"/>
-      </w:pPr>
-      <w:r>
-        <w:t xml:space="preserve">3. Alcance y método de trabajo</w:t>
-      </w:r>
-    </w:p>
-    <w:bookmarkStart w:name="alcance" w:id="15"/>
+        <w:jc w:val="both"/>
+      </w:pPr>
+      <w:r>
+        <w:rPr/>
+        <w:t>3. Alcance y método de trabajo</w:t>
+      </w:r>
+    </w:p>
+    <w:bookmarkStart w:name="alcance" w:id="17"/>
     <w:p xmlns:wp14="http://schemas.microsoft.com/office/word/2010/wordml" wp14:textId="77777777">
       <w:pPr>
         <w:pStyle w:val="Heading3"/>
-      </w:pPr>
-      <w:r>
-        <w:t xml:space="preserve">3.1 Alcance</w:t>
+        <w:jc w:val="both"/>
+      </w:pPr>
+      <w:r>
+        <w:rPr/>
+        <w:t>3.1 Alcance</w:t>
       </w:r>
     </w:p>
     <w:p xmlns:wp14="http://schemas.microsoft.com/office/word/2010/wordml" wp14:textId="77777777">
@@ -690,8 +664,8 @@
         <w:t>No se levantó el stack Docker durante estas pruebas; la inspección inicial de Docker mostró cero imágenes, contenedores y volúmenes locales. No se ejecutó el DAG en Airflow ni se verificó conexión real a Kafka, PostgreSQL, SeaweedFS, Spark o Delta Lake. Las métricas de throughput, latencias y RTO/RPO se obtuvieron en un entorno local o dentro de simulaciones, por lo que no deben interpretarse como mediciones de capacidad de producción.</w:t>
       </w:r>
     </w:p>
-    <w:bookmarkEnd w:id="15"/>
-    <w:bookmarkStart w:name="método" w:id="16"/>
+    <w:bookmarkEnd w:id="17"/>
+    <w:bookmarkStart w:name="método" w:id="18"/>
     <w:p xmlns:wp14="http://schemas.microsoft.com/office/word/2010/wordml" wp14:textId="77777777">
       <w:pPr>
         <w:pStyle w:val="Heading3"/>
@@ -841,24 +815,39 @@
         <w:t>La evidencia de ejecución es manual y observacional. No se afirma que se haya ejecutado una suite de pruebas unitarias automatizada. Los números aleatorios usados por los simuladores hacen que diferentes corridas produzcan resultados distintos.</w:t>
       </w:r>
     </w:p>
-    <w:bookmarkEnd w:id="16"/>
-    <w:bookmarkEnd w:id="17"/>
-    <w:bookmarkStart w:name="marco-teórico" w:id="28"/>
-    <w:p xmlns:wp14="http://schemas.microsoft.com/office/word/2010/wordml" wp14:textId="77777777">
+    <w:bookmarkEnd w:id="18"/>
+    <w:bookmarkEnd w:id="19"/>
+    <w:bookmarkStart w:name="marco-teórico" w:id="30"/>
+    <w:p>
+      <w:pPr>
+        <w:pStyle w:val="BodyText"/>
+      </w:pPr>
+    </w:p>
+    <w:p>
       <w:pPr>
         <w:pStyle w:val="Heading2"/>
-      </w:pPr>
-      <w:r>
-        <w:t xml:space="preserve">4. Marco teórico</w:t>
-      </w:r>
-    </w:p>
-    <w:bookmarkStart w:name="big-data-y-las-dimensiones-de-los-datos" w:id="18"/>
+        <w:jc w:val="both"/>
+      </w:pPr>
+    </w:p>
+    <w:p xmlns:wp14="http://schemas.microsoft.com/office/word/2010/wordml" wp14:textId="77777777">
+      <w:pPr>
+        <w:pStyle w:val="Heading2"/>
+        <w:jc w:val="both"/>
+      </w:pPr>
+      <w:r>
+        <w:rPr/>
+        <w:t>4. Marco teórico</w:t>
+      </w:r>
+    </w:p>
+    <w:bookmarkStart w:name="big-data-y-las-dimensiones-de-los-datos" w:id="20"/>
     <w:p xmlns:wp14="http://schemas.microsoft.com/office/word/2010/wordml" wp14:textId="77777777">
       <w:pPr>
         <w:pStyle w:val="Heading3"/>
-      </w:pPr>
-      <w:r>
-        <w:t xml:space="preserve">4.1 Big Data y las dimensiones de los datos</w:t>
+        <w:jc w:val="both"/>
+      </w:pPr>
+      <w:r>
+        <w:rPr/>
+        <w:t>4.1 Big Data y las dimensiones de los datos</w:t>
       </w:r>
     </w:p>
     <w:p xmlns:wp14="http://schemas.microsoft.com/office/word/2010/wordml" wp14:textId="77777777">
@@ -871,8 +860,8 @@
         <w:t>En este trabajo se usa el marco didáctico de las cinco V: volumen, velocidad, variedad, veracidad y valor. El simulador ejemplifica volumen al generar lotes, velocidad al producir eventos de forma continua, variedad mediante campos de transacción y metadatos semiestructurados, veracidad mediante indicadores de completitud y fraude potencial, y valor a través de agregaciones que pueden alimentar un análisis. Estas dimensiones se utilizan como una lente para describir el caso; la demo no constituye por sí sola una prueba de escala masiva ni de detección financiera real.</w:t>
       </w:r>
     </w:p>
-    <w:bookmarkEnd w:id="18"/>
-    <w:bookmarkStart w:name="arquitecturas-lambda-y-kappa" w:id="19"/>
+    <w:bookmarkEnd w:id="20"/>
+    <w:bookmarkStart w:name="arquitecturas-lambda-y-kappa" w:id="21"/>
     <w:p xmlns:wp14="http://schemas.microsoft.com/office/word/2010/wordml" wp14:textId="77777777">
       <w:pPr>
         <w:pStyle w:val="Heading3"/>
@@ -903,8 +892,8 @@
         <w:t>En el repositorio, la arquitectura Lambda aparece como referencia conceptual. El pipeline ETL local sí escribe archivos JSON por capas, y el simulador tiene una función generadora continua. Kafka y Flink aparecen en documentación y componentes, pero las cifras de la tabla “Batch vs Streaming” de la demo son simuladas: no provienen de una medición contra clústeres Apache Spark, Kafka o Flink reales.</w:t>
       </w:r>
     </w:p>
-    <w:bookmarkEnd w:id="19"/>
-    <w:bookmarkStart w:name="ingesta-batch-y-streaming" w:id="20"/>
+    <w:bookmarkEnd w:id="21"/>
+    <w:bookmarkStart w:name="ingesta-batch-y-streaming" w:id="22"/>
     <w:p xmlns:wp14="http://schemas.microsoft.com/office/word/2010/wordml" wp14:textId="77777777">
       <w:pPr>
         <w:pStyle w:val="Heading3"/>
@@ -935,8 +924,14 @@
         <w:t>El productor y consumidor Kafka forman parte del proyecto, pero la ejecución documentada en este informe no inició el broker Docker. La demo local utiliza el simulador y procesamiento en memoria/archivos, así que la comparación presentada es ilustrativa y no una evaluación de latencia de Kafka frente a Spark.</w:t>
       </w:r>
     </w:p>
-    <w:bookmarkEnd w:id="20"/>
-    <w:bookmarkStart w:name="lakehouse-y-capas-bronze-silver-y-gold" w:id="21"/>
+    <w:bookmarkEnd w:id="22"/>
+    <w:bookmarkStart w:name="lakehouse-y-capas-bronze-silver-y-gold" w:id="23"/>
+    <w:p>
+      <w:pPr>
+        <w:pStyle w:val="BodyText"/>
+        <w:jc w:val="both"/>
+      </w:pPr>
+    </w:p>
     <w:p xmlns:wp14="http://schemas.microsoft.com/office/word/2010/wordml" wp14:textId="77777777">
       <w:pPr>
         <w:pStyle w:val="Heading3"/>
@@ -1027,8 +1022,8 @@
         <w:t>; por tanto, esta ejecución usa la ruta local y no una tabla Delta ni un motor Spark distribuido. Los nombres de las capas describen la organización del flujo, no una implementación Delta activa.</w:t>
       </w:r>
     </w:p>
-    <w:bookmarkEnd w:id="21"/>
-    <w:bookmarkStart w:name="particionamiento-y-balance-de-carga" w:id="22"/>
+    <w:bookmarkEnd w:id="23"/>
+    <w:bookmarkStart w:name="particionamiento-y-balance-de-carga" w:id="24"/>
     <w:p xmlns:wp14="http://schemas.microsoft.com/office/word/2010/wordml" wp14:textId="77777777">
       <w:pPr>
         <w:pStyle w:val="Heading3"/>
@@ -1056,7 +1051,7 @@
       </w:pPr>
       <w:r>
         <w:rPr/>
-        <w:t>El proyecto mide un balance comparando el shard con menor número de registros con el de mayor número. Esta métrica es una heurística sencilla del código, no un indicador universal de capacidad o latencia. En esta aplicación, la mejora consistió en dar prioridad a</w:t>
+        <w:t>El proyecto mide un balance comparando el shard con menor número de registros con el de mayor número. Esta métrica es una heurística sencilla del código, no un indicador universal de capacidad o latencia. En el particionador, la mejora consistió en dar prioridad a</w:t>
       </w:r>
       <w:r>
         <w:rPr/>
@@ -1088,11 +1083,29 @@
       </w:r>
       <w:r>
         <w:rPr/>
-        <w:t>que ya contenía uno de pocos nombres de shard.</w:t>
-      </w:r>
-    </w:p>
-    <w:bookmarkEnd w:id="22"/>
-    <w:bookmarkStart w:name="replicación-y-compromiso-cap" w:id="23"/>
+        <w:t>que ya contenía uno de pocos nombres de shard. Además, el generador asigna</w:t>
+      </w:r>
+      <w:r>
+        <w:rPr/>
+        <w:t xml:space="preserve"> </w:t>
+      </w:r>
+      <w:r>
+        <w:rPr>
+          <w:rStyle w:val="VerbatimChar"/>
+        </w:rPr>
+        <w:t>shard_key</w:t>
+      </w:r>
+      <w:r>
+        <w:rPr/>
+        <w:t xml:space="preserve"> </w:t>
+      </w:r>
+      <w:r>
+        <w:rPr/>
+        <w:t>a partir de la clave compuesta región-cliente mediante SHA-256 y módulo. Así, la misma pareja se asigna al mismo shard en ejecuciones distintas. Esta función es determinista, pero no es hashing consistente: al cambiar la cantidad de shards, algunas claves se reasignan.</w:t>
+      </w:r>
+    </w:p>
+    <w:bookmarkEnd w:id="24"/>
+    <w:bookmarkStart w:name="replicación-y-compromiso-cap" w:id="25"/>
     <w:p xmlns:wp14="http://schemas.microsoft.com/office/word/2010/wordml" wp14:textId="77777777">
       <w:pPr>
         <w:pStyle w:val="Heading3"/>
@@ -1123,8 +1136,8 @@
         <w:t>El teorema CAP trata los compromisos entre consistencia y disponibilidad cuando hay una partición de red; no significa simplemente que un sistema elige permanentemente dos de tres propiedades en todos los momentos. Gilbert y Lynch revisan su formalización y sus implicaciones prácticas [3]. El cuadro CAP de la demo se usa como apoyo docente y sus clasificaciones de estrategias deben leerse como simplificaciones, no como una garantía formal acerca de implementaciones reales.</w:t>
       </w:r>
     </w:p>
-    <w:bookmarkEnd w:id="23"/>
-    <w:bookmarkStart w:name="circuit-breaker-y-tolerancia-a-fallos" w:id="24"/>
+    <w:bookmarkEnd w:id="25"/>
+    <w:bookmarkStart w:name="circuit-breaker-y-tolerancia-a-fallos" w:id="26"/>
     <w:p xmlns:wp14="http://schemas.microsoft.com/office/word/2010/wordml" wp14:textId="77777777">
       <w:pPr>
         <w:pStyle w:val="Heading3"/>
@@ -1155,8 +1168,8 @@
         <w:t>El módulo local simula llamadas exitosas y fallidas, cuenta resultados y cambia entre estados. No prueba una dependencia bancaria real ni una recuperación de servicio externo. El carácter aleatorio de los fallos explica que contadores y secuencias varíen entre corridas.</w:t>
       </w:r>
     </w:p>
-    <w:bookmarkEnd w:id="24"/>
-    <w:bookmarkStart w:name="observabilidad" w:id="25"/>
+    <w:bookmarkEnd w:id="26"/>
+    <w:bookmarkStart w:name="observabilidad" w:id="27"/>
     <w:p xmlns:wp14="http://schemas.microsoft.com/office/word/2010/wordml" wp14:textId="77777777">
       <w:pPr>
         <w:pStyle w:val="Heading3"/>
@@ -1187,8 +1200,8 @@
         <w:t>El módulo del proyecto implementa contadores, medidores, histogramas, trazas y reglas de alerta en memoria. Durante una corrida individual registró 94 mensajes, 6 errores y una tasa de error de 6,38 %, lo que disparó una alerta configurada sobre 5 %. No se verificó exportación a Prometheus, Grafana, Jaeger u OpenTelemetry Collector; esas integraciones son extensiones recomendables, no resultados realizados.</w:t>
       </w:r>
     </w:p>
-    <w:bookmarkEnd w:id="25"/>
-    <w:bookmarkStart w:name="X91425603721f5f5003b58f83f15b9ee1cbc0cbf" w:id="26"/>
+    <w:bookmarkEnd w:id="27"/>
+    <w:bookmarkStart w:name="X91425603721f5f5003b58f83f15b9ee1cbc0cbf" w:id="28"/>
     <w:p xmlns:wp14="http://schemas.microsoft.com/office/word/2010/wordml" wp14:textId="77777777">
       <w:pPr>
         <w:pStyle w:val="Heading3"/>
@@ -1219,8 +1232,8 @@
         <w:t>El módulo DRP define procesos, sitios hot/warm/cold, replicación, failover, failback y simulacros. En el escenario probado, estos elementos y el redireccionamiento DNS/anycast son simulados dentro de un proceso Python; no hay centros de datos ni red multi-región activos. La secuencia de prueba y la restauración final del estado se representan en la Figura 28.</w:t>
       </w:r>
     </w:p>
-    <w:bookmarkEnd w:id="26"/>
-    <w:bookmarkStart w:name="marcas-temporales-utc" w:id="27"/>
+    <w:bookmarkEnd w:id="28"/>
+    <w:bookmarkStart w:name="marcas-temporales-utc" w:id="29"/>
     <w:p xmlns:wp14="http://schemas.microsoft.com/office/word/2010/wordml" wp14:textId="77777777">
       <w:pPr>
         <w:pStyle w:val="Heading3"/>
@@ -1237,80 +1250,73 @@
         <w:jc w:val="both"/>
       </w:pPr>
       <w:r>
-        <w:rPr>
-          <w:lang w:val="es-ES"/>
-        </w:rPr>
+        <w:rPr/>
         <w:t>Las marcas temporales deben incluir una zona horaria cuando representan UTC, para evitar interpretar una fecha ingenua como hora local. La documentación oficial de Python 3.12 marca</w:t>
       </w:r>
       <w:r>
-        <w:rPr>
-          <w:lang w:val="es-ES"/>
-        </w:rPr>
+        <w:rPr/>
         <w:t xml:space="preserve"> </w:t>
       </w:r>
       <w:r>
         <w:rPr>
           <w:rStyle w:val="VerbatimChar"/>
-          <w:lang w:val="es-ES"/>
         </w:rPr>
         <w:t>datetime.utcnow()</w:t>
       </w:r>
       <w:r>
-        <w:rPr>
-          <w:lang w:val="es-ES"/>
-        </w:rPr>
-        <w:t xml:space="preserve"> </w:t>
-      </w:r>
-      <w:r>
-        <w:rPr>
-          <w:lang w:val="es-ES"/>
-        </w:rPr>
+        <w:rPr/>
+        <w:t xml:space="preserve"> </w:t>
+      </w:r>
+      <w:r>
+        <w:rPr/>
         <w:t>como obsoleto y recomienda objetos con zona horaria como</w:t>
       </w:r>
       <w:r>
-        <w:rPr>
-          <w:lang w:val="es-ES"/>
-        </w:rPr>
+        <w:rPr/>
         <w:t xml:space="preserve"> </w:t>
       </w:r>
       <w:r>
         <w:rPr>
           <w:rStyle w:val="VerbatimChar"/>
-          <w:lang w:val="es-ES"/>
         </w:rPr>
         <w:t>datetime.now(timezone.utc)</w:t>
       </w:r>
       <w:r>
-        <w:rPr>
-          <w:lang w:val="es-ES"/>
-        </w:rPr>
-        <w:t xml:space="preserve"> </w:t>
-      </w:r>
-      <w:r>
-        <w:rPr>
-          <w:lang w:val="es-ES"/>
-        </w:rPr>
+        <w:rPr/>
+        <w:t xml:space="preserve"> </w:t>
+      </w:r>
+      <w:r>
+        <w:rPr/>
         <w:t>[6]. Esta recomendación motivó una mejora pequeña en el pipeline Silver.</w:t>
       </w:r>
     </w:p>
-    <w:bookmarkEnd w:id="27"/>
-    <w:bookmarkEnd w:id="28"/>
-    <w:bookmarkStart w:name="descripción-de-la-solución" w:id="35"/>
+    <w:bookmarkEnd w:id="29"/>
+    <w:bookmarkEnd w:id="30"/>
+    <w:bookmarkStart w:name="descripción-de-la-solución" w:id="37"/>
+    <w:p>
+      <w:pPr>
+        <w:pStyle w:val="BodyText"/>
+      </w:pPr>
+    </w:p>
     <w:p xmlns:wp14="http://schemas.microsoft.com/office/word/2010/wordml" wp14:textId="77777777">
       <w:pPr>
         <w:pStyle w:val="Heading2"/>
-      </w:pPr>
-      <w:r>
-        <w:t xml:space="preserve">5. Descripción de la solución</w:t>
-      </w:r>
-    </w:p>
-    <w:bookmarkStart w:name="componentes-revisados" w:id="29"/>
+        <w:jc w:val="both"/>
+      </w:pPr>
+      <w:r>
+        <w:rPr/>
+        <w:t>5. Descripción de la solución</w:t>
+      </w:r>
+    </w:p>
+    <w:bookmarkStart w:name="componentes-revisados" w:id="31"/>
     <w:p xmlns:wp14="http://schemas.microsoft.com/office/word/2010/wordml" wp14:textId="77777777">
       <w:pPr>
         <w:pStyle w:val="Heading3"/>
-      </w:pPr>
-      <w:r>
-        <w:t xml:space="preserve">5.1 Componentes revisados</w:t>
+        <w:jc w:val="both"/>
+      </w:pPr>
+      <w:r>
+        <w:rPr/>
+        <w:t>5.1 Componentes revisados</w:t>
       </w:r>
     </w:p>
     <w:tbl>
@@ -1345,9 +1351,11 @@
           <w:p wp14:textId="77777777">
             <w:pPr>
               <w:pStyle w:val="Compact"/>
-            </w:pPr>
-            <w:r>
-              <w:t xml:space="preserve">Componente</w:t>
+              <w:jc w:val="both"/>
+            </w:pPr>
+            <w:r>
+              <w:rPr/>
+              <w:t>Componente</w:t>
             </w:r>
           </w:p>
         </w:tc>
@@ -1359,9 +1367,11 @@
           <w:p wp14:textId="77777777">
             <w:pPr>
               <w:pStyle w:val="Compact"/>
-            </w:pPr>
-            <w:r>
-              <w:t xml:space="preserve">Función declarada</w:t>
+              <w:jc w:val="both"/>
+            </w:pPr>
+            <w:r>
+              <w:rPr/>
+              <w:t>Función declarada</w:t>
             </w:r>
           </w:p>
         </w:tc>
@@ -1373,9 +1383,11 @@
           <w:p wp14:textId="77777777">
             <w:pPr>
               <w:pStyle w:val="Compact"/>
-            </w:pPr>
-            <w:r>
-              <w:t xml:space="preserve">Comportamiento observado en este trabajo</w:t>
+              <w:jc w:val="both"/>
+            </w:pPr>
+            <w:r>
+              <w:rPr/>
+              <w:t>Comportamiento observado en este trabajo</w:t>
             </w:r>
           </w:p>
         </w:tc>
@@ -1389,12 +1401,13 @@
           <w:p wp14:textId="77777777">
             <w:pPr>
               <w:pStyle w:val="Compact"/>
+              <w:jc w:val="both"/>
             </w:pPr>
             <w:r>
               <w:rPr>
                 <w:rStyle w:val="VerbatimChar"/>
               </w:rPr>
-              <w:t xml:space="preserve">simulador_transacciones.py</w:t>
+              <w:t>simulador_transacciones.py</w:t>
             </w:r>
           </w:p>
         </w:tc>
@@ -1406,9 +1419,11 @@
           <w:p wp14:textId="77777777">
             <w:pPr>
               <w:pStyle w:val="Compact"/>
-            </w:pPr>
-            <w:r>
-              <w:t xml:space="preserve">Crear eventos sintéticos</w:t>
+              <w:jc w:val="both"/>
+            </w:pPr>
+            <w:r>
+              <w:rPr/>
+              <w:t>Crear eventos sintéticos</w:t>
             </w:r>
           </w:p>
         </w:tc>
@@ -1420,9 +1435,11 @@
           <w:p wp14:textId="77777777">
             <w:pPr>
               <w:pStyle w:val="Compact"/>
-            </w:pPr>
-            <w:r>
-              <w:t xml:space="preserve">Ejecutado; genera registros con identificadores, fechas UTC, cliente, región, moneda, canal y metadatos.</w:t>
+              <w:jc w:val="both"/>
+            </w:pPr>
+            <w:r>
+              <w:rPr/>
+              <w:t>Ejecutado; genera registros con identificadores, fechas UTC, cliente, región, moneda, canal y metadatos.</w:t>
             </w:r>
           </w:p>
         </w:tc>
@@ -1436,12 +1453,13 @@
           <w:p wp14:textId="77777777">
             <w:pPr>
               <w:pStyle w:val="Compact"/>
+              <w:jc w:val="both"/>
             </w:pPr>
             <w:r>
               <w:rPr>
                 <w:rStyle w:val="VerbatimChar"/>
               </w:rPr>
-              <w:t xml:space="preserve">motor_batch.py</w:t>
+              <w:t>motor_batch.py</w:t>
             </w:r>
           </w:p>
         </w:tc>
@@ -1453,9 +1471,11 @@
           <w:p wp14:textId="77777777">
             <w:pPr>
               <w:pStyle w:val="Compact"/>
-            </w:pPr>
-            <w:r>
-              <w:t xml:space="preserve">Flujo Bronze → Silver → Gold</w:t>
+              <w:jc w:val="both"/>
+            </w:pPr>
+            <w:r>
+              <w:rPr/>
+              <w:t>Flujo Bronze → Silver → Gold</w:t>
             </w:r>
           </w:p>
         </w:tc>
@@ -1467,9 +1487,11 @@
           <w:p wp14:textId="77777777">
             <w:pPr>
               <w:pStyle w:val="Compact"/>
-            </w:pPr>
-            <w:r>
-              <w:t xml:space="preserve">Ejecutado localmente con JSON; limpia, transforma, agrega y guarda KPIs.</w:t>
+              <w:jc w:val="both"/>
+            </w:pPr>
+            <w:r>
+              <w:rPr/>
+              <w:t>Ejecutado localmente con JSON; limpia, transforma, agrega y guarda KPIs.</w:t>
             </w:r>
           </w:p>
         </w:tc>
@@ -1483,12 +1505,13 @@
           <w:p wp14:textId="77777777">
             <w:pPr>
               <w:pStyle w:val="Compact"/>
+              <w:jc w:val="both"/>
             </w:pPr>
             <w:r>
               <w:rPr>
                 <w:rStyle w:val="VerbatimChar"/>
               </w:rPr>
-              <w:t xml:space="preserve">circuit_breaker.py</w:t>
+              <w:t>circuit_breaker.py</w:t>
             </w:r>
           </w:p>
         </w:tc>
@@ -1500,9 +1523,11 @@
           <w:p wp14:textId="77777777">
             <w:pPr>
               <w:pStyle w:val="Compact"/>
-            </w:pPr>
-            <w:r>
-              <w:t xml:space="preserve">Controlar fallos repetidos</w:t>
+              <w:jc w:val="both"/>
+            </w:pPr>
+            <w:r>
+              <w:rPr/>
+              <w:t>Controlar fallos repetidos</w:t>
             </w:r>
           </w:p>
         </w:tc>
@@ -1514,9 +1539,11 @@
           <w:p wp14:textId="77777777">
             <w:pPr>
               <w:pStyle w:val="Compact"/>
-            </w:pPr>
-            <w:r>
-              <w:t xml:space="preserve">Ejecutado como simulación con estados y métricas.</w:t>
+              <w:jc w:val="both"/>
+            </w:pPr>
+            <w:r>
+              <w:rPr/>
+              <w:t>Ejecutado como simulación con estados y métricas.</w:t>
             </w:r>
           </w:p>
         </w:tc>
@@ -1530,12 +1557,13 @@
           <w:p wp14:textId="77777777">
             <w:pPr>
               <w:pStyle w:val="Compact"/>
+              <w:jc w:val="both"/>
             </w:pPr>
             <w:r>
               <w:rPr>
                 <w:rStyle w:val="VerbatimChar"/>
               </w:rPr>
-              <w:t xml:space="preserve">particionamiento.py</w:t>
+              <w:t>particionamiento.py</w:t>
             </w:r>
           </w:p>
         </w:tc>
@@ -1547,9 +1575,11 @@
           <w:p wp14:textId="77777777">
             <w:pPr>
               <w:pStyle w:val="Compact"/>
-            </w:pPr>
-            <w:r>
-              <w:t xml:space="preserve">Distribuir filas por estrategias</w:t>
+              <w:jc w:val="both"/>
+            </w:pPr>
+            <w:r>
+              <w:rPr/>
+              <w:t>Distribuir filas por estrategias</w:t>
             </w:r>
           </w:p>
         </w:tc>
@@ -1561,9 +1591,11 @@
           <w:p wp14:textId="77777777">
             <w:pPr>
               <w:pStyle w:val="Compact"/>
-            </w:pPr>
-            <w:r>
-              <w:t xml:space="preserve">Ejecutado con 3 shards hash y geográficos y con particionamiento vertical en memoria.</w:t>
+              <w:jc w:val="both"/>
+            </w:pPr>
+            <w:r>
+              <w:rPr/>
+              <w:t>Ejecutado con 3 shards hash y geográficos y con particionamiento vertical en memoria.</w:t>
             </w:r>
           </w:p>
         </w:tc>
@@ -1577,12 +1609,13 @@
           <w:p wp14:textId="77777777">
             <w:pPr>
               <w:pStyle w:val="Compact"/>
+              <w:jc w:val="both"/>
             </w:pPr>
             <w:r>
               <w:rPr>
                 <w:rStyle w:val="VerbatimChar"/>
               </w:rPr>
-              <w:t xml:space="preserve">replicacion.py</w:t>
+              <w:t>replicacion.py</w:t>
             </w:r>
           </w:p>
         </w:tc>
@@ -1594,9 +1627,11 @@
           <w:p wp14:textId="77777777">
             <w:pPr>
               <w:pStyle w:val="Compact"/>
-            </w:pPr>
-            <w:r>
-              <w:t xml:space="preserve">Comparar escritura síncrona, asíncrona y multi-líder</w:t>
+              <w:jc w:val="both"/>
+            </w:pPr>
+            <w:r>
+              <w:rPr/>
+              <w:t>Comparar escritura síncrona, asíncrona y multi-líder</w:t>
             </w:r>
           </w:p>
         </w:tc>
@@ -1608,9 +1643,11 @@
           <w:p wp14:textId="77777777">
             <w:pPr>
               <w:pStyle w:val="Compact"/>
-            </w:pPr>
-            <w:r>
-              <w:t xml:space="preserve">Ejecutado como simulación de nodos y latencia.</w:t>
+              <w:jc w:val="both"/>
+            </w:pPr>
+            <w:r>
+              <w:rPr/>
+              <w:t>Ejecutado como simulación de nodos y latencia.</w:t>
             </w:r>
           </w:p>
         </w:tc>
@@ -1624,12 +1661,13 @@
           <w:p wp14:textId="77777777">
             <w:pPr>
               <w:pStyle w:val="Compact"/>
+              <w:jc w:val="both"/>
             </w:pPr>
             <w:r>
               <w:rPr>
                 <w:rStyle w:val="VerbatimChar"/>
               </w:rPr>
-              <w:t xml:space="preserve">plan_drp.py</w:t>
+              <w:t>plan_drp.py</w:t>
             </w:r>
           </w:p>
         </w:tc>
@@ -1641,9 +1679,11 @@
           <w:p wp14:textId="77777777">
             <w:pPr>
               <w:pStyle w:val="Compact"/>
-            </w:pPr>
-            <w:r>
-              <w:t xml:space="preserve">Simular contingencia y failover</w:t>
+              <w:jc w:val="both"/>
+            </w:pPr>
+            <w:r>
+              <w:rPr/>
+              <w:t>Simular contingencia y failover</w:t>
             </w:r>
           </w:p>
         </w:tc>
@@ -1655,21 +1695,25 @@
           <w:p wp14:textId="77777777">
             <w:pPr>
               <w:pStyle w:val="Compact"/>
-            </w:pPr>
-            <w:r>
-              <w:t xml:space="preserve">Ejecutado con</w:t>
-            </w:r>
-            <w:r>
+              <w:jc w:val="both"/>
+            </w:pPr>
+            <w:r>
+              <w:rPr/>
+              <w:t>Ejecutado con</w:t>
+            </w:r>
+            <w:r>
+              <w:rPr/>
               <w:t xml:space="preserve"> </w:t>
             </w:r>
             <w:r>
               <w:rPr>
                 <w:rStyle w:val="VerbatimChar"/>
               </w:rPr>
-              <w:t xml:space="preserve">python -m</w:t>
-            </w:r>
-            <w:r>
-              <w:t xml:space="preserve">; sitios, sincronización y conmutación son simulados.</w:t>
+              <w:t>python -m</w:t>
+            </w:r>
+            <w:r>
+              <w:rPr/>
+              <w:t>; sitios, sincronización y conmutación son simulados.</w:t>
             </w:r>
           </w:p>
         </w:tc>
@@ -1683,12 +1727,13 @@
           <w:p wp14:textId="77777777">
             <w:pPr>
               <w:pStyle w:val="Compact"/>
+              <w:jc w:val="both"/>
             </w:pPr>
             <w:r>
               <w:rPr>
                 <w:rStyle w:val="VerbatimChar"/>
               </w:rPr>
-              <w:t xml:space="preserve">observabilidad.py</w:t>
+              <w:t>observabilidad.py</w:t>
             </w:r>
           </w:p>
         </w:tc>
@@ -1700,9 +1745,11 @@
           <w:p wp14:textId="77777777">
             <w:pPr>
               <w:pStyle w:val="Compact"/>
-            </w:pPr>
-            <w:r>
-              <w:t xml:space="preserve">Registrar señales y alertas</w:t>
+              <w:jc w:val="both"/>
+            </w:pPr>
+            <w:r>
+              <w:rPr/>
+              <w:t>Registrar señales y alertas</w:t>
             </w:r>
           </w:p>
         </w:tc>
@@ -1714,9 +1761,11 @@
           <w:p wp14:textId="77777777">
             <w:pPr>
               <w:pStyle w:val="Compact"/>
-            </w:pPr>
-            <w:r>
-              <w:t xml:space="preserve">Ejecutado como simulación en memoria.</w:t>
+              <w:jc w:val="both"/>
+            </w:pPr>
+            <w:r>
+              <w:rPr/>
+              <w:t>Ejecutado como simulación en memoria.</w:t>
             </w:r>
           </w:p>
         </w:tc>
@@ -1730,9 +1779,11 @@
           <w:p wp14:textId="77777777">
             <w:pPr>
               <w:pStyle w:val="Compact"/>
-            </w:pPr>
-            <w:r>
-              <w:t xml:space="preserve">Dashboard Streamlit</w:t>
+              <w:jc w:val="both"/>
+            </w:pPr>
+            <w:r>
+              <w:rPr/>
+              <w:t>Dashboard Streamlit</w:t>
             </w:r>
           </w:p>
         </w:tc>
@@ -1744,9 +1795,11 @@
           <w:p wp14:textId="77777777">
             <w:pPr>
               <w:pStyle w:val="Compact"/>
-            </w:pPr>
-            <w:r>
-              <w:t xml:space="preserve">Interactuar con ETL y simulaciones</w:t>
+              <w:jc w:val="both"/>
+            </w:pPr>
+            <w:r>
+              <w:rPr/>
+              <w:t>Interactuar con ETL y simulaciones</w:t>
             </w:r>
           </w:p>
         </w:tc>
@@ -1758,9 +1811,11 @@
           <w:p wp14:textId="77777777">
             <w:pPr>
               <w:pStyle w:val="Compact"/>
-            </w:pPr>
-            <w:r>
-              <w:t xml:space="preserve">Abierto localmente; el usuario informó que funcionó con normalidad.</w:t>
+              <w:jc w:val="both"/>
+            </w:pPr>
+            <w:r>
+              <w:rPr/>
+              <w:t>Abierto localmente; el usuario informó que funcionó con normalidad.</w:t>
             </w:r>
           </w:p>
         </w:tc>
@@ -1774,9 +1829,11 @@
           <w:p wp14:textId="77777777">
             <w:pPr>
               <w:pStyle w:val="Compact"/>
-            </w:pPr>
-            <w:r>
-              <w:t xml:space="preserve">DAG Airflow / Docker Compose</w:t>
+              <w:jc w:val="both"/>
+            </w:pPr>
+            <w:r>
+              <w:rPr/>
+              <w:t>DAG Airflow / Docker Compose</w:t>
             </w:r>
           </w:p>
         </w:tc>
@@ -1788,9 +1845,11 @@
           <w:p wp14:textId="77777777">
             <w:pPr>
               <w:pStyle w:val="Compact"/>
-            </w:pPr>
-            <w:r>
-              <w:t xml:space="preserve">Orquestación y servicios</w:t>
+              <w:jc w:val="both"/>
+            </w:pPr>
+            <w:r>
+              <w:rPr/>
+              <w:t>Orquestación y servicios</w:t>
             </w:r>
           </w:p>
         </w:tc>
@@ -1802,45 +1861,57 @@
           <w:p wp14:textId="77777777">
             <w:pPr>
               <w:pStyle w:val="Compact"/>
-            </w:pPr>
-            <w:r>
-              <w:t xml:space="preserve">Revisados en archivos; no ejecutados en esta fase.</w:t>
+              <w:jc w:val="both"/>
+            </w:pPr>
+            <w:r>
+              <w:rPr/>
+              <w:t>Revisados en archivos; no ejecutados en esta fase.</w:t>
             </w:r>
           </w:p>
         </w:tc>
       </w:tr>
     </w:tbl>
-    <w:bookmarkEnd w:id="29"/>
-    <w:bookmarkStart w:name="flujo-lógico" w:id="33"/>
-    <w:p xmlns:wp14="http://schemas.microsoft.com/office/word/2010/wordml" wp14:textId="77777777">
+    <w:bookmarkEnd w:id="31"/>
+    <w:bookmarkStart w:name="flujo-lógico" w:id="35"/>
+    <w:p>
       <w:pPr>
         <w:pStyle w:val="Heading3"/>
-      </w:pPr>
-      <w:r>
-        <w:t xml:space="preserve">5.2 Flujo lógico</w:t>
+        <w:jc w:val="both"/>
+      </w:pPr>
+    </w:p>
+    <w:p xmlns:wp14="http://schemas.microsoft.com/office/word/2010/wordml" wp14:textId="77777777">
+      <w:pPr>
+        <w:pStyle w:val="Heading3"/>
+        <w:jc w:val="both"/>
+      </w:pPr>
+      <w:r>
+        <w:rPr/>
+        <w:t>5.2 Flujo lógico</w:t>
       </w:r>
     </w:p>
     <w:p xmlns:wp14="http://schemas.microsoft.com/office/word/2010/wordml" wp14:textId="77777777">
       <w:pPr>
         <w:pStyle w:val="CaptionedFigure"/>
+        <w:jc w:val="both"/>
       </w:pPr>
       <w:r>
         <w:drawing>
-          <wp:inline xmlns:wp14="http://schemas.microsoft.com/office/word/2010/wordprocessingDrawing" wp14:anchorId="77BA9638" wp14:editId="7777777">
+          <wp:inline xmlns:wp14="http://schemas.microsoft.com/office/word/2010/wordprocessingDrawing" wp14:editId="2FC195E1" wp14:anchorId="788E142D">
             <wp:extent cx="5334000" cy="3111500"/>
             <wp:effectExtent l="0" t="0" r="0" b="0"/>
-            <wp:docPr id="31" name="Picture" descr="Figura 1. Arquitectura observada del prototipo Big Data." title=""/>
+            <wp:docPr id="33" name="Picture" descr="Figura 1. Arquitectura observada del prototipo Big Data."/>
+            <wp:cNvGraphicFramePr/>
             <a:graphic>
-              <a:graphicData uri="http://schemas.openxmlformats.org/drawingml/2006/picture">
-                <pic:pic>
+              <a:graphicData xmlns:a="http://schemas.openxmlformats.org/drawingml/2006/main" uri="http://schemas.openxmlformats.org/drawingml/2006/picture">
+                <pic:pic xmlns:pic="http://schemas.openxmlformats.org/drawingml/2006/picture">
                   <pic:nvPicPr>
-                    <pic:cNvPr id="32" name="Picture" descr="/tmp/bigdata_svg_png/01-arquitectura-proyecto.png"/>
+                    <pic:cNvPr id="34" name="Picture" descr="/tmp/bigdata_svg_png/01-arquitectura-proyecto.png"/>
                     <pic:cNvPicPr>
                       <a:picLocks noChangeAspect="1" noChangeArrowheads="1"/>
                     </pic:cNvPicPr>
                   </pic:nvPicPr>
                   <pic:blipFill>
-                    <a:blip r:embed="rId30"/>
+                    <a:blip xmlns:r="http://schemas.openxmlformats.org/officeDocument/2006/relationships" r:embed="rId32"/>
                     <a:stretch>
                       <a:fillRect/>
                     </a:stretch>
@@ -1870,31 +1941,36 @@
     <w:p xmlns:wp14="http://schemas.microsoft.com/office/word/2010/wordml" wp14:textId="77777777">
       <w:pPr>
         <w:pStyle w:val="ImageCaption"/>
-      </w:pPr>
-      <w:r>
-        <w:t xml:space="preserve">Figura 1. Arquitectura observada del prototipo Big Data.</w:t>
+        <w:jc w:val="both"/>
+      </w:pPr>
+      <w:r>
+        <w:rPr/>
+        <w:t>Figura 1. Arquitectura observada del prototipo Big Data.</w:t>
       </w:r>
     </w:p>
     <w:p xmlns:wp14="http://schemas.microsoft.com/office/word/2010/wordml" wp14:textId="77777777">
       <w:pPr>
         <w:pStyle w:val="BodyText"/>
-      </w:pPr>
-      <w:r>
-        <w:rPr>
-          <w:b/>
-          <w:bCs/>
-        </w:rPr>
-        <w:t xml:space="preserve">Figura 1.</w:t>
-      </w:r>
-      <w:r>
-        <w:t xml:space="preserve"> </w:t>
-      </w:r>
-      <w:r>
-        <w:t xml:space="preserve">Componentes ejecutados localmente y servicios configurados pero no levantados en las pruebas; las flechas no implican integración productiva.</w:t>
-      </w:r>
-    </w:p>
-    <w:bookmarkEnd w:id="33"/>
-    <w:bookmarkStart w:name="entorno-de-ejecución" w:id="34"/>
+        <w:jc w:val="both"/>
+      </w:pPr>
+      <w:r>
+        <w:rPr>
+          <w:b w:val="1"/>
+          <w:bCs w:val="1"/>
+        </w:rPr>
+        <w:t>Figura 1.</w:t>
+      </w:r>
+      <w:r>
+        <w:rPr/>
+        <w:t xml:space="preserve"> </w:t>
+      </w:r>
+      <w:r>
+        <w:rPr/>
+        <w:t>Componentes ejecutados localmente y servicios configurados pero no levantados en las pruebas; las flechas no implican integración productiva.</w:t>
+      </w:r>
+    </w:p>
+    <w:bookmarkEnd w:id="35"/>
+    <w:bookmarkStart w:name="entorno-de-ejecución" w:id="36"/>
     <w:p xmlns:wp14="http://schemas.microsoft.com/office/word/2010/wordml" wp14:textId="77777777">
       <w:pPr>
         <w:pStyle w:val="Heading3"/>
@@ -1989,24 +2065,34 @@
         <w:t>con la ejecución del stack.</w:t>
       </w:r>
     </w:p>
-    <w:bookmarkEnd w:id="34"/>
-    <w:bookmarkEnd w:id="35"/>
-    <w:bookmarkStart w:name="implementación-aplicada" w:id="135"/>
+    <w:bookmarkEnd w:id="36"/>
+    <w:bookmarkEnd w:id="37"/>
+    <w:bookmarkStart w:name="implementación-aplicada" w:id="137"/>
+    <w:p>
+      <w:pPr>
+        <w:pStyle w:val="BodyText"/>
+        <w:jc w:val="both"/>
+      </w:pPr>
+    </w:p>
     <w:p xmlns:wp14="http://schemas.microsoft.com/office/word/2010/wordml" wp14:textId="77777777">
       <w:pPr>
         <w:pStyle w:val="Heading2"/>
-      </w:pPr>
-      <w:r>
-        <w:t xml:space="preserve">6. Implementación aplicada</w:t>
-      </w:r>
-    </w:p>
-    <w:bookmarkStart w:name="preparación-del-entorno" w:id="42"/>
+        <w:jc w:val="both"/>
+      </w:pPr>
+      <w:r>
+        <w:rPr/>
+        <w:t>6. Implementación aplicada</w:t>
+      </w:r>
+    </w:p>
+    <w:bookmarkStart w:name="preparación-del-entorno" w:id="44"/>
     <w:p xmlns:wp14="http://schemas.microsoft.com/office/word/2010/wordml" wp14:textId="77777777">
       <w:pPr>
         <w:pStyle w:val="Heading3"/>
-      </w:pPr>
-      <w:r>
-        <w:t xml:space="preserve">6.1 Preparación del entorno</w:t>
+        <w:jc w:val="both"/>
+      </w:pPr>
+      <w:r>
+        <w:rPr/>
+        <w:t>6.1 Preparación del entorno</w:t>
       </w:r>
     </w:p>
     <w:p xmlns:wp14="http://schemas.microsoft.com/office/word/2010/wordml" wp14:textId="77777777">
@@ -2015,77 +2101,65 @@
         <w:jc w:val="both"/>
       </w:pPr>
       <w:r>
-        <w:rPr>
-          <w:lang w:val="es-ES"/>
-        </w:rPr>
+        <w:rPr/>
         <w:t>Se siguió el procedimiento manual del README: crear un entorno virtual, activarlo e instalar dependencias base. Se ejecutó la demo desde ese entorno y luego se abrió el dashboard con</w:t>
       </w:r>
       <w:r>
-        <w:rPr>
-          <w:lang w:val="es-ES"/>
-        </w:rPr>
+        <w:rPr/>
         <w:t xml:space="preserve"> </w:t>
       </w:r>
       <w:r>
         <w:rPr>
           <w:rStyle w:val="VerbatimChar"/>
-          <w:lang w:val="es-ES"/>
         </w:rPr>
         <w:t>streamlit run dashboard/app_streamlit.py</w:t>
       </w:r>
       <w:r>
-        <w:rPr>
-          <w:lang w:val="es-ES"/>
-        </w:rPr>
+        <w:rPr/>
         <w:t>. El dashboard estuvo accesible en</w:t>
       </w:r>
       <w:r>
-        <w:rPr>
-          <w:lang w:val="es-ES"/>
-        </w:rPr>
+        <w:rPr/>
         <w:t xml:space="preserve"> </w:t>
       </w:r>
       <w:r>
         <w:rPr>
           <w:rStyle w:val="VerbatimChar"/>
-          <w:lang w:val="es-ES"/>
         </w:rPr>
         <w:t>http://localhost:8501</w:t>
       </w:r>
       <w:r>
-        <w:rPr>
-          <w:lang w:val="es-ES"/>
-        </w:rPr>
-        <w:t xml:space="preserve"> </w:t>
-      </w:r>
-      <w:r>
-        <w:rPr>
-          <w:lang w:val="es-ES"/>
-        </w:rPr>
+        <w:rPr/>
+        <w:t xml:space="preserve"> </w:t>
+      </w:r>
+      <w:r>
+        <w:rPr/>
         <w:t>según la captura de arranque.</w:t>
       </w:r>
     </w:p>
     <w:p xmlns:wp14="http://schemas.microsoft.com/office/word/2010/wordml" wp14:textId="77777777">
       <w:pPr>
         <w:pStyle w:val="CaptionedFigure"/>
+        <w:jc w:val="both"/>
       </w:pPr>
       <w:r>
         <w:drawing>
-          <wp:inline xmlns:wp14="http://schemas.microsoft.com/office/word/2010/wordprocessingDrawing" wp14:anchorId="5C9225FB" wp14:editId="7777777">
+          <wp:inline xmlns:wp14="http://schemas.microsoft.com/office/word/2010/wordprocessingDrawing" wp14:editId="4AF4F44F" wp14:anchorId="196EBF4F">
             <wp:extent cx="5334000" cy="2417646"/>
             <wp:effectExtent l="0" t="0" r="0" b="0"/>
-            <wp:docPr id="37" name="Picture" descr="Figura 2. Instalación de dependencias base." title=""/>
+            <wp:docPr id="39" name="Picture" descr="Figura 2. Instalación de dependencias base."/>
+            <wp:cNvGraphicFramePr/>
             <a:graphic>
-              <a:graphicData uri="http://schemas.openxmlformats.org/drawingml/2006/picture">
-                <pic:pic>
+              <a:graphicData xmlns:a="http://schemas.openxmlformats.org/drawingml/2006/main" uri="http://schemas.openxmlformats.org/drawingml/2006/picture">
+                <pic:pic xmlns:pic="http://schemas.openxmlformats.org/drawingml/2006/picture">
                   <pic:nvPicPr>
-                    <pic:cNvPr id="38" name="Picture" descr="evidencias/03-instalacion-dependencias.png"/>
+                    <pic:cNvPr id="40" name="Picture" descr="evidencias/03-instalacion-dependencias.png"/>
                     <pic:cNvPicPr>
                       <a:picLocks noChangeAspect="1" noChangeArrowheads="1"/>
                     </pic:cNvPicPr>
                   </pic:nvPicPr>
                   <pic:blipFill>
-                    <a:blip r:embed="rId36"/>
+                    <a:blip xmlns:r="http://schemas.openxmlformats.org/officeDocument/2006/relationships" r:embed="rId38"/>
                     <a:stretch>
                       <a:fillRect/>
                     </a:stretch>
@@ -2115,50 +2189,57 @@
     <w:p xmlns:wp14="http://schemas.microsoft.com/office/word/2010/wordml" wp14:textId="77777777">
       <w:pPr>
         <w:pStyle w:val="ImageCaption"/>
-      </w:pPr>
-      <w:r>
-        <w:t xml:space="preserve">Figura 2. Instalación de dependencias base.</w:t>
+        <w:jc w:val="both"/>
+      </w:pPr>
+      <w:r>
+        <w:rPr/>
+        <w:t>Figura 2. Instalación de dependencias base.</w:t>
       </w:r>
     </w:p>
     <w:p xmlns:wp14="http://schemas.microsoft.com/office/word/2010/wordml" wp14:textId="77777777">
       <w:pPr>
         <w:pStyle w:val="BodyText"/>
-      </w:pPr>
-      <w:r>
-        <w:rPr>
-          <w:b/>
-          <w:bCs/>
-        </w:rPr>
-        <w:t xml:space="preserve">Figura 2.</w:t>
-      </w:r>
-      <w:r>
-        <w:t xml:space="preserve"> </w:t>
-      </w:r>
-      <w:r>
-        <w:t xml:space="preserve">Instalación del entorno Python mostrada en terminal.</w:t>
+        <w:jc w:val="both"/>
+      </w:pPr>
+      <w:r>
+        <w:rPr>
+          <w:b w:val="1"/>
+          <w:bCs w:val="1"/>
+        </w:rPr>
+        <w:t>Figura 2.</w:t>
+      </w:r>
+      <w:r>
+        <w:rPr/>
+        <w:t xml:space="preserve"> </w:t>
+      </w:r>
+      <w:r>
+        <w:rPr/>
+        <w:t>Instalación del entorno Python mostrada en terminal.</w:t>
       </w:r>
     </w:p>
     <w:p xmlns:wp14="http://schemas.microsoft.com/office/word/2010/wordml" wp14:textId="77777777">
       <w:pPr>
         <w:pStyle w:val="CaptionedFigure"/>
+        <w:jc w:val="both"/>
       </w:pPr>
       <w:r>
         <w:drawing>
-          <wp:inline xmlns:wp14="http://schemas.microsoft.com/office/word/2010/wordprocessingDrawing" wp14:anchorId="7964FA32" wp14:editId="7777777">
+          <wp:inline xmlns:wp14="http://schemas.microsoft.com/office/word/2010/wordprocessingDrawing" wp14:editId="09B13DEF" wp14:anchorId="3B6AA54E">
             <wp:extent cx="5334000" cy="4408228"/>
             <wp:effectExtent l="0" t="0" r="0" b="0"/>
-            <wp:docPr id="40" name="Picture" descr="Figura 3. Inicio del servidor Streamlit." title=""/>
+            <wp:docPr id="42" name="Picture" descr="Figura 3. Inicio del servidor Streamlit."/>
+            <wp:cNvGraphicFramePr/>
             <a:graphic>
-              <a:graphicData uri="http://schemas.openxmlformats.org/drawingml/2006/picture">
-                <pic:pic>
+              <a:graphicData xmlns:a="http://schemas.openxmlformats.org/drawingml/2006/main" uri="http://schemas.openxmlformats.org/drawingml/2006/picture">
+                <pic:pic xmlns:pic="http://schemas.openxmlformats.org/drawingml/2006/picture">
                   <pic:nvPicPr>
-                    <pic:cNvPr id="41" name="Picture" descr="evidencias/11-dashboard-servidor-streamlit.png"/>
+                    <pic:cNvPr id="43" name="Picture" descr="evidencias/11-dashboard-servidor-streamlit.png"/>
                     <pic:cNvPicPr>
                       <a:picLocks noChangeAspect="1" noChangeArrowheads="1"/>
                     </pic:cNvPicPr>
                   </pic:nvPicPr>
                   <pic:blipFill>
-                    <a:blip r:embed="rId39"/>
+                    <a:blip xmlns:r="http://schemas.openxmlformats.org/officeDocument/2006/relationships" r:embed="rId41"/>
                     <a:stretch>
                       <a:fillRect/>
                     </a:stretch>
@@ -2188,37 +2269,44 @@
     <w:p xmlns:wp14="http://schemas.microsoft.com/office/word/2010/wordml" wp14:textId="77777777">
       <w:pPr>
         <w:pStyle w:val="ImageCaption"/>
-      </w:pPr>
-      <w:r>
-        <w:t xml:space="preserve">Figura 3. Inicio del servidor Streamlit.</w:t>
+        <w:jc w:val="both"/>
+      </w:pPr>
+      <w:r>
+        <w:rPr/>
+        <w:t>Figura 3. Inicio del servidor Streamlit.</w:t>
       </w:r>
     </w:p>
     <w:p xmlns:wp14="http://schemas.microsoft.com/office/word/2010/wordml" wp14:textId="77777777">
       <w:pPr>
         <w:pStyle w:val="BodyText"/>
-      </w:pPr>
-      <w:r>
-        <w:rPr>
-          <w:b/>
-          <w:bCs/>
-        </w:rPr>
-        <w:t xml:space="preserve">Figura 3.</w:t>
-      </w:r>
-      <w:r>
-        <w:t xml:space="preserve"> </w:t>
-      </w:r>
-      <w:r>
-        <w:t xml:space="preserve">Arranque del dashboard Streamlit y URL local.</w:t>
-      </w:r>
-    </w:p>
-    <w:bookmarkEnd w:id="42"/>
-    <w:bookmarkStart w:name="ejecución-integral-de-la-demo" w:id="75"/>
+        <w:jc w:val="both"/>
+      </w:pPr>
+      <w:r>
+        <w:rPr>
+          <w:b w:val="1"/>
+          <w:bCs w:val="1"/>
+        </w:rPr>
+        <w:t>Figura 3.</w:t>
+      </w:r>
+      <w:r>
+        <w:rPr/>
+        <w:t xml:space="preserve"> </w:t>
+      </w:r>
+      <w:r>
+        <w:rPr/>
+        <w:t>Arranque del dashboard Streamlit y URL local.</w:t>
+      </w:r>
+    </w:p>
+    <w:bookmarkEnd w:id="44"/>
+    <w:bookmarkStart w:name="ejecución-integral-de-la-demo" w:id="77"/>
     <w:p xmlns:wp14="http://schemas.microsoft.com/office/word/2010/wordml" wp14:textId="77777777">
       <w:pPr>
         <w:pStyle w:val="Heading3"/>
-      </w:pPr>
-      <w:r>
-        <w:t xml:space="preserve">6.2 Ejecución integral de la demo</w:t>
+        <w:jc w:val="both"/>
+      </w:pPr>
+      <w:r>
+        <w:rPr/>
+        <w:t>6.2 Ejecución integral de la demo</w:t>
       </w:r>
     </w:p>
     <w:p xmlns:wp14="http://schemas.microsoft.com/office/word/2010/wordml" wp14:textId="77777777">
@@ -2249,7 +2337,7 @@
         <w:t>terminó en 4,73 segundos, de acuerdo con la salida compartida. Los resultados internos varían, por lo que el tiempo no constituye un benchmark y los porcentajes de fraude o métricas de rendimiento no son valores fijos.</w:t>
       </w:r>
     </w:p>
-    <w:bookmarkStart w:name="bloque-1-datos-sintéticos-y-etl" w:id="49"/>
+    <w:bookmarkStart w:name="bloque-1-datos-sintéticos-y-etl" w:id="51"/>
     <w:p xmlns:wp14="http://schemas.microsoft.com/office/word/2010/wordml" wp14:textId="77777777">
       <w:pPr>
         <w:pStyle w:val="Heading4"/>
@@ -2399,24 +2487,26 @@
     <w:p xmlns:wp14="http://schemas.microsoft.com/office/word/2010/wordml" wp14:textId="77777777">
       <w:pPr>
         <w:pStyle w:val="CaptionedFigure"/>
+        <w:jc w:val="both"/>
       </w:pPr>
       <w:r>
         <w:drawing>
-          <wp:inline xmlns:wp14="http://schemas.microsoft.com/office/word/2010/wordprocessingDrawing" wp14:anchorId="78C98774" wp14:editId="7777777">
+          <wp:inline xmlns:wp14="http://schemas.microsoft.com/office/word/2010/wordprocessingDrawing" wp14:editId="46406824" wp14:anchorId="759E6180">
             <wp:extent cx="5334000" cy="5594459"/>
             <wp:effectExtent l="0" t="0" r="0" b="0"/>
-            <wp:docPr id="44" name="Picture" descr="Figura 4. Demo: generación de transacciones y ETL." title=""/>
+            <wp:docPr id="46" name="Picture" descr="Figura 4. Demo: generación de transacciones y ETL."/>
+            <wp:cNvGraphicFramePr/>
             <a:graphic>
-              <a:graphicData uri="http://schemas.openxmlformats.org/drawingml/2006/picture">
-                <pic:pic>
+              <a:graphicData xmlns:a="http://schemas.openxmlformats.org/drawingml/2006/main" uri="http://schemas.openxmlformats.org/drawingml/2006/picture">
+                <pic:pic xmlns:pic="http://schemas.openxmlformats.org/drawingml/2006/picture">
                   <pic:nvPicPr>
-                    <pic:cNvPr id="45" name="Picture" descr="evidencias/04-demo-bloque1-inicio.png"/>
+                    <pic:cNvPr id="47" name="Picture" descr="evidencias/04-demo-bloque1-inicio.png"/>
                     <pic:cNvPicPr>
                       <a:picLocks noChangeAspect="1" noChangeArrowheads="1"/>
                     </pic:cNvPicPr>
                   </pic:nvPicPr>
                   <pic:blipFill>
-                    <a:blip r:embed="rId43"/>
+                    <a:blip xmlns:r="http://schemas.openxmlformats.org/officeDocument/2006/relationships" r:embed="rId45"/>
                     <a:stretch>
                       <a:fillRect/>
                     </a:stretch>
@@ -2446,50 +2536,57 @@
     <w:p xmlns:wp14="http://schemas.microsoft.com/office/word/2010/wordml" wp14:textId="77777777">
       <w:pPr>
         <w:pStyle w:val="ImageCaption"/>
-      </w:pPr>
-      <w:r>
-        <w:t xml:space="preserve">Figura 4. Demo: generación de transacciones y ETL.</w:t>
+        <w:jc w:val="both"/>
+      </w:pPr>
+      <w:r>
+        <w:rPr/>
+        <w:t>Figura 4. Demo: generación de transacciones y ETL.</w:t>
       </w:r>
     </w:p>
     <w:p xmlns:wp14="http://schemas.microsoft.com/office/word/2010/wordml" wp14:textId="77777777">
       <w:pPr>
         <w:pStyle w:val="BodyText"/>
-      </w:pPr>
-      <w:r>
-        <w:rPr>
-          <w:b/>
-          <w:bCs/>
-        </w:rPr>
-        <w:t xml:space="preserve">Figura 4.</w:t>
-      </w:r>
-      <w:r>
-        <w:t xml:space="preserve"> </w:t>
-      </w:r>
-      <w:r>
-        <w:t xml:space="preserve">Datos sintéticos y resultado de las capas Bronze, Silver y Gold en la demo.</w:t>
+        <w:jc w:val="both"/>
+      </w:pPr>
+      <w:r>
+        <w:rPr>
+          <w:b w:val="1"/>
+          <w:bCs w:val="1"/>
+        </w:rPr>
+        <w:t>Figura 4.</w:t>
+      </w:r>
+      <w:r>
+        <w:rPr/>
+        <w:t xml:space="preserve"> </w:t>
+      </w:r>
+      <w:r>
+        <w:rPr/>
+        <w:t>Datos sintéticos y resultado de las capas Bronze, Silver y Gold en la demo.</w:t>
       </w:r>
     </w:p>
     <w:p xmlns:wp14="http://schemas.microsoft.com/office/word/2010/wordml" wp14:textId="77777777">
       <w:pPr>
         <w:pStyle w:val="CaptionedFigure"/>
+        <w:jc w:val="both"/>
       </w:pPr>
       <w:r>
         <w:drawing>
-          <wp:inline xmlns:wp14="http://schemas.microsoft.com/office/word/2010/wordprocessingDrawing" wp14:anchorId="760B9EA8" wp14:editId="7777777">
+          <wp:inline xmlns:wp14="http://schemas.microsoft.com/office/word/2010/wordprocessingDrawing" wp14:editId="0F20D17B" wp14:anchorId="07DE12B0">
             <wp:extent cx="5334000" cy="4408228"/>
             <wp:effectExtent l="0" t="0" r="0" b="0"/>
-            <wp:docPr id="47" name="Picture" descr="Figura 5. Dashboard ETL." title=""/>
+            <wp:docPr id="49" name="Picture" descr="Figura 5. Dashboard ETL."/>
+            <wp:cNvGraphicFramePr/>
             <a:graphic>
-              <a:graphicData uri="http://schemas.openxmlformats.org/drawingml/2006/picture">
-                <pic:pic>
+              <a:graphicData xmlns:a="http://schemas.openxmlformats.org/drawingml/2006/main" uri="http://schemas.openxmlformats.org/drawingml/2006/picture">
+                <pic:pic xmlns:pic="http://schemas.openxmlformats.org/drawingml/2006/picture">
                   <pic:nvPicPr>
-                    <pic:cNvPr id="48" name="Picture" descr="evidencias/12-dashboard-etl.png"/>
+                    <pic:cNvPr id="50" name="Picture" descr="evidencias/12-dashboard-etl.png"/>
                     <pic:cNvPicPr>
                       <a:picLocks noChangeAspect="1" noChangeArrowheads="1"/>
                     </pic:cNvPicPr>
                   </pic:nvPicPr>
                   <pic:blipFill>
-                    <a:blip r:embed="rId46"/>
+                    <a:blip xmlns:r="http://schemas.openxmlformats.org/officeDocument/2006/relationships" r:embed="rId48"/>
                     <a:stretch>
                       <a:fillRect/>
                     </a:stretch>
@@ -2519,37 +2616,44 @@
     <w:p xmlns:wp14="http://schemas.microsoft.com/office/word/2010/wordml" wp14:textId="77777777">
       <w:pPr>
         <w:pStyle w:val="ImageCaption"/>
-      </w:pPr>
-      <w:r>
-        <w:t xml:space="preserve">Figura 5. Dashboard ETL.</w:t>
+        <w:jc w:val="both"/>
+      </w:pPr>
+      <w:r>
+        <w:rPr/>
+        <w:t>Figura 5. Dashboard ETL.</w:t>
       </w:r>
     </w:p>
     <w:p xmlns:wp14="http://schemas.microsoft.com/office/word/2010/wordml" wp14:textId="77777777">
       <w:pPr>
         <w:pStyle w:val="BodyText"/>
-      </w:pPr>
-      <w:r>
-        <w:rPr>
-          <w:b/>
-          <w:bCs/>
-        </w:rPr>
-        <w:t xml:space="preserve">Figura 5.</w:t>
-      </w:r>
-      <w:r>
-        <w:t xml:space="preserve"> </w:t>
-      </w:r>
-      <w:r>
-        <w:t xml:space="preserve">Indicadores y presentación del pipeline ETL en el dashboard.</w:t>
-      </w:r>
-    </w:p>
-    <w:bookmarkEnd w:id="49"/>
-    <w:bookmarkStart w:name="bloque-2-selección-de-tecnologías" w:id="50"/>
+        <w:jc w:val="both"/>
+      </w:pPr>
+      <w:r>
+        <w:rPr>
+          <w:b w:val="1"/>
+          <w:bCs w:val="1"/>
+        </w:rPr>
+        <w:t>Figura 5.</w:t>
+      </w:r>
+      <w:r>
+        <w:rPr/>
+        <w:t xml:space="preserve"> </w:t>
+      </w:r>
+      <w:r>
+        <w:rPr/>
+        <w:t>Indicadores y presentación del pipeline ETL en el dashboard.</w:t>
+      </w:r>
+    </w:p>
+    <w:bookmarkEnd w:id="51"/>
+    <w:bookmarkStart w:name="bloque-2-selección-de-tecnologías" w:id="52"/>
     <w:p xmlns:wp14="http://schemas.microsoft.com/office/word/2010/wordml" wp14:textId="77777777">
       <w:pPr>
         <w:pStyle w:val="Heading4"/>
-      </w:pPr>
-      <w:r>
-        <w:t xml:space="preserve">Bloque 2: selección de tecnologías</w:t>
+        <w:jc w:val="both"/>
+      </w:pPr>
+      <w:r>
+        <w:rPr/>
+        <w:t>Bloque 2: selección de tecnologías</w:t>
       </w:r>
     </w:p>
     <w:p xmlns:wp14="http://schemas.microsoft.com/office/word/2010/wordml" wp14:textId="77777777">
@@ -2562,8 +2666,8 @@
         <w:t>La demo presenta una tabla conceptual de batch y streaming, y compara Data Lake, Data Warehouse y Lakehouse. Los rótulos Spark y Kafka/Flink son parte de una ilustración de latencia generada localmente; no se conectaron a motores reales para esa medición. En el informe final, debe presentarse como comparación didáctica y no como resultado de benchmark.</w:t>
       </w:r>
     </w:p>
-    <w:bookmarkEnd w:id="50"/>
-    <w:bookmarkStart w:name="X82ea19c865349a32e8ff6d6c09593bd0122f98e" w:id="57"/>
+    <w:bookmarkEnd w:id="52"/>
+    <w:bookmarkStart w:name="X82ea19c865349a32e8ff6d6c09593bd0122f98e" w:id="59"/>
     <w:p xmlns:wp14="http://schemas.microsoft.com/office/word/2010/wordml" wp14:textId="77777777">
       <w:pPr>
         <w:pStyle w:val="Heading4"/>
@@ -2597,24 +2701,26 @@
     <w:p xmlns:wp14="http://schemas.microsoft.com/office/word/2010/wordml" wp14:textId="77777777">
       <w:pPr>
         <w:pStyle w:val="CaptionedFigure"/>
+        <w:jc w:val="both"/>
       </w:pPr>
       <w:r>
         <w:drawing>
-          <wp:inline xmlns:wp14="http://schemas.microsoft.com/office/word/2010/wordprocessingDrawing" wp14:anchorId="7A2DEFEF" wp14:editId="7777777">
+          <wp:inline xmlns:wp14="http://schemas.microsoft.com/office/word/2010/wordprocessingDrawing" wp14:editId="24580736" wp14:anchorId="7FFBD706">
             <wp:extent cx="5334000" cy="5594459"/>
             <wp:effectExtent l="0" t="0" r="0" b="0"/>
-            <wp:docPr id="52" name="Picture" descr="Figura 6. Transiciones del Circuit Breaker en la demo." title=""/>
+            <wp:docPr id="54" name="Picture" descr="Figura 6. Transiciones del Circuit Breaker en la demo."/>
+            <wp:cNvGraphicFramePr/>
             <a:graphic>
-              <a:graphicData uri="http://schemas.openxmlformats.org/drawingml/2006/picture">
-                <pic:pic>
+              <a:graphicData xmlns:a="http://schemas.openxmlformats.org/drawingml/2006/main" uri="http://schemas.openxmlformats.org/drawingml/2006/picture">
+                <pic:pic xmlns:pic="http://schemas.openxmlformats.org/drawingml/2006/picture">
                   <pic:nvPicPr>
-                    <pic:cNvPr id="53" name="Picture" descr="evidencias/06-demo-bloque3-circuit-breaker.png"/>
+                    <pic:cNvPr id="55" name="Picture" descr="evidencias/06-demo-bloque3-circuit-breaker.png"/>
                     <pic:cNvPicPr>
                       <a:picLocks noChangeAspect="1" noChangeArrowheads="1"/>
                     </pic:cNvPicPr>
                   </pic:nvPicPr>
                   <pic:blipFill>
-                    <a:blip r:embed="rId51"/>
+                    <a:blip xmlns:r="http://schemas.openxmlformats.org/officeDocument/2006/relationships" r:embed="rId53"/>
                     <a:stretch>
                       <a:fillRect/>
                     </a:stretch>
@@ -2644,50 +2750,57 @@
     <w:p xmlns:wp14="http://schemas.microsoft.com/office/word/2010/wordml" wp14:textId="77777777">
       <w:pPr>
         <w:pStyle w:val="ImageCaption"/>
-      </w:pPr>
-      <w:r>
-        <w:t xml:space="preserve">Figura 6. Transiciones del Circuit Breaker en la demo.</w:t>
+        <w:jc w:val="both"/>
+      </w:pPr>
+      <w:r>
+        <w:rPr/>
+        <w:t>Figura 6. Transiciones del Circuit Breaker en la demo.</w:t>
       </w:r>
     </w:p>
     <w:p xmlns:wp14="http://schemas.microsoft.com/office/word/2010/wordml" wp14:textId="77777777">
       <w:pPr>
         <w:pStyle w:val="BodyText"/>
-      </w:pPr>
-      <w:r>
-        <w:rPr>
-          <w:b/>
-          <w:bCs/>
-        </w:rPr>
-        <w:t xml:space="preserve">Figura 6.</w:t>
-      </w:r>
-      <w:r>
-        <w:t xml:space="preserve"> </w:t>
-      </w:r>
-      <w:r>
-        <w:t xml:space="preserve">Circuito y métricas de alta disponibilidad presentados en la demo.</w:t>
+        <w:jc w:val="both"/>
+      </w:pPr>
+      <w:r>
+        <w:rPr>
+          <w:b w:val="1"/>
+          <w:bCs w:val="1"/>
+        </w:rPr>
+        <w:t>Figura 6.</w:t>
+      </w:r>
+      <w:r>
+        <w:rPr/>
+        <w:t xml:space="preserve"> </w:t>
+      </w:r>
+      <w:r>
+        <w:rPr/>
+        <w:t>Circuito y métricas de alta disponibilidad presentados en la demo.</w:t>
       </w:r>
     </w:p>
     <w:p xmlns:wp14="http://schemas.microsoft.com/office/word/2010/wordml" wp14:textId="77777777">
       <w:pPr>
         <w:pStyle w:val="CaptionedFigure"/>
+        <w:jc w:val="both"/>
       </w:pPr>
       <w:r>
         <w:drawing>
-          <wp:inline xmlns:wp14="http://schemas.microsoft.com/office/word/2010/wordprocessingDrawing" wp14:anchorId="1365EE68" wp14:editId="7777777">
+          <wp:inline xmlns:wp14="http://schemas.microsoft.com/office/word/2010/wordprocessingDrawing" wp14:editId="34A622B0" wp14:anchorId="4716521E">
             <wp:extent cx="5334000" cy="4408228"/>
             <wp:effectExtent l="0" t="0" r="0" b="0"/>
-            <wp:docPr id="55" name="Picture" descr="Figura 7. Dashboard del Circuit Breaker." title=""/>
+            <wp:docPr id="57" name="Picture" descr="Figura 7. Dashboard del Circuit Breaker."/>
+            <wp:cNvGraphicFramePr/>
             <a:graphic>
-              <a:graphicData uri="http://schemas.openxmlformats.org/drawingml/2006/picture">
-                <pic:pic>
+              <a:graphicData xmlns:a="http://schemas.openxmlformats.org/drawingml/2006/main" uri="http://schemas.openxmlformats.org/drawingml/2006/picture">
+                <pic:pic xmlns:pic="http://schemas.openxmlformats.org/drawingml/2006/picture">
                   <pic:nvPicPr>
-                    <pic:cNvPr id="56" name="Picture" descr="evidencias/14-dashboard-circuit-breaker.png"/>
+                    <pic:cNvPr id="58" name="Picture" descr="evidencias/14-dashboard-circuit-breaker.png"/>
                     <pic:cNvPicPr>
                       <a:picLocks noChangeAspect="1" noChangeArrowheads="1"/>
                     </pic:cNvPicPr>
                   </pic:nvPicPr>
                   <pic:blipFill>
-                    <a:blip r:embed="rId54"/>
+                    <a:blip xmlns:r="http://schemas.openxmlformats.org/officeDocument/2006/relationships" r:embed="rId56"/>
                     <a:stretch>
                       <a:fillRect/>
                     </a:stretch>
@@ -2717,37 +2830,44 @@
     <w:p xmlns:wp14="http://schemas.microsoft.com/office/word/2010/wordml" wp14:textId="77777777">
       <w:pPr>
         <w:pStyle w:val="ImageCaption"/>
-      </w:pPr>
-      <w:r>
-        <w:t xml:space="preserve">Figura 7. Dashboard del Circuit Breaker.</w:t>
+        <w:jc w:val="both"/>
+      </w:pPr>
+      <w:r>
+        <w:rPr/>
+        <w:t>Figura 7. Dashboard del Circuit Breaker.</w:t>
       </w:r>
     </w:p>
     <w:p xmlns:wp14="http://schemas.microsoft.com/office/word/2010/wordml" wp14:textId="77777777">
       <w:pPr>
         <w:pStyle w:val="BodyText"/>
-      </w:pPr>
-      <w:r>
-        <w:rPr>
-          <w:b/>
-          <w:bCs/>
-        </w:rPr>
-        <w:t xml:space="preserve">Figura 7.</w:t>
-      </w:r>
-      <w:r>
-        <w:t xml:space="preserve"> </w:t>
-      </w:r>
-      <w:r>
-        <w:t xml:space="preserve">Estado y últimas llamadas mostradas en el panel interactivo.</w:t>
-      </w:r>
-    </w:p>
-    <w:bookmarkEnd w:id="57"/>
-    <w:bookmarkStart w:name="bloque-4-simulacro-drp" w:id="67"/>
+        <w:jc w:val="both"/>
+      </w:pPr>
+      <w:r>
+        <w:rPr>
+          <w:b w:val="1"/>
+          <w:bCs w:val="1"/>
+        </w:rPr>
+        <w:t>Figura 7.</w:t>
+      </w:r>
+      <w:r>
+        <w:rPr/>
+        <w:t xml:space="preserve"> </w:t>
+      </w:r>
+      <w:r>
+        <w:rPr/>
+        <w:t>Estado y últimas llamadas mostradas en el panel interactivo.</w:t>
+      </w:r>
+    </w:p>
+    <w:bookmarkEnd w:id="59"/>
+    <w:bookmarkStart w:name="bloque-4-simulacro-drp" w:id="69"/>
     <w:p xmlns:wp14="http://schemas.microsoft.com/office/word/2010/wordml" wp14:textId="77777777">
       <w:pPr>
         <w:pStyle w:val="Heading4"/>
-      </w:pPr>
-      <w:r>
-        <w:t xml:space="preserve">Bloque 4: simulacro DRP</w:t>
+        <w:jc w:val="both"/>
+      </w:pPr>
+      <w:r>
+        <w:rPr/>
+        <w:t>Bloque 4: simulacro DRP</w:t>
       </w:r>
     </w:p>
     <w:p xmlns:wp14="http://schemas.microsoft.com/office/word/2010/wordml" wp14:textId="77777777">
@@ -2776,77 +2896,65 @@
         <w:jc w:val="both"/>
       </w:pPr>
       <w:r>
-        <w:rPr>
-          <w:lang w:val="es-ES"/>
-        </w:rPr>
+        <w:rPr/>
         <w:t>Después de cambiar el ciclo para copiar todos los registros pendientes, el ensayo compartido reportó 200 disponibles, 0 posiblemente perdidos, RTO de 0,01 min y RPO de 0,03 min. No hubo brechas. Al terminar, el estado general volvió a</w:t>
       </w:r>
       <w:r>
-        <w:rPr>
-          <w:lang w:val="es-ES"/>
-        </w:rPr>
+        <w:rPr/>
         <w:t xml:space="preserve"> </w:t>
       </w:r>
       <w:r>
         <w:rPr>
           <w:rStyle w:val="VerbatimChar"/>
-          <w:lang w:val="es-ES"/>
         </w:rPr>
         <w:t>region-a-activa</w:t>
       </w:r>
       <w:r>
-        <w:rPr>
-          <w:lang w:val="es-ES"/>
-        </w:rPr>
+        <w:rPr/>
         <w:t>; el resultado del failover dentro del simulacro identificó</w:t>
       </w:r>
       <w:r>
-        <w:rPr>
-          <w:lang w:val="es-ES"/>
-        </w:rPr>
+        <w:rPr/>
         <w:t xml:space="preserve"> </w:t>
       </w:r>
       <w:r>
         <w:rPr>
           <w:rStyle w:val="VerbatimChar"/>
-          <w:lang w:val="es-ES"/>
         </w:rPr>
         <w:t>region-b-standby</w:t>
       </w:r>
       <w:r>
-        <w:rPr>
-          <w:lang w:val="es-ES"/>
-        </w:rPr>
-        <w:t xml:space="preserve"> </w:t>
-      </w:r>
-      <w:r>
-        <w:rPr>
-          <w:lang w:val="es-ES"/>
-        </w:rPr>
+        <w:rPr/>
+        <w:t xml:space="preserve"> </w:t>
+      </w:r>
+      <w:r>
+        <w:rPr/>
         <w:t>como sitio activo durante la prueba. Las métricas se producen con esperas y reloj local, por lo que no representan objetivos SLA validados en infraestructura real.</w:t>
       </w:r>
     </w:p>
     <w:p xmlns:wp14="http://schemas.microsoft.com/office/word/2010/wordml" wp14:textId="77777777">
       <w:pPr>
         <w:pStyle w:val="CaptionedFigure"/>
+        <w:jc w:val="both"/>
       </w:pPr>
       <w:r>
         <w:drawing>
-          <wp:inline xmlns:wp14="http://schemas.microsoft.com/office/word/2010/wordprocessingDrawing" wp14:anchorId="34661E43" wp14:editId="7777777">
+          <wp:inline xmlns:wp14="http://schemas.microsoft.com/office/word/2010/wordprocessingDrawing" wp14:editId="37BF3E60" wp14:anchorId="06A7CC6E">
             <wp:extent cx="5334000" cy="4408228"/>
             <wp:effectExtent l="0" t="0" r="0" b="0"/>
-            <wp:docPr id="59" name="Picture" descr="Figura 8. Dashboard DRP con brecha de línea base." title=""/>
+            <wp:docPr id="61" name="Picture" descr="Figura 8. Dashboard DRP con brecha de línea base."/>
+            <wp:cNvGraphicFramePr/>
             <a:graphic>
-              <a:graphicData uri="http://schemas.openxmlformats.org/drawingml/2006/picture">
-                <pic:pic>
+              <a:graphicData xmlns:a="http://schemas.openxmlformats.org/drawingml/2006/main" uri="http://schemas.openxmlformats.org/drawingml/2006/picture">
+                <pic:pic xmlns:pic="http://schemas.openxmlformats.org/drawingml/2006/picture">
                   <pic:nvPicPr>
-                    <pic:cNvPr id="60" name="Picture" descr="evidencias/16-dashboard-drp-linea-base.png"/>
+                    <pic:cNvPr id="62" name="Picture" descr="evidencias/16-dashboard-drp-linea-base.png"/>
                     <pic:cNvPicPr>
                       <a:picLocks noChangeAspect="1" noChangeArrowheads="1"/>
                     </pic:cNvPicPr>
                   </pic:nvPicPr>
                   <pic:blipFill>
-                    <a:blip r:embed="rId58"/>
+                    <a:blip xmlns:r="http://schemas.openxmlformats.org/officeDocument/2006/relationships" r:embed="rId60"/>
                     <a:stretch>
                       <a:fillRect/>
                     </a:stretch>
@@ -2876,50 +2984,57 @@
     <w:p xmlns:wp14="http://schemas.microsoft.com/office/word/2010/wordml" wp14:textId="77777777">
       <w:pPr>
         <w:pStyle w:val="ImageCaption"/>
-      </w:pPr>
-      <w:r>
-        <w:t xml:space="preserve">Figura 8. Dashboard DRP con brecha de línea base.</w:t>
+        <w:jc w:val="both"/>
+      </w:pPr>
+      <w:r>
+        <w:rPr/>
+        <w:t>Figura 8. Dashboard DRP con brecha de línea base.</w:t>
       </w:r>
     </w:p>
     <w:p xmlns:wp14="http://schemas.microsoft.com/office/word/2010/wordml" wp14:textId="77777777">
       <w:pPr>
         <w:pStyle w:val="BodyText"/>
-      </w:pPr>
-      <w:r>
-        <w:rPr>
-          <w:b/>
-          <w:bCs/>
-        </w:rPr>
-        <w:t xml:space="preserve">Figura 8.</w:t>
-      </w:r>
-      <w:r>
-        <w:t xml:space="preserve"> </w:t>
-      </w:r>
-      <w:r>
-        <w:t xml:space="preserve">Resultado inicial del simulacro mostrado en la interfaz.</w:t>
+        <w:jc w:val="both"/>
+      </w:pPr>
+      <w:r>
+        <w:rPr>
+          <w:b w:val="1"/>
+          <w:bCs w:val="1"/>
+        </w:rPr>
+        <w:t>Figura 8.</w:t>
+      </w:r>
+      <w:r>
+        <w:rPr/>
+        <w:t xml:space="preserve"> </w:t>
+      </w:r>
+      <w:r>
+        <w:rPr/>
+        <w:t>Resultado inicial del simulacro mostrado en la interfaz.</w:t>
       </w:r>
     </w:p>
     <w:p xmlns:wp14="http://schemas.microsoft.com/office/word/2010/wordml" wp14:textId="77777777">
       <w:pPr>
         <w:pStyle w:val="CaptionedFigure"/>
+        <w:jc w:val="both"/>
       </w:pPr>
       <w:r>
         <w:drawing>
-          <wp:inline xmlns:wp14="http://schemas.microsoft.com/office/word/2010/wordprocessingDrawing" wp14:anchorId="08B32E15" wp14:editId="7777777">
+          <wp:inline xmlns:wp14="http://schemas.microsoft.com/office/word/2010/wordprocessingDrawing" wp14:editId="5481A93E" wp14:anchorId="6CE6C014">
             <wp:extent cx="5334000" cy="4408228"/>
             <wp:effectExtent l="0" t="0" r="0" b="0"/>
-            <wp:docPr id="62" name="Picture" descr="Figura 9. Resultado DRP inicial." title=""/>
+            <wp:docPr id="64" name="Picture" descr="Figura 9. Resultado DRP inicial."/>
+            <wp:cNvGraphicFramePr/>
             <a:graphic>
-              <a:graphicData uri="http://schemas.openxmlformats.org/drawingml/2006/picture">
-                <pic:pic>
+              <a:graphicData xmlns:a="http://schemas.openxmlformats.org/drawingml/2006/main" uri="http://schemas.openxmlformats.org/drawingml/2006/picture">
+                <pic:pic xmlns:pic="http://schemas.openxmlformats.org/drawingml/2006/picture">
                   <pic:nvPicPr>
-                    <pic:cNvPr id="63" name="Picture" descr="evidencias/23-modulo-drp-linea-base.png"/>
+                    <pic:cNvPr id="65" name="Picture" descr="evidencias/23-modulo-drp-linea-base.png"/>
                     <pic:cNvPicPr>
                       <a:picLocks noChangeAspect="1" noChangeArrowheads="1"/>
                     </pic:cNvPicPr>
                   </pic:nvPicPr>
                   <pic:blipFill>
-                    <a:blip r:embed="rId61"/>
+                    <a:blip xmlns:r="http://schemas.openxmlformats.org/officeDocument/2006/relationships" r:embed="rId63"/>
                     <a:stretch>
                       <a:fillRect/>
                     </a:stretch>
@@ -2949,50 +3064,57 @@
     <w:p xmlns:wp14="http://schemas.microsoft.com/office/word/2010/wordml" wp14:textId="77777777">
       <w:pPr>
         <w:pStyle w:val="ImageCaption"/>
-      </w:pPr>
-      <w:r>
-        <w:t xml:space="preserve">Figura 9. Resultado DRP inicial.</w:t>
+        <w:jc w:val="both"/>
+      </w:pPr>
+      <w:r>
+        <w:rPr/>
+        <w:t>Figura 9. Resultado DRP inicial.</w:t>
       </w:r>
     </w:p>
     <w:p xmlns:wp14="http://schemas.microsoft.com/office/word/2010/wordml" wp14:textId="77777777">
       <w:pPr>
         <w:pStyle w:val="BodyText"/>
-      </w:pPr>
-      <w:r>
-        <w:rPr>
-          <w:b/>
-          <w:bCs/>
-        </w:rPr>
-        <w:t xml:space="preserve">Figura 9.</w:t>
-      </w:r>
-      <w:r>
-        <w:t xml:space="preserve"> </w:t>
-      </w:r>
-      <w:r>
-        <w:t xml:space="preserve">Línea base: 100 de 200 registros no estaban en standby.</w:t>
+        <w:jc w:val="both"/>
+      </w:pPr>
+      <w:r>
+        <w:rPr>
+          <w:b w:val="1"/>
+          <w:bCs w:val="1"/>
+        </w:rPr>
+        <w:t>Figura 9.</w:t>
+      </w:r>
+      <w:r>
+        <w:rPr/>
+        <w:t xml:space="preserve"> </w:t>
+      </w:r>
+      <w:r>
+        <w:rPr/>
+        <w:t>Línea base: 100 de 200 registros no estaban en standby.</w:t>
       </w:r>
     </w:p>
     <w:p xmlns:wp14="http://schemas.microsoft.com/office/word/2010/wordml" wp14:textId="77777777">
       <w:pPr>
         <w:pStyle w:val="CaptionedFigure"/>
+        <w:jc w:val="both"/>
       </w:pPr>
       <w:r>
         <w:drawing>
-          <wp:inline xmlns:wp14="http://schemas.microsoft.com/office/word/2010/wordprocessingDrawing" wp14:anchorId="2E7AB1C1" wp14:editId="7777777">
+          <wp:inline xmlns:wp14="http://schemas.microsoft.com/office/word/2010/wordprocessingDrawing" wp14:editId="5B412903" wp14:anchorId="67827323">
             <wp:extent cx="5334000" cy="4473119"/>
             <wp:effectExtent l="0" t="0" r="0" b="0"/>
-            <wp:docPr id="65" name="Picture" descr="Figura 10. Resultado DRP mejorado." title=""/>
+            <wp:docPr id="67" name="Picture" descr="Figura 10. Resultado DRP mejorado."/>
+            <wp:cNvGraphicFramePr/>
             <a:graphic>
-              <a:graphicData uri="http://schemas.openxmlformats.org/drawingml/2006/picture">
-                <pic:pic>
+              <a:graphicData xmlns:a="http://schemas.openxmlformats.org/drawingml/2006/main" uri="http://schemas.openxmlformats.org/drawingml/2006/picture">
+                <pic:pic xmlns:pic="http://schemas.openxmlformats.org/drawingml/2006/picture">
                   <pic:nvPicPr>
-                    <pic:cNvPr id="66" name="Picture" descr="evidencias/25-modulo-drp-mejorado.png"/>
+                    <pic:cNvPr id="68" name="Picture" descr="evidencias/25-modulo-drp-mejorado.png"/>
                     <pic:cNvPicPr>
                       <a:picLocks noChangeAspect="1" noChangeArrowheads="1"/>
                     </pic:cNvPicPr>
                   </pic:nvPicPr>
                   <pic:blipFill>
-                    <a:blip r:embed="rId64"/>
+                    <a:blip xmlns:r="http://schemas.openxmlformats.org/officeDocument/2006/relationships" r:embed="rId66"/>
                     <a:stretch>
                       <a:fillRect/>
                     </a:stretch>
@@ -3022,37 +3144,44 @@
     <w:p xmlns:wp14="http://schemas.microsoft.com/office/word/2010/wordml" wp14:textId="77777777">
       <w:pPr>
         <w:pStyle w:val="ImageCaption"/>
-      </w:pPr>
-      <w:r>
-        <w:t xml:space="preserve">Figura 10. Resultado DRP mejorado.</w:t>
+        <w:jc w:val="both"/>
+      </w:pPr>
+      <w:r>
+        <w:rPr/>
+        <w:t>Figura 10. Resultado DRP mejorado.</w:t>
       </w:r>
     </w:p>
     <w:p xmlns:wp14="http://schemas.microsoft.com/office/word/2010/wordml" wp14:textId="77777777">
       <w:pPr>
         <w:pStyle w:val="BodyText"/>
-      </w:pPr>
-      <w:r>
-        <w:rPr>
-          <w:b/>
-          <w:bCs/>
-        </w:rPr>
-        <w:t xml:space="preserve">Figura 10.</w:t>
-      </w:r>
-      <w:r>
-        <w:t xml:space="preserve"> </w:t>
-      </w:r>
-      <w:r>
-        <w:t xml:space="preserve">Después del cambio: los 200 registros se encontraron en standby y no se reportaron brechas.</w:t>
-      </w:r>
-    </w:p>
-    <w:bookmarkEnd w:id="67"/>
-    <w:bookmarkStart w:name="bloque-5-sharding-replicación-y-cap" w:id="74"/>
+        <w:jc w:val="both"/>
+      </w:pPr>
+      <w:r>
+        <w:rPr>
+          <w:b w:val="1"/>
+          <w:bCs w:val="1"/>
+        </w:rPr>
+        <w:t>Figura 10.</w:t>
+      </w:r>
+      <w:r>
+        <w:rPr/>
+        <w:t xml:space="preserve"> </w:t>
+      </w:r>
+      <w:r>
+        <w:rPr/>
+        <w:t>Después del cambio: los 200 registros se encontraron en standby y no se reportaron brechas.</w:t>
+      </w:r>
+    </w:p>
+    <w:bookmarkEnd w:id="69"/>
+    <w:bookmarkStart w:name="bloque-5-sharding-replicación-y-cap" w:id="76"/>
     <w:p xmlns:wp14="http://schemas.microsoft.com/office/word/2010/wordml" wp14:textId="77777777">
       <w:pPr>
         <w:pStyle w:val="Heading4"/>
-      </w:pPr>
-      <w:r>
-        <w:t xml:space="preserve">Bloque 5: sharding, replicación y CAP</w:t>
+        <w:jc w:val="both"/>
+      </w:pPr>
+      <w:r>
+        <w:rPr/>
+        <w:t>Bloque 5: sharding, replicación y CAP</w:t>
       </w:r>
     </w:p>
     <w:p xmlns:wp14="http://schemas.microsoft.com/office/word/2010/wordml" wp14:textId="77777777">
@@ -3176,24 +3305,26 @@
     <w:p xmlns:wp14="http://schemas.microsoft.com/office/word/2010/wordml" wp14:textId="77777777">
       <w:pPr>
         <w:pStyle w:val="CaptionedFigure"/>
+        <w:jc w:val="both"/>
       </w:pPr>
       <w:r>
         <w:drawing>
-          <wp:inline xmlns:wp14="http://schemas.microsoft.com/office/word/2010/wordprocessingDrawing" wp14:anchorId="14DA1315" wp14:editId="7777777">
+          <wp:inline xmlns:wp14="http://schemas.microsoft.com/office/word/2010/wordprocessingDrawing" wp14:editId="6A07EE1C" wp14:anchorId="1D1160B6">
             <wp:extent cx="5334000" cy="4408228"/>
             <wp:effectExtent l="0" t="0" r="0" b="0"/>
-            <wp:docPr id="69" name="Picture" descr="Figura 11. Distribución hash de línea base." title=""/>
+            <wp:docPr id="71" name="Picture" descr="Figura 11. Distribución hash de línea base."/>
+            <wp:cNvGraphicFramePr/>
             <a:graphic>
-              <a:graphicData uri="http://schemas.openxmlformats.org/drawingml/2006/picture">
-                <pic:pic>
+              <a:graphicData xmlns:a="http://schemas.openxmlformats.org/drawingml/2006/main" uri="http://schemas.openxmlformats.org/drawingml/2006/picture">
+                <pic:pic xmlns:pic="http://schemas.openxmlformats.org/drawingml/2006/picture">
                   <pic:nvPicPr>
-                    <pic:cNvPr id="70" name="Picture" descr="evidencias/20-modulo-sharding-linea-base-y-replicacion.png"/>
+                    <pic:cNvPr id="72" name="Picture" descr="evidencias/20-modulo-sharding-linea-base-y-replicacion.png"/>
                     <pic:cNvPicPr>
                       <a:picLocks noChangeAspect="1" noChangeArrowheads="1"/>
                     </pic:cNvPicPr>
                   </pic:nvPicPr>
                   <pic:blipFill>
-                    <a:blip r:embed="rId68"/>
+                    <a:blip xmlns:r="http://schemas.openxmlformats.org/officeDocument/2006/relationships" r:embed="rId70"/>
                     <a:stretch>
                       <a:fillRect/>
                     </a:stretch>
@@ -3223,50 +3354,57 @@
     <w:p xmlns:wp14="http://schemas.microsoft.com/office/word/2010/wordml" wp14:textId="77777777">
       <w:pPr>
         <w:pStyle w:val="ImageCaption"/>
-      </w:pPr>
-      <w:r>
-        <w:t xml:space="preserve">Figura 11. Distribución hash de línea base.</w:t>
+        <w:jc w:val="both"/>
+      </w:pPr>
+      <w:r>
+        <w:rPr/>
+        <w:t>Figura 11. Distribución hash de línea base.</w:t>
       </w:r>
     </w:p>
     <w:p xmlns:wp14="http://schemas.microsoft.com/office/word/2010/wordml" wp14:textId="77777777">
       <w:pPr>
         <w:pStyle w:val="BodyText"/>
-      </w:pPr>
-      <w:r>
-        <w:rPr>
-          <w:b/>
-          <w:bCs/>
-        </w:rPr>
-        <w:t xml:space="preserve">Figura 11.</w:t>
-      </w:r>
-      <w:r>
-        <w:t xml:space="preserve"> </w:t>
-      </w:r>
-      <w:r>
-        <w:t xml:space="preserve">Línea base con el shard 2 sin registros.</w:t>
+        <w:jc w:val="both"/>
+      </w:pPr>
+      <w:r>
+        <w:rPr>
+          <w:b w:val="1"/>
+          <w:bCs w:val="1"/>
+        </w:rPr>
+        <w:t>Figura 11.</w:t>
+      </w:r>
+      <w:r>
+        <w:rPr/>
+        <w:t xml:space="preserve"> </w:t>
+      </w:r>
+      <w:r>
+        <w:rPr/>
+        <w:t>Línea base con el shard 2 sin registros.</w:t>
       </w:r>
     </w:p>
     <w:p xmlns:wp14="http://schemas.microsoft.com/office/word/2010/wordml" wp14:textId="77777777">
       <w:pPr>
         <w:pStyle w:val="CaptionedFigure"/>
+        <w:jc w:val="both"/>
       </w:pPr>
       <w:r>
         <w:drawing>
-          <wp:inline xmlns:wp14="http://schemas.microsoft.com/office/word/2010/wordprocessingDrawing" wp14:anchorId="30C57E45" wp14:editId="7777777">
+          <wp:inline xmlns:wp14="http://schemas.microsoft.com/office/word/2010/wordprocessingDrawing" wp14:editId="44DCB82E" wp14:anchorId="1E676C8C">
             <wp:extent cx="5334000" cy="3209917"/>
             <wp:effectExtent l="0" t="0" r="0" b="0"/>
-            <wp:docPr id="72" name="Picture" descr="Figura 12. Distribución hash mejorada." title=""/>
+            <wp:docPr id="74" name="Picture" descr="Figura 12. Distribución hash mejorada."/>
+            <wp:cNvGraphicFramePr/>
             <a:graphic>
-              <a:graphicData uri="http://schemas.openxmlformats.org/drawingml/2006/picture">
-                <pic:pic>
+              <a:graphicData xmlns:a="http://schemas.openxmlformats.org/drawingml/2006/main" uri="http://schemas.openxmlformats.org/drawingml/2006/picture">
+                <pic:pic xmlns:pic="http://schemas.openxmlformats.org/drawingml/2006/picture">
                   <pic:nvPicPr>
-                    <pic:cNvPr id="73" name="Picture" descr="evidencias/24-modulo-sharding-mejorado.png"/>
+                    <pic:cNvPr id="75" name="Picture" descr="evidencias/24-modulo-sharding-mejorado.png"/>
                     <pic:cNvPicPr>
                       <a:picLocks noChangeAspect="1" noChangeArrowheads="1"/>
                     </pic:cNvPicPr>
                   </pic:nvPicPr>
                   <pic:blipFill>
-                    <a:blip r:embed="rId71"/>
+                    <a:blip xmlns:r="http://schemas.openxmlformats.org/officeDocument/2006/relationships" r:embed="rId73"/>
                     <a:stretch>
                       <a:fillRect/>
                     </a:stretch>
@@ -3296,27 +3434,32 @@
     <w:p xmlns:wp14="http://schemas.microsoft.com/office/word/2010/wordml" wp14:textId="77777777">
       <w:pPr>
         <w:pStyle w:val="ImageCaption"/>
-      </w:pPr>
-      <w:r>
-        <w:t xml:space="preserve">Figura 12. Distribución hash mejorada.</w:t>
+        <w:jc w:val="both"/>
+      </w:pPr>
+      <w:r>
+        <w:rPr/>
+        <w:t>Figura 12. Distribución hash mejorada.</w:t>
       </w:r>
     </w:p>
     <w:p xmlns:wp14="http://schemas.microsoft.com/office/word/2010/wordml" wp14:textId="77777777">
       <w:pPr>
         <w:pStyle w:val="BodyText"/>
-      </w:pPr>
-      <w:r>
-        <w:rPr>
-          <w:b/>
-          <w:bCs/>
-        </w:rPr>
-        <w:t xml:space="preserve">Figura 12.</w:t>
-      </w:r>
-      <w:r>
-        <w:t xml:space="preserve"> </w:t>
-      </w:r>
-      <w:r>
-        <w:t xml:space="preserve">Resultado posterior con uso de los tres shards y balance de 88,1 %.</w:t>
+        <w:jc w:val="both"/>
+      </w:pPr>
+      <w:r>
+        <w:rPr>
+          <w:b w:val="1"/>
+          <w:bCs w:val="1"/>
+        </w:rPr>
+        <w:t>Figura 12.</w:t>
+      </w:r>
+      <w:r>
+        <w:rPr/>
+        <w:t xml:space="preserve"> </w:t>
+      </w:r>
+      <w:r>
+        <w:rPr/>
+        <w:t>Resultado posterior con uso de los tres shards y balance de 88,1 %.</w:t>
       </w:r>
     </w:p>
     <w:p xmlns:wp14="http://schemas.microsoft.com/office/word/2010/wordml" wp14:textId="77777777">
@@ -3329,9 +3472,9 @@
         <w:t>En una ejecución individual, la comparación de escrituras mostró aproximadamente 21,7 ms de latencia media síncrona, 1,5 ms asíncrona y 5,3 ms multi-líder. Estas cifras proceden de sleeps y variaciones aleatorias, no de nodos de red reales. La principal utilidad de la tabla es hacer visible el compromiso pedagógico entre espera por confirmaciones y propagación posterior.</w:t>
       </w:r>
     </w:p>
-    <w:bookmarkEnd w:id="74"/>
-    <w:bookmarkEnd w:id="75"/>
-    <w:bookmarkStart w:name="ejecución-de-módulos-individuales" w:id="82"/>
+    <w:bookmarkEnd w:id="76"/>
+    <w:bookmarkEnd w:id="77"/>
+    <w:bookmarkStart w:name="ejecución-de-módulos-individuales" w:id="84"/>
     <w:p xmlns:wp14="http://schemas.microsoft.com/office/word/2010/wordml" wp14:textId="77777777">
       <w:pPr>
         <w:pStyle w:val="Heading3"/>
@@ -3405,24 +3548,26 @@
     <w:p xmlns:wp14="http://schemas.microsoft.com/office/word/2010/wordml" wp14:textId="77777777">
       <w:pPr>
         <w:pStyle w:val="CaptionedFigure"/>
+        <w:jc w:val="both"/>
       </w:pPr>
       <w:r>
         <w:drawing>
-          <wp:inline xmlns:wp14="http://schemas.microsoft.com/office/word/2010/wordprocessingDrawing" wp14:anchorId="058B82BD" wp14:editId="7777777">
+          <wp:inline xmlns:wp14="http://schemas.microsoft.com/office/word/2010/wordprocessingDrawing" wp14:editId="3FD00126" wp14:anchorId="52A6F4E8">
             <wp:extent cx="5334000" cy="4408228"/>
             <wp:effectExtent l="0" t="0" r="0" b="0"/>
-            <wp:docPr id="77" name="Picture" descr="Figura 13. Ejecución individual del ETL y KPIs." title=""/>
+            <wp:docPr id="79" name="Picture" descr="Figura 13. Ejecución individual del ETL y KPIs."/>
+            <wp:cNvGraphicFramePr/>
             <a:graphic>
-              <a:graphicData uri="http://schemas.openxmlformats.org/drawingml/2006/picture">
-                <pic:pic>
+              <a:graphicData xmlns:a="http://schemas.openxmlformats.org/drawingml/2006/main" uri="http://schemas.openxmlformats.org/drawingml/2006/picture">
+                <pic:pic xmlns:pic="http://schemas.openxmlformats.org/drawingml/2006/picture">
                   <pic:nvPicPr>
-                    <pic:cNvPr id="78" name="Picture" descr="evidencias/21-modulo-etl-y-advertencia-utc.png"/>
+                    <pic:cNvPr id="80" name="Picture" descr="evidencias/21-modulo-etl-y-advertencia-utc.png"/>
                     <pic:cNvPicPr>
                       <a:picLocks noChangeAspect="1" noChangeArrowheads="1"/>
                     </pic:cNvPicPr>
                   </pic:nvPicPr>
                   <pic:blipFill>
-                    <a:blip r:embed="rId76"/>
+                    <a:blip xmlns:r="http://schemas.openxmlformats.org/officeDocument/2006/relationships" r:embed="rId78"/>
                     <a:stretch>
                       <a:fillRect/>
                     </a:stretch>
@@ -3452,50 +3597,57 @@
     <w:p xmlns:wp14="http://schemas.microsoft.com/office/word/2010/wordml" wp14:textId="77777777">
       <w:pPr>
         <w:pStyle w:val="ImageCaption"/>
-      </w:pPr>
-      <w:r>
-        <w:t xml:space="preserve">Figura 13. Ejecución individual del ETL y KPIs.</w:t>
+        <w:jc w:val="both"/>
+      </w:pPr>
+      <w:r>
+        <w:rPr/>
+        <w:t>Figura 13. Ejecución individual del ETL y KPIs.</w:t>
       </w:r>
     </w:p>
     <w:p xmlns:wp14="http://schemas.microsoft.com/office/word/2010/wordml" wp14:textId="77777777">
       <w:pPr>
         <w:pStyle w:val="BodyText"/>
-      </w:pPr>
-      <w:r>
-        <w:rPr>
-          <w:b/>
-          <w:bCs/>
-        </w:rPr>
-        <w:t xml:space="preserve">Figura 13.</w:t>
-      </w:r>
-      <w:r>
-        <w:t xml:space="preserve"> </w:t>
-      </w:r>
-      <w:r>
-        <w:t xml:space="preserve">Ejecución individual del motor batch antes de corregir la marca temporal obsoleta.</w:t>
+        <w:jc w:val="both"/>
+      </w:pPr>
+      <w:r>
+        <w:rPr>
+          <w:b w:val="1"/>
+          <w:bCs w:val="1"/>
+        </w:rPr>
+        <w:t>Figura 13.</w:t>
+      </w:r>
+      <w:r>
+        <w:rPr/>
+        <w:t xml:space="preserve"> </w:t>
+      </w:r>
+      <w:r>
+        <w:rPr/>
+        <w:t>Ejecución individual del motor batch antes de corregir la marca temporal obsoleta.</w:t>
       </w:r>
     </w:p>
     <w:p xmlns:wp14="http://schemas.microsoft.com/office/word/2010/wordml" wp14:textId="77777777">
       <w:pPr>
         <w:pStyle w:val="CaptionedFigure"/>
+        <w:jc w:val="both"/>
       </w:pPr>
       <w:r>
         <w:drawing>
-          <wp:inline xmlns:wp14="http://schemas.microsoft.com/office/word/2010/wordprocessingDrawing" wp14:anchorId="54B0A9D4" wp14:editId="7777777">
+          <wp:inline xmlns:wp14="http://schemas.microsoft.com/office/word/2010/wordprocessingDrawing" wp14:editId="2CD7514C" wp14:anchorId="6A5DBD62">
             <wp:extent cx="5334000" cy="4408228"/>
             <wp:effectExtent l="0" t="0" r="0" b="0"/>
-            <wp:docPr id="80" name="Picture" descr="Figura 14. Error de invocación y ejecución de observabilidad." title=""/>
+            <wp:docPr id="82" name="Picture" descr="Figura 14. Error de invocación y ejecución de observabilidad."/>
+            <wp:cNvGraphicFramePr/>
             <a:graphic>
-              <a:graphicData uri="http://schemas.openxmlformats.org/drawingml/2006/picture">
-                <pic:pic>
+              <a:graphicData xmlns:a="http://schemas.openxmlformats.org/drawingml/2006/main" uri="http://schemas.openxmlformats.org/drawingml/2006/picture">
+                <pic:pic xmlns:pic="http://schemas.openxmlformats.org/drawingml/2006/picture">
                   <pic:nvPicPr>
-                    <pic:cNvPr id="81" name="Picture" descr="evidencias/22-modulo-observabilidad-e-invocacion-drp.png"/>
+                    <pic:cNvPr id="83" name="Picture" descr="evidencias/22-modulo-observabilidad-e-invocacion-drp.png"/>
                     <pic:cNvPicPr>
                       <a:picLocks noChangeAspect="1" noChangeArrowheads="1"/>
                     </pic:cNvPicPr>
                   </pic:nvPicPr>
                   <pic:blipFill>
-                    <a:blip r:embed="rId79"/>
+                    <a:blip xmlns:r="http://schemas.openxmlformats.org/officeDocument/2006/relationships" r:embed="rId81"/>
                     <a:stretch>
                       <a:fillRect/>
                     </a:stretch>
@@ -3525,37 +3677,44 @@
     <w:p xmlns:wp14="http://schemas.microsoft.com/office/word/2010/wordml" wp14:textId="77777777">
       <w:pPr>
         <w:pStyle w:val="ImageCaption"/>
-      </w:pPr>
-      <w:r>
-        <w:t xml:space="preserve">Figura 14. Error de invocación y ejecución de observabilidad.</w:t>
+        <w:jc w:val="both"/>
+      </w:pPr>
+      <w:r>
+        <w:rPr/>
+        <w:t>Figura 14. Error de invocación y ejecución de observabilidad.</w:t>
       </w:r>
     </w:p>
     <w:p xmlns:wp14="http://schemas.microsoft.com/office/word/2010/wordml" wp14:textId="77777777">
       <w:pPr>
         <w:pStyle w:val="BodyText"/>
-      </w:pPr>
-      <w:r>
-        <w:rPr>
-          <w:b/>
-          <w:bCs/>
-        </w:rPr>
-        <w:t xml:space="preserve">Figura 14.</w:t>
-      </w:r>
-      <w:r>
-        <w:t xml:space="preserve"> </w:t>
-      </w:r>
-      <w:r>
-        <w:t xml:space="preserve">Salida que permite distinguir el error de invocación directa del resultado del módulo de observabilidad.</w:t>
-      </w:r>
-    </w:p>
-    <w:bookmarkEnd w:id="82"/>
-    <w:bookmarkStart w:name="captura-en-visual-studio-code" w:id="86"/>
+        <w:jc w:val="both"/>
+      </w:pPr>
+      <w:r>
+        <w:rPr>
+          <w:b w:val="1"/>
+          <w:bCs w:val="1"/>
+        </w:rPr>
+        <w:t>Figura 14.</w:t>
+      </w:r>
+      <w:r>
+        <w:rPr/>
+        <w:t xml:space="preserve"> </w:t>
+      </w:r>
+      <w:r>
+        <w:rPr/>
+        <w:t>Salida que permite distinguir el error de invocación directa del resultado del módulo de observabilidad.</w:t>
+      </w:r>
+    </w:p>
+    <w:bookmarkEnd w:id="84"/>
+    <w:bookmarkStart w:name="captura-en-visual-studio-code" w:id="88"/>
     <w:p xmlns:wp14="http://schemas.microsoft.com/office/word/2010/wordml" wp14:textId="77777777">
       <w:pPr>
         <w:pStyle w:val="Heading3"/>
-      </w:pPr>
-      <w:r>
-        <w:t xml:space="preserve">6.4 Captura en Visual Studio Code</w:t>
+        <w:jc w:val="both"/>
+      </w:pPr>
+      <w:r>
+        <w:rPr/>
+        <w:t>6.4 Captura en Visual Studio Code</w:t>
       </w:r>
     </w:p>
     <w:p xmlns:wp14="http://schemas.microsoft.com/office/word/2010/wordml" wp14:textId="77777777">
@@ -3564,58 +3723,51 @@
         <w:jc w:val="both"/>
       </w:pPr>
       <w:r>
-        <w:rPr>
-          <w:lang w:val="es-ES"/>
-        </w:rPr>
+        <w:rPr/>
         <w:t>Se recibió una captura auténtica de la terminal integrada de VS Code. En ella se observa un primer intento del motor batch que falló por</w:t>
       </w:r>
       <w:r>
-        <w:rPr>
-          <w:lang w:val="es-ES"/>
-        </w:rPr>
+        <w:rPr/>
         <w:t xml:space="preserve"> </w:t>
       </w:r>
       <w:r>
         <w:rPr>
           <w:rStyle w:val="VerbatimChar"/>
-          <w:lang w:val="es-ES"/>
         </w:rPr>
         <w:t>timezone</w:t>
       </w:r>
       <w:r>
-        <w:rPr>
-          <w:lang w:val="es-ES"/>
-        </w:rPr>
-        <w:t xml:space="preserve"> </w:t>
-      </w:r>
-      <w:r>
-        <w:rPr>
-          <w:lang w:val="es-ES"/>
-        </w:rPr>
+        <w:rPr/>
+        <w:t xml:space="preserve"> </w:t>
+      </w:r>
+      <w:r>
+        <w:rPr/>
         <w:t>no importado y, después del ajuste, la ejecución que completó las tres capas. Esta evidencia documenta el proceso completo de corrección, incluido el error intermedio, y demuestra que el proyecto se ejecutó desde VS Code.</w:t>
       </w:r>
     </w:p>
     <w:p xmlns:wp14="http://schemas.microsoft.com/office/word/2010/wordml" wp14:textId="77777777">
       <w:pPr>
         <w:pStyle w:val="CaptionedFigure"/>
+        <w:jc w:val="both"/>
       </w:pPr>
       <w:r>
         <w:drawing>
-          <wp:inline xmlns:wp14="http://schemas.microsoft.com/office/word/2010/wordprocessingDrawing" wp14:anchorId="19F57137" wp14:editId="7777777">
+          <wp:inline xmlns:wp14="http://schemas.microsoft.com/office/word/2010/wordprocessingDrawing" wp14:editId="03DCBE37" wp14:anchorId="505A1598">
             <wp:extent cx="5334000" cy="3691670"/>
             <wp:effectExtent l="0" t="0" r="0" b="0"/>
-            <wp:docPr id="84" name="Picture" descr="Figura 15. ETL ejecutado en terminal integrada de VS Code." title=""/>
+            <wp:docPr id="86" name="Picture" descr="Figura 15. ETL ejecutado en terminal integrada de VS Code."/>
+            <wp:cNvGraphicFramePr/>
             <a:graphic>
-              <a:graphicData uri="http://schemas.openxmlformats.org/drawingml/2006/picture">
-                <pic:pic>
+              <a:graphicData xmlns:a="http://schemas.openxmlformats.org/drawingml/2006/main" uri="http://schemas.openxmlformats.org/drawingml/2006/picture">
+                <pic:pic xmlns:pic="http://schemas.openxmlformats.org/drawingml/2006/picture">
                   <pic:nvPicPr>
-                    <pic:cNvPr id="85" name="Picture" descr="evidencias/26-etl-terminal-integrada-vscode.png"/>
+                    <pic:cNvPr id="87" name="Picture" descr="evidencias/26-etl-terminal-integrada-vscode.png"/>
                     <pic:cNvPicPr>
                       <a:picLocks noChangeAspect="1" noChangeArrowheads="1"/>
                     </pic:cNvPicPr>
                   </pic:nvPicPr>
                   <pic:blipFill>
-                    <a:blip r:embed="rId83"/>
+                    <a:blip xmlns:r="http://schemas.openxmlformats.org/officeDocument/2006/relationships" r:embed="rId85"/>
                     <a:stretch>
                       <a:fillRect/>
                     </a:stretch>
@@ -3645,37 +3797,44 @@
     <w:p xmlns:wp14="http://schemas.microsoft.com/office/word/2010/wordml" wp14:textId="77777777">
       <w:pPr>
         <w:pStyle w:val="ImageCaption"/>
-      </w:pPr>
-      <w:r>
-        <w:t xml:space="preserve">Figura 15. ETL ejecutado en terminal integrada de VS Code.</w:t>
+        <w:jc w:val="both"/>
+      </w:pPr>
+      <w:r>
+        <w:rPr/>
+        <w:t>Figura 15. ETL ejecutado en terminal integrada de VS Code.</w:t>
       </w:r>
     </w:p>
     <w:p xmlns:wp14="http://schemas.microsoft.com/office/word/2010/wordml" wp14:textId="77777777">
       <w:pPr>
         <w:pStyle w:val="BodyText"/>
-      </w:pPr>
-      <w:r>
-        <w:rPr>
-          <w:b/>
-          <w:bCs/>
-        </w:rPr>
-        <w:t xml:space="preserve">Figura 15.</w:t>
-      </w:r>
-      <w:r>
-        <w:t xml:space="preserve"> </w:t>
-      </w:r>
-      <w:r>
-        <w:t xml:space="preserve">Captura en VS Code: error inicial durante la corrección y ejecución posterior exitosa del ETL, con 500 entradas, 499 válidas y 1 rechazada.</w:t>
-      </w:r>
-    </w:p>
-    <w:bookmarkEnd w:id="86"/>
-    <w:bookmarkStart w:name="pruebas-de-regresión" w:id="90"/>
+        <w:jc w:val="both"/>
+      </w:pPr>
+      <w:r>
+        <w:rPr>
+          <w:b w:val="1"/>
+          <w:bCs w:val="1"/>
+        </w:rPr>
+        <w:t>Figura 15.</w:t>
+      </w:r>
+      <w:r>
+        <w:rPr/>
+        <w:t xml:space="preserve"> </w:t>
+      </w:r>
+      <w:r>
+        <w:rPr/>
+        <w:t>Captura en VS Code: error inicial durante la corrección y ejecución posterior exitosa del ETL, con 500 entradas, 499 válidas y 1 rechazada.</w:t>
+      </w:r>
+    </w:p>
+    <w:bookmarkEnd w:id="88"/>
+    <w:bookmarkStart w:name="pruebas-de-regresión" w:id="92"/>
     <w:p xmlns:wp14="http://schemas.microsoft.com/office/word/2010/wordml" wp14:textId="77777777">
       <w:pPr>
         <w:pStyle w:val="Heading3"/>
-      </w:pPr>
-      <w:r>
-        <w:t xml:space="preserve">6.5 Pruebas de regresión</w:t>
+        <w:jc w:val="both"/>
+      </w:pPr>
+      <w:r>
+        <w:rPr/>
+        <w:t>6.5 Pruebas de regresión</w:t>
       </w:r>
     </w:p>
     <w:p xmlns:wp14="http://schemas.microsoft.com/office/word/2010/wordml" wp14:textId="77777777">
@@ -3737,24 +3896,26 @@
     <w:p xmlns:wp14="http://schemas.microsoft.com/office/word/2010/wordml" wp14:textId="77777777">
       <w:pPr>
         <w:pStyle w:val="CaptionedFigure"/>
+        <w:jc w:val="both"/>
       </w:pPr>
       <w:r>
         <w:drawing>
-          <wp:inline xmlns:wp14="http://schemas.microsoft.com/office/word/2010/wordprocessingDrawing" wp14:anchorId="457198EC" wp14:editId="7777777">
+          <wp:inline xmlns:wp14="http://schemas.microsoft.com/office/word/2010/wordprocessingDrawing" wp14:editId="3F615AF2" wp14:anchorId="54B7EE12">
             <wp:extent cx="5334000" cy="1181582"/>
             <wp:effectExtent l="0" t="0" r="0" b="0"/>
-            <wp:docPr id="88" name="Picture" descr="Figura 16. Pruebas de regresión ejecutadas en VS Code." title=""/>
+            <wp:docPr id="90" name="Picture" descr="Figura 16. Pruebas de regresión ejecutadas en VS Code."/>
+            <wp:cNvGraphicFramePr/>
             <a:graphic>
-              <a:graphicData uri="http://schemas.openxmlformats.org/drawingml/2006/picture">
-                <pic:pic>
+              <a:graphicData xmlns:a="http://schemas.openxmlformats.org/drawingml/2006/main" uri="http://schemas.openxmlformats.org/drawingml/2006/picture">
+                <pic:pic xmlns:pic="http://schemas.openxmlformats.org/drawingml/2006/picture">
                   <pic:nvPicPr>
-                    <pic:cNvPr id="89" name="Picture" descr="evidencias/27-pruebas-regresion-vscode.png"/>
+                    <pic:cNvPr id="91" name="Picture" descr="evidencias/27-pruebas-regresion-vscode.png"/>
                     <pic:cNvPicPr>
                       <a:picLocks noChangeAspect="1" noChangeArrowheads="1"/>
                     </pic:cNvPicPr>
                   </pic:nvPicPr>
                   <pic:blipFill>
-                    <a:blip r:embed="rId87"/>
+                    <a:blip xmlns:r="http://schemas.openxmlformats.org/officeDocument/2006/relationships" r:embed="rId89"/>
                     <a:stretch>
                       <a:fillRect/>
                     </a:stretch>
@@ -3784,37 +3945,44 @@
     <w:p xmlns:wp14="http://schemas.microsoft.com/office/word/2010/wordml" wp14:textId="77777777">
       <w:pPr>
         <w:pStyle w:val="ImageCaption"/>
-      </w:pPr>
-      <w:r>
-        <w:t xml:space="preserve">Figura 16. Pruebas de regresión ejecutadas en VS Code.</w:t>
+        <w:jc w:val="both"/>
+      </w:pPr>
+      <w:r>
+        <w:rPr/>
+        <w:t>Figura 16. Pruebas de regresión ejecutadas en VS Code.</w:t>
       </w:r>
     </w:p>
     <w:p xmlns:wp14="http://schemas.microsoft.com/office/word/2010/wordml" wp14:textId="77777777">
       <w:pPr>
         <w:pStyle w:val="BodyText"/>
-      </w:pPr>
-      <w:r>
-        <w:rPr>
-          <w:b/>
-          <w:bCs/>
-        </w:rPr>
-        <w:t xml:space="preserve">Figura 16.</w:t>
-      </w:r>
-      <w:r>
-        <w:t xml:space="preserve"> </w:t>
-      </w:r>
-      <w:r>
-        <w:t xml:space="preserve">Terminal integrada de VS Code: las tres pruebas de regresión pasaron en 0,16 segundos.</w:t>
-      </w:r>
-    </w:p>
-    <w:bookmarkEnd w:id="90"/>
-    <w:bookmarkStart w:name="X0e931448e910ce42f968a7baff40e5ec51e164d" w:id="121"/>
+        <w:jc w:val="both"/>
+      </w:pPr>
+      <w:r>
+        <w:rPr>
+          <w:b w:val="1"/>
+          <w:bCs w:val="1"/>
+        </w:rPr>
+        <w:t>Figura 16.</w:t>
+      </w:r>
+      <w:r>
+        <w:rPr/>
+        <w:t xml:space="preserve"> </w:t>
+      </w:r>
+      <w:r>
+        <w:rPr/>
+        <w:t>Terminal integrada de VS Code: las tres pruebas de regresión pasaron en 0,16 segundos.</w:t>
+      </w:r>
+    </w:p>
+    <w:bookmarkEnd w:id="92"/>
+    <w:bookmarkStart w:name="X0e931448e910ce42f968a7baff40e5ec51e164d" w:id="123"/>
     <w:p xmlns:wp14="http://schemas.microsoft.com/office/word/2010/wordml" wp14:textId="77777777">
       <w:pPr>
         <w:pStyle w:val="Heading3"/>
-      </w:pPr>
-      <w:r>
-        <w:t xml:space="preserve">6.6 Ejecuciones recientes en Visual Studio Code</w:t>
+        <w:jc w:val="both"/>
+      </w:pPr>
+      <w:r>
+        <w:rPr/>
+        <w:t>6.6 Ejecuciones recientes en Visual Studio Code</w:t>
       </w:r>
     </w:p>
     <w:p xmlns:wp14="http://schemas.microsoft.com/office/word/2010/wordml" wp14:textId="77777777">
@@ -3823,58 +3991,51 @@
         <w:jc w:val="both"/>
       </w:pPr>
       <w:r>
-        <w:rPr>
-          <w:lang w:val="es-ES"/>
-        </w:rPr>
+        <w:rPr/>
         <w:t>Después de incorporar la extracción de la sincronización DRP y las pruebas de regresión, el usuario volvió a ejecutar</w:t>
       </w:r>
       <w:r>
-        <w:rPr>
-          <w:lang w:val="es-ES"/>
-        </w:rPr>
+        <w:rPr/>
         <w:t xml:space="preserve"> </w:t>
       </w:r>
       <w:r>
         <w:rPr>
           <w:rStyle w:val="VerbatimChar"/>
-          <w:lang w:val="es-ES"/>
         </w:rPr>
         <w:t>python demo.py</w:t>
       </w:r>
       <w:r>
-        <w:rPr>
-          <w:lang w:val="es-ES"/>
-        </w:rPr>
-        <w:t xml:space="preserve"> </w:t>
-      </w:r>
-      <w:r>
-        <w:rPr>
-          <w:lang w:val="es-ES"/>
-        </w:rPr>
+        <w:rPr/>
+        <w:t xml:space="preserve"> </w:t>
+      </w:r>
+      <w:r>
+        <w:rPr/>
         <w:t>desde VS Code. La demo finalizó en 4,69 segundos. En el bloque ETL de esa corrida ingresaron 300 registros y Gold presentó 294; en el simulacro se recuperaron 150 registros, no se reportaron pérdidas, y el hash distribuyó 600 registros en 183/211/206, con balance reportado de 86,7 % y sin hotspot. Las comparaciones de tecnología y resiliencia de la demo son ilustrativas; no se midieron motores ni centros de datos externos.</w:t>
       </w:r>
     </w:p>
     <w:p xmlns:wp14="http://schemas.microsoft.com/office/word/2010/wordml" wp14:textId="77777777">
       <w:pPr>
         <w:pStyle w:val="CaptionedFigure"/>
+        <w:jc w:val="both"/>
       </w:pPr>
       <w:r>
         <w:drawing>
-          <wp:inline xmlns:wp14="http://schemas.microsoft.com/office/word/2010/wordprocessingDrawing" wp14:anchorId="5C2E32C3" wp14:editId="7777777">
+          <wp:inline xmlns:wp14="http://schemas.microsoft.com/office/word/2010/wordprocessingDrawing" wp14:editId="0C8C61F6" wp14:anchorId="025A81B7">
             <wp:extent cx="5334000" cy="3481678"/>
             <wp:effectExtent l="0" t="0" r="0" b="0"/>
-            <wp:docPr id="92" name="Picture" descr="Figura 17. Demo VS Code: bloque 1 y selección de tecnologías." title=""/>
+            <wp:docPr id="94" name="Picture" descr="Figura 17. Demo VS Code: bloque 1 y selección de tecnologías."/>
+            <wp:cNvGraphicFramePr/>
             <a:graphic>
-              <a:graphicData uri="http://schemas.openxmlformats.org/drawingml/2006/picture">
-                <pic:pic>
+              <a:graphicData xmlns:a="http://schemas.openxmlformats.org/drawingml/2006/main" uri="http://schemas.openxmlformats.org/drawingml/2006/picture">
+                <pic:pic xmlns:pic="http://schemas.openxmlformats.org/drawingml/2006/picture">
                   <pic:nvPicPr>
-                    <pic:cNvPr id="93" name="Picture" descr="evidencias/28-demo-vscode-bloque1-2.png"/>
+                    <pic:cNvPr id="95" name="Picture" descr="evidencias/28-demo-vscode-bloque1-2.png"/>
                     <pic:cNvPicPr>
                       <a:picLocks noChangeAspect="1" noChangeArrowheads="1"/>
                     </pic:cNvPicPr>
                   </pic:nvPicPr>
                   <pic:blipFill>
-                    <a:blip r:embed="rId91"/>
+                    <a:blip xmlns:r="http://schemas.openxmlformats.org/officeDocument/2006/relationships" r:embed="rId93"/>
                     <a:stretch>
                       <a:fillRect/>
                     </a:stretch>
@@ -3904,50 +4065,57 @@
     <w:p xmlns:wp14="http://schemas.microsoft.com/office/word/2010/wordml" wp14:textId="77777777">
       <w:pPr>
         <w:pStyle w:val="ImageCaption"/>
-      </w:pPr>
-      <w:r>
-        <w:t xml:space="preserve">Figura 17. Demo VS Code: bloque 1 y selección de tecnologías.</w:t>
+        <w:jc w:val="both"/>
+      </w:pPr>
+      <w:r>
+        <w:rPr/>
+        <w:t>Figura 17. Demo VS Code: bloque 1 y selección de tecnologías.</w:t>
       </w:r>
     </w:p>
     <w:p xmlns:wp14="http://schemas.microsoft.com/office/word/2010/wordml" wp14:textId="77777777">
       <w:pPr>
         <w:pStyle w:val="BodyText"/>
-      </w:pPr>
-      <w:r>
-        <w:rPr>
-          <w:b/>
-          <w:bCs/>
-        </w:rPr>
-        <w:t xml:space="preserve">Figura 17.</w:t>
-      </w:r>
-      <w:r>
-        <w:t xml:space="preserve"> </w:t>
-      </w:r>
-      <w:r>
-        <w:t xml:space="preserve">Datos sintéticos, escalado por lotes y ETL del bloque 1; comienza la comparación del bloque 2.</w:t>
+        <w:jc w:val="both"/>
+      </w:pPr>
+      <w:r>
+        <w:rPr>
+          <w:b w:val="1"/>
+          <w:bCs w:val="1"/>
+        </w:rPr>
+        <w:t>Figura 17.</w:t>
+      </w:r>
+      <w:r>
+        <w:rPr/>
+        <w:t xml:space="preserve"> </w:t>
+      </w:r>
+      <w:r>
+        <w:rPr/>
+        <w:t>Datos sintéticos, escalado por lotes y ETL del bloque 1; comienza la comparación del bloque 2.</w:t>
       </w:r>
     </w:p>
     <w:p xmlns:wp14="http://schemas.microsoft.com/office/word/2010/wordml" wp14:textId="77777777">
       <w:pPr>
         <w:pStyle w:val="CaptionedFigure"/>
+        <w:jc w:val="both"/>
       </w:pPr>
       <w:r>
         <w:drawing>
-          <wp:inline xmlns:wp14="http://schemas.microsoft.com/office/word/2010/wordprocessingDrawing" wp14:anchorId="16A1CFC5" wp14:editId="7777777">
+          <wp:inline xmlns:wp14="http://schemas.microsoft.com/office/word/2010/wordprocessingDrawing" wp14:editId="0D1EA7BC" wp14:anchorId="7FECF01A">
             <wp:extent cx="5334000" cy="3481678"/>
             <wp:effectExtent l="0" t="0" r="0" b="0"/>
-            <wp:docPr id="95" name="Picture" descr="Figura 18. Demo VS Code: selección tecnológica y Circuit Breaker." title=""/>
+            <wp:docPr id="97" name="Picture" descr="Figura 18. Demo VS Code: selección tecnológica y Circuit Breaker."/>
+            <wp:cNvGraphicFramePr/>
             <a:graphic>
-              <a:graphicData uri="http://schemas.openxmlformats.org/drawingml/2006/picture">
-                <pic:pic>
+              <a:graphicData xmlns:a="http://schemas.openxmlformats.org/drawingml/2006/main" uri="http://schemas.openxmlformats.org/drawingml/2006/picture">
+                <pic:pic xmlns:pic="http://schemas.openxmlformats.org/drawingml/2006/picture">
                   <pic:nvPicPr>
-                    <pic:cNvPr id="96" name="Picture" descr="evidencias/29-demo-vscode-bloque2-3.png"/>
+                    <pic:cNvPr id="98" name="Picture" descr="evidencias/29-demo-vscode-bloque2-3.png"/>
                     <pic:cNvPicPr>
                       <a:picLocks noChangeAspect="1" noChangeArrowheads="1"/>
                     </pic:cNvPicPr>
                   </pic:nvPicPr>
                   <pic:blipFill>
-                    <a:blip r:embed="rId94"/>
+                    <a:blip xmlns:r="http://schemas.openxmlformats.org/officeDocument/2006/relationships" r:embed="rId96"/>
                     <a:stretch>
                       <a:fillRect/>
                     </a:stretch>
@@ -3977,50 +4145,57 @@
     <w:p xmlns:wp14="http://schemas.microsoft.com/office/word/2010/wordml" wp14:textId="77777777">
       <w:pPr>
         <w:pStyle w:val="ImageCaption"/>
-      </w:pPr>
-      <w:r>
-        <w:t xml:space="preserve">Figura 18. Demo VS Code: selección tecnológica y Circuit Breaker.</w:t>
+        <w:jc w:val="both"/>
+      </w:pPr>
+      <w:r>
+        <w:rPr/>
+        <w:t>Figura 18. Demo VS Code: selección tecnológica y Circuit Breaker.</w:t>
       </w:r>
     </w:p>
     <w:p xmlns:wp14="http://schemas.microsoft.com/office/word/2010/wordml" wp14:textId="77777777">
       <w:pPr>
         <w:pStyle w:val="BodyText"/>
-      </w:pPr>
-      <w:r>
-        <w:rPr>
-          <w:b/>
-          <w:bCs/>
-        </w:rPr>
-        <w:t xml:space="preserve">Figura 18.</w:t>
-      </w:r>
-      <w:r>
-        <w:t xml:space="preserve"> </w:t>
-      </w:r>
-      <w:r>
-        <w:t xml:space="preserve">Criterios de selección y secuencia de llamadas que lleva al Circuit Breaker a rechazar operaciones.</w:t>
+        <w:jc w:val="both"/>
+      </w:pPr>
+      <w:r>
+        <w:rPr>
+          <w:b w:val="1"/>
+          <w:bCs w:val="1"/>
+        </w:rPr>
+        <w:t>Figura 18.</w:t>
+      </w:r>
+      <w:r>
+        <w:rPr/>
+        <w:t xml:space="preserve"> </w:t>
+      </w:r>
+      <w:r>
+        <w:rPr/>
+        <w:t>Criterios de selección y secuencia de llamadas que lleva al Circuit Breaker a rechazar operaciones.</w:t>
       </w:r>
     </w:p>
     <w:p xmlns:wp14="http://schemas.microsoft.com/office/word/2010/wordml" wp14:textId="77777777">
       <w:pPr>
         <w:pStyle w:val="CaptionedFigure"/>
+        <w:jc w:val="both"/>
       </w:pPr>
       <w:r>
         <w:drawing>
-          <wp:inline xmlns:wp14="http://schemas.microsoft.com/office/word/2010/wordprocessingDrawing" wp14:anchorId="038359AB" wp14:editId="7777777">
+          <wp:inline xmlns:wp14="http://schemas.microsoft.com/office/word/2010/wordprocessingDrawing" wp14:editId="68D7FB08" wp14:anchorId="72A32715">
             <wp:extent cx="5334000" cy="3481678"/>
             <wp:effectExtent l="0" t="0" r="0" b="0"/>
-            <wp:docPr id="98" name="Picture" descr="Figura 19. Demo VS Code: métricas, observabilidad y DRP." title=""/>
+            <wp:docPr id="100" name="Picture" descr="Figura 19. Demo VS Code: métricas, observabilidad y DRP."/>
+            <wp:cNvGraphicFramePr/>
             <a:graphic>
-              <a:graphicData uri="http://schemas.openxmlformats.org/drawingml/2006/picture">
-                <pic:pic>
+              <a:graphicData xmlns:a="http://schemas.openxmlformats.org/drawingml/2006/main" uri="http://schemas.openxmlformats.org/drawingml/2006/picture">
+                <pic:pic xmlns:pic="http://schemas.openxmlformats.org/drawingml/2006/picture">
                   <pic:nvPicPr>
-                    <pic:cNvPr id="99" name="Picture" descr="evidencias/30-demo-vscode-bloque3-4.png"/>
+                    <pic:cNvPr id="101" name="Picture" descr="evidencias/30-demo-vscode-bloque3-4.png"/>
                     <pic:cNvPicPr>
                       <a:picLocks noChangeAspect="1" noChangeArrowheads="1"/>
                     </pic:cNvPicPr>
                   </pic:nvPicPr>
                   <pic:blipFill>
-                    <a:blip r:embed="rId97"/>
+                    <a:blip xmlns:r="http://schemas.openxmlformats.org/officeDocument/2006/relationships" r:embed="rId99"/>
                     <a:stretch>
                       <a:fillRect/>
                     </a:stretch>
@@ -4050,50 +4225,57 @@
     <w:p xmlns:wp14="http://schemas.microsoft.com/office/word/2010/wordml" wp14:textId="77777777">
       <w:pPr>
         <w:pStyle w:val="ImageCaption"/>
-      </w:pPr>
-      <w:r>
-        <w:t xml:space="preserve">Figura 19. Demo VS Code: métricas, observabilidad y DRP.</w:t>
+        <w:jc w:val="both"/>
+      </w:pPr>
+      <w:r>
+        <w:rPr/>
+        <w:t>Figura 19. Demo VS Code: métricas, observabilidad y DRP.</w:t>
       </w:r>
     </w:p>
     <w:p xmlns:wp14="http://schemas.microsoft.com/office/word/2010/wordml" wp14:textId="77777777">
       <w:pPr>
         <w:pStyle w:val="BodyText"/>
-      </w:pPr>
-      <w:r>
-        <w:rPr>
-          <w:b/>
-          <w:bCs/>
-        </w:rPr>
-        <w:t xml:space="preserve">Figura 19.</w:t>
-      </w:r>
-      <w:r>
-        <w:t xml:space="preserve"> </w:t>
-      </w:r>
-      <w:r>
-        <w:t xml:space="preserve">Métricas de disponibilidad y observabilidad; inicio de la sección de recuperación ante desastres.</w:t>
+        <w:jc w:val="both"/>
+      </w:pPr>
+      <w:r>
+        <w:rPr>
+          <w:b w:val="1"/>
+          <w:bCs w:val="1"/>
+        </w:rPr>
+        <w:t>Figura 19.</w:t>
+      </w:r>
+      <w:r>
+        <w:rPr/>
+        <w:t xml:space="preserve"> </w:t>
+      </w:r>
+      <w:r>
+        <w:rPr/>
+        <w:t>Métricas de disponibilidad y observabilidad; inicio de la sección de recuperación ante desastres.</w:t>
       </w:r>
     </w:p>
     <w:p xmlns:wp14="http://schemas.microsoft.com/office/word/2010/wordml" wp14:textId="77777777">
       <w:pPr>
         <w:pStyle w:val="CaptionedFigure"/>
+        <w:jc w:val="both"/>
       </w:pPr>
       <w:r>
         <w:drawing>
-          <wp:inline xmlns:wp14="http://schemas.microsoft.com/office/word/2010/wordprocessingDrawing" wp14:anchorId="27C92C17" wp14:editId="7777777">
+          <wp:inline xmlns:wp14="http://schemas.microsoft.com/office/word/2010/wordprocessingDrawing" wp14:editId="1699FB43" wp14:anchorId="79F22402">
             <wp:extent cx="5334000" cy="3481678"/>
             <wp:effectExtent l="0" t="0" r="0" b="0"/>
-            <wp:docPr id="101" name="Picture" descr="Figura 20. Demo VS Code: failover y sharding." title=""/>
+            <wp:docPr id="103" name="Picture" descr="Figura 20. Demo VS Code: failover y sharding."/>
+            <wp:cNvGraphicFramePr/>
             <a:graphic>
-              <a:graphicData uri="http://schemas.openxmlformats.org/drawingml/2006/picture">
-                <pic:pic>
+              <a:graphicData xmlns:a="http://schemas.openxmlformats.org/drawingml/2006/main" uri="http://schemas.openxmlformats.org/drawingml/2006/picture">
+                <pic:pic xmlns:pic="http://schemas.openxmlformats.org/drawingml/2006/picture">
                   <pic:nvPicPr>
-                    <pic:cNvPr id="102" name="Picture" descr="evidencias/31-demo-vscode-bloque4-5.png"/>
+                    <pic:cNvPr id="104" name="Picture" descr="evidencias/31-demo-vscode-bloque4-5.png"/>
                     <pic:cNvPicPr>
                       <a:picLocks noChangeAspect="1" noChangeArrowheads="1"/>
                     </pic:cNvPicPr>
                   </pic:nvPicPr>
                   <pic:blipFill>
-                    <a:blip r:embed="rId100"/>
+                    <a:blip xmlns:r="http://schemas.openxmlformats.org/officeDocument/2006/relationships" r:embed="rId102"/>
                     <a:stretch>
                       <a:fillRect/>
                     </a:stretch>
@@ -4123,50 +4305,57 @@
     <w:p xmlns:wp14="http://schemas.microsoft.com/office/word/2010/wordml" wp14:textId="77777777">
       <w:pPr>
         <w:pStyle w:val="ImageCaption"/>
-      </w:pPr>
-      <w:r>
-        <w:t xml:space="preserve">Figura 20. Demo VS Code: failover y sharding.</w:t>
+        <w:jc w:val="both"/>
+      </w:pPr>
+      <w:r>
+        <w:rPr/>
+        <w:t>Figura 20. Demo VS Code: failover y sharding.</w:t>
       </w:r>
     </w:p>
     <w:p xmlns:wp14="http://schemas.microsoft.com/office/word/2010/wordml" wp14:textId="77777777">
       <w:pPr>
         <w:pStyle w:val="BodyText"/>
-      </w:pPr>
-      <w:r>
-        <w:rPr>
-          <w:b/>
-          <w:bCs/>
-        </w:rPr>
-        <w:t xml:space="preserve">Figura 20.</w:t>
-      </w:r>
-      <w:r>
-        <w:t xml:space="preserve"> </w:t>
-      </w:r>
-      <w:r>
-        <w:t xml:space="preserve">Simulacro DRP con 150 recuperados y cero registros perdidos; transición al bloque de particionamiento.</w:t>
+        <w:jc w:val="both"/>
+      </w:pPr>
+      <w:r>
+        <w:rPr>
+          <w:b w:val="1"/>
+          <w:bCs w:val="1"/>
+        </w:rPr>
+        <w:t>Figura 20.</w:t>
+      </w:r>
+      <w:r>
+        <w:rPr/>
+        <w:t xml:space="preserve"> </w:t>
+      </w:r>
+      <w:r>
+        <w:rPr/>
+        <w:t>Simulacro DRP con 150 recuperados y cero registros perdidos; transición al bloque de particionamiento.</w:t>
       </w:r>
     </w:p>
     <w:p xmlns:wp14="http://schemas.microsoft.com/office/word/2010/wordml" wp14:textId="77777777">
       <w:pPr>
         <w:pStyle w:val="CaptionedFigure"/>
+        <w:jc w:val="both"/>
       </w:pPr>
       <w:r>
         <w:drawing>
-          <wp:inline xmlns:wp14="http://schemas.microsoft.com/office/word/2010/wordprocessingDrawing" wp14:anchorId="5D30BB32" wp14:editId="7777777">
+          <wp:inline xmlns:wp14="http://schemas.microsoft.com/office/word/2010/wordprocessingDrawing" wp14:editId="7A9FBE74" wp14:anchorId="63A620E8">
             <wp:extent cx="5334000" cy="3481678"/>
             <wp:effectExtent l="0" t="0" r="0" b="0"/>
-            <wp:docPr id="104" name="Picture" descr="Figura 21. Demo VS Code: sharding, replicación y CAP." title=""/>
+            <wp:docPr id="106" name="Picture" descr="Figura 21. Demo VS Code: sharding, replicación y CAP."/>
+            <wp:cNvGraphicFramePr/>
             <a:graphic>
-              <a:graphicData uri="http://schemas.openxmlformats.org/drawingml/2006/picture">
-                <pic:pic>
+              <a:graphicData xmlns:a="http://schemas.openxmlformats.org/drawingml/2006/main" uri="http://schemas.openxmlformats.org/drawingml/2006/picture">
+                <pic:pic xmlns:pic="http://schemas.openxmlformats.org/drawingml/2006/picture">
                   <pic:nvPicPr>
-                    <pic:cNvPr id="105" name="Picture" descr="evidencias/32-demo-vscode-bloque5-sintesis.png"/>
+                    <pic:cNvPr id="107" name="Picture" descr="evidencias/32-demo-vscode-bloque5-sintesis.png"/>
                     <pic:cNvPicPr>
                       <a:picLocks noChangeAspect="1" noChangeArrowheads="1"/>
                     </pic:cNvPicPr>
                   </pic:nvPicPr>
                   <pic:blipFill>
-                    <a:blip r:embed="rId103"/>
+                    <a:blip xmlns:r="http://schemas.openxmlformats.org/officeDocument/2006/relationships" r:embed="rId105"/>
                     <a:stretch>
                       <a:fillRect/>
                     </a:stretch>
@@ -4196,50 +4385,57 @@
     <w:p xmlns:wp14="http://schemas.microsoft.com/office/word/2010/wordml" wp14:textId="77777777">
       <w:pPr>
         <w:pStyle w:val="ImageCaption"/>
-      </w:pPr>
-      <w:r>
-        <w:t xml:space="preserve">Figura 21. Demo VS Code: sharding, replicación y CAP.</w:t>
+        <w:jc w:val="both"/>
+      </w:pPr>
+      <w:r>
+        <w:rPr/>
+        <w:t>Figura 21. Demo VS Code: sharding, replicación y CAP.</w:t>
       </w:r>
     </w:p>
     <w:p xmlns:wp14="http://schemas.microsoft.com/office/word/2010/wordml" wp14:textId="77777777">
       <w:pPr>
         <w:pStyle w:val="BodyText"/>
-      </w:pPr>
-      <w:r>
-        <w:rPr>
-          <w:b/>
-          <w:bCs/>
-        </w:rPr>
-        <w:t xml:space="preserve">Figura 21.</w:t>
-      </w:r>
-      <w:r>
-        <w:t xml:space="preserve"> </w:t>
-      </w:r>
-      <w:r>
-        <w:t xml:space="preserve">Resultados de hash, replicación síncrona/asíncrona/multi-líder y explicación conceptual de CAP.</w:t>
+        <w:jc w:val="both"/>
+      </w:pPr>
+      <w:r>
+        <w:rPr>
+          <w:b w:val="1"/>
+          <w:bCs w:val="1"/>
+        </w:rPr>
+        <w:t>Figura 21.</w:t>
+      </w:r>
+      <w:r>
+        <w:rPr/>
+        <w:t xml:space="preserve"> </w:t>
+      </w:r>
+      <w:r>
+        <w:rPr/>
+        <w:t>Resultados de hash, replicación síncrona/asíncrona/multi-líder y explicación conceptual de CAP.</w:t>
       </w:r>
     </w:p>
     <w:p xmlns:wp14="http://schemas.microsoft.com/office/word/2010/wordml" wp14:textId="77777777">
       <w:pPr>
         <w:pStyle w:val="CaptionedFigure"/>
+        <w:jc w:val="both"/>
       </w:pPr>
       <w:r>
         <w:drawing>
-          <wp:inline xmlns:wp14="http://schemas.microsoft.com/office/word/2010/wordprocessingDrawing" wp14:anchorId="6B339F76" wp14:editId="7777777">
+          <wp:inline xmlns:wp14="http://schemas.microsoft.com/office/word/2010/wordprocessingDrawing" wp14:editId="2A4DBA5A" wp14:anchorId="6A2CC347">
             <wp:extent cx="5334000" cy="3481678"/>
             <wp:effectExtent l="0" t="0" r="0" b="0"/>
-            <wp:docPr id="107" name="Picture" descr="Figura 22. Demo VS Code: síntesis y cierre." title=""/>
+            <wp:docPr id="109" name="Picture" descr="Figura 22. Demo VS Code: síntesis y cierre."/>
+            <wp:cNvGraphicFramePr/>
             <a:graphic>
-              <a:graphicData uri="http://schemas.openxmlformats.org/drawingml/2006/picture">
-                <pic:pic>
+              <a:graphicData xmlns:a="http://schemas.openxmlformats.org/drawingml/2006/main" uri="http://schemas.openxmlformats.org/drawingml/2006/picture">
+                <pic:pic xmlns:pic="http://schemas.openxmlformats.org/drawingml/2006/picture">
                   <pic:nvPicPr>
-                    <pic:cNvPr id="108" name="Picture" descr="evidencias/33-demo-vscode-sintesis-final.png"/>
+                    <pic:cNvPr id="110" name="Picture" descr="evidencias/33-demo-vscode-sintesis-final.png"/>
                     <pic:cNvPicPr>
                       <a:picLocks noChangeAspect="1" noChangeArrowheads="1"/>
                     </pic:cNvPicPr>
                   </pic:nvPicPr>
                   <pic:blipFill>
-                    <a:blip r:embed="rId106"/>
+                    <a:blip xmlns:r="http://schemas.openxmlformats.org/officeDocument/2006/relationships" r:embed="rId108"/>
                     <a:stretch>
                       <a:fillRect/>
                     </a:stretch>
@@ -4269,27 +4465,32 @@
     <w:p xmlns:wp14="http://schemas.microsoft.com/office/word/2010/wordml" wp14:textId="77777777">
       <w:pPr>
         <w:pStyle w:val="ImageCaption"/>
-      </w:pPr>
-      <w:r>
-        <w:t xml:space="preserve">Figura 22. Demo VS Code: síntesis y cierre.</w:t>
+        <w:jc w:val="both"/>
+      </w:pPr>
+      <w:r>
+        <w:rPr/>
+        <w:t>Figura 22. Demo VS Code: síntesis y cierre.</w:t>
       </w:r>
     </w:p>
     <w:p xmlns:wp14="http://schemas.microsoft.com/office/word/2010/wordml" wp14:textId="77777777">
       <w:pPr>
         <w:pStyle w:val="BodyText"/>
-      </w:pPr>
-      <w:r>
-        <w:rPr>
-          <w:b/>
-          <w:bCs/>
-        </w:rPr>
-        <w:t xml:space="preserve">Figura 22.</w:t>
-      </w:r>
-      <w:r>
-        <w:t xml:space="preserve"> </w:t>
-      </w:r>
-      <w:r>
-        <w:t xml:space="preserve">Recomendaciones presentadas por la demo y duración total de 4,69 segundos.</w:t>
+        <w:jc w:val="both"/>
+      </w:pPr>
+      <w:r>
+        <w:rPr>
+          <w:b w:val="1"/>
+          <w:bCs w:val="1"/>
+        </w:rPr>
+        <w:t>Figura 22.</w:t>
+      </w:r>
+      <w:r>
+        <w:rPr/>
+        <w:t xml:space="preserve"> </w:t>
+      </w:r>
+      <w:r>
+        <w:rPr/>
+        <w:t>Recomendaciones presentadas por la demo y duración total de 4,69 segundos.</w:t>
       </w:r>
     </w:p>
     <w:p xmlns:wp14="http://schemas.microsoft.com/office/word/2010/wordml" wp14:textId="77777777">
@@ -4305,24 +4506,26 @@
     <w:p xmlns:wp14="http://schemas.microsoft.com/office/word/2010/wordml" wp14:textId="77777777">
       <w:pPr>
         <w:pStyle w:val="CaptionedFigure"/>
+        <w:jc w:val="both"/>
       </w:pPr>
       <w:r>
         <w:drawing>
-          <wp:inline xmlns:wp14="http://schemas.microsoft.com/office/word/2010/wordprocessingDrawing" wp14:anchorId="6561A992" wp14:editId="7777777">
+          <wp:inline xmlns:wp14="http://schemas.microsoft.com/office/word/2010/wordprocessingDrawing" wp14:editId="4CA33385" wp14:anchorId="40CE5F02">
             <wp:extent cx="5334000" cy="2040983"/>
             <wp:effectExtent l="0" t="0" r="0" b="0"/>
-            <wp:docPr id="110" name="Picture" descr="Figura 23. Particionamiento hash ejecutado en VS Code." title=""/>
+            <wp:docPr id="112" name="Picture" descr="Figura 23. Particionamiento hash ejecutado en VS Code."/>
+            <wp:cNvGraphicFramePr/>
             <a:graphic>
-              <a:graphicData uri="http://schemas.openxmlformats.org/drawingml/2006/picture">
-                <pic:pic>
+              <a:graphicData xmlns:a="http://schemas.openxmlformats.org/drawingml/2006/main" uri="http://schemas.openxmlformats.org/drawingml/2006/picture">
+                <pic:pic xmlns:pic="http://schemas.openxmlformats.org/drawingml/2006/picture">
                   <pic:nvPicPr>
-                    <pic:cNvPr id="111" name="Picture" descr="evidencias/34-sharding-vscode.png"/>
+                    <pic:cNvPr id="113" name="Picture" descr="evidencias/34-sharding-vscode.png"/>
                     <pic:cNvPicPr>
                       <a:picLocks noChangeAspect="1" noChangeArrowheads="1"/>
                     </pic:cNvPicPr>
                   </pic:nvPicPr>
                   <pic:blipFill>
-                    <a:blip r:embed="rId109"/>
+                    <a:blip xmlns:r="http://schemas.openxmlformats.org/officeDocument/2006/relationships" r:embed="rId111"/>
                     <a:stretch>
                       <a:fillRect/>
                     </a:stretch>
@@ -4352,50 +4555,57 @@
     <w:p xmlns:wp14="http://schemas.microsoft.com/office/word/2010/wordml" wp14:textId="77777777">
       <w:pPr>
         <w:pStyle w:val="ImageCaption"/>
-      </w:pPr>
-      <w:r>
-        <w:t xml:space="preserve">Figura 23. Particionamiento hash ejecutado en VS Code.</w:t>
+        <w:jc w:val="both"/>
+      </w:pPr>
+      <w:r>
+        <w:rPr/>
+        <w:t>Figura 23. Particionamiento hash ejecutado en VS Code.</w:t>
       </w:r>
     </w:p>
     <w:p xmlns:wp14="http://schemas.microsoft.com/office/word/2010/wordml" wp14:textId="77777777">
       <w:pPr>
         <w:pStyle w:val="BodyText"/>
-      </w:pPr>
-      <w:r>
-        <w:rPr>
-          <w:b/>
-          <w:bCs/>
-        </w:rPr>
-        <w:t xml:space="preserve">Figura 23.</w:t>
-      </w:r>
-      <w:r>
-        <w:t xml:space="preserve"> </w:t>
-      </w:r>
-      <w:r>
-        <w:t xml:space="preserve">Ejecución individual: tres shards poblados, balance de 79,4 % y ausencia de hotspot en la muestra.</w:t>
+        <w:jc w:val="both"/>
+      </w:pPr>
+      <w:r>
+        <w:rPr>
+          <w:b w:val="1"/>
+          <w:bCs w:val="1"/>
+        </w:rPr>
+        <w:t>Figura 23.</w:t>
+      </w:r>
+      <w:r>
+        <w:rPr/>
+        <w:t xml:space="preserve"> </w:t>
+      </w:r>
+      <w:r>
+        <w:rPr/>
+        <w:t>Ejecución individual: tres shards poblados, balance de 79,4 % y ausencia de hotspot en la muestra.</w:t>
       </w:r>
     </w:p>
     <w:p xmlns:wp14="http://schemas.microsoft.com/office/word/2010/wordml" wp14:textId="77777777">
       <w:pPr>
         <w:pStyle w:val="CaptionedFigure"/>
+        <w:jc w:val="both"/>
       </w:pPr>
       <w:r>
         <w:drawing>
-          <wp:inline xmlns:wp14="http://schemas.microsoft.com/office/word/2010/wordprocessingDrawing" wp14:anchorId="34F630AC" wp14:editId="7777777">
+          <wp:inline xmlns:wp14="http://schemas.microsoft.com/office/word/2010/wordprocessingDrawing" wp14:editId="7C0F9B25" wp14:anchorId="0151CEDB">
             <wp:extent cx="5334000" cy="3471387"/>
             <wp:effectExtent l="0" t="0" r="0" b="0"/>
-            <wp:docPr id="113" name="Picture" descr="Figura 24. DRP ejecutado en VS Code." title=""/>
+            <wp:docPr id="115" name="Picture" descr="Figura 24. DRP ejecutado en VS Code."/>
+            <wp:cNvGraphicFramePr/>
             <a:graphic>
-              <a:graphicData uri="http://schemas.openxmlformats.org/drawingml/2006/picture">
-                <pic:pic>
+              <a:graphicData xmlns:a="http://schemas.openxmlformats.org/drawingml/2006/main" uri="http://schemas.openxmlformats.org/drawingml/2006/picture">
+                <pic:pic xmlns:pic="http://schemas.openxmlformats.org/drawingml/2006/picture">
                   <pic:nvPicPr>
-                    <pic:cNvPr id="114" name="Picture" descr="evidencias/35-drp-vscode.png"/>
+                    <pic:cNvPr id="116" name="Picture" descr="evidencias/35-drp-vscode.png"/>
                     <pic:cNvPicPr>
                       <a:picLocks noChangeAspect="1" noChangeArrowheads="1"/>
                     </pic:cNvPicPr>
                   </pic:nvPicPr>
                   <pic:blipFill>
-                    <a:blip r:embed="rId112"/>
+                    <a:blip xmlns:r="http://schemas.openxmlformats.org/officeDocument/2006/relationships" r:embed="rId114"/>
                     <a:stretch>
                       <a:fillRect/>
                     </a:stretch>
@@ -4425,50 +4635,57 @@
     <w:p xmlns:wp14="http://schemas.microsoft.com/office/word/2010/wordml" wp14:textId="77777777">
       <w:pPr>
         <w:pStyle w:val="ImageCaption"/>
-      </w:pPr>
-      <w:r>
-        <w:t xml:space="preserve">Figura 24. DRP ejecutado en VS Code.</w:t>
+        <w:jc w:val="both"/>
+      </w:pPr>
+      <w:r>
+        <w:rPr/>
+        <w:t>Figura 24. DRP ejecutado en VS Code.</w:t>
       </w:r>
     </w:p>
     <w:p xmlns:wp14="http://schemas.microsoft.com/office/word/2010/wordml" wp14:textId="77777777">
       <w:pPr>
         <w:pStyle w:val="BodyText"/>
-      </w:pPr>
-      <w:r>
-        <w:rPr>
-          <w:b/>
-          <w:bCs/>
-        </w:rPr>
-        <w:t xml:space="preserve">Figura 24.</w:t>
-      </w:r>
-      <w:r>
-        <w:t xml:space="preserve"> </w:t>
-      </w:r>
-      <w:r>
-        <w:t xml:space="preserve">Simulacro individual con 200 registros recuperados, cero perdidos y objetivos temporales RTO/RPO cumplidos.</w:t>
+        <w:jc w:val="both"/>
+      </w:pPr>
+      <w:r>
+        <w:rPr>
+          <w:b w:val="1"/>
+          <w:bCs w:val="1"/>
+        </w:rPr>
+        <w:t>Figura 24.</w:t>
+      </w:r>
+      <w:r>
+        <w:rPr/>
+        <w:t xml:space="preserve"> </w:t>
+      </w:r>
+      <w:r>
+        <w:rPr/>
+        <w:t>Simulacro individual con 200 registros recuperados, cero perdidos y objetivos temporales RTO/RPO cumplidos.</w:t>
       </w:r>
     </w:p>
     <w:p xmlns:wp14="http://schemas.microsoft.com/office/word/2010/wordml" wp14:textId="77777777">
       <w:pPr>
         <w:pStyle w:val="CaptionedFigure"/>
+        <w:jc w:val="both"/>
       </w:pPr>
       <w:r>
         <w:drawing>
-          <wp:inline xmlns:wp14="http://schemas.microsoft.com/office/word/2010/wordprocessingDrawing" wp14:anchorId="75F3D7F9" wp14:editId="7777777">
+          <wp:inline xmlns:wp14="http://schemas.microsoft.com/office/word/2010/wordprocessingDrawing" wp14:editId="7750EA82" wp14:anchorId="383E4ECD">
             <wp:extent cx="5334000" cy="3471387"/>
             <wp:effectExtent l="0" t="0" r="0" b="0"/>
-            <wp:docPr id="116" name="Picture" descr="Figura 25. ETL ejecutado en VS Code." title=""/>
+            <wp:docPr id="118" name="Picture" descr="Figura 25. ETL ejecutado en VS Code."/>
+            <wp:cNvGraphicFramePr/>
             <a:graphic>
-              <a:graphicData uri="http://schemas.openxmlformats.org/drawingml/2006/picture">
-                <pic:pic>
+              <a:graphicData xmlns:a="http://schemas.openxmlformats.org/drawingml/2006/main" uri="http://schemas.openxmlformats.org/drawingml/2006/picture">
+                <pic:pic xmlns:pic="http://schemas.openxmlformats.org/drawingml/2006/picture">
                   <pic:nvPicPr>
-                    <pic:cNvPr id="117" name="Picture" descr="evidencias/36-etl-vscode.png"/>
+                    <pic:cNvPr id="119" name="Picture" descr="evidencias/36-etl-vscode.png"/>
                     <pic:cNvPicPr>
                       <a:picLocks noChangeAspect="1" noChangeArrowheads="1"/>
                     </pic:cNvPicPr>
                   </pic:nvPicPr>
                   <pic:blipFill>
-                    <a:blip r:embed="rId115"/>
+                    <a:blip xmlns:r="http://schemas.openxmlformats.org/officeDocument/2006/relationships" r:embed="rId117"/>
                     <a:stretch>
                       <a:fillRect/>
                     </a:stretch>
@@ -4498,50 +4715,57 @@
     <w:p xmlns:wp14="http://schemas.microsoft.com/office/word/2010/wordml" wp14:textId="77777777">
       <w:pPr>
         <w:pStyle w:val="ImageCaption"/>
-      </w:pPr>
-      <w:r>
-        <w:t xml:space="preserve">Figura 25. ETL ejecutado en VS Code.</w:t>
+        <w:jc w:val="both"/>
+      </w:pPr>
+      <w:r>
+        <w:rPr/>
+        <w:t>Figura 25. ETL ejecutado en VS Code.</w:t>
       </w:r>
     </w:p>
     <w:p xmlns:wp14="http://schemas.microsoft.com/office/word/2010/wordml" wp14:textId="77777777">
       <w:pPr>
         <w:pStyle w:val="BodyText"/>
-      </w:pPr>
-      <w:r>
-        <w:rPr>
-          <w:b/>
-          <w:bCs/>
-        </w:rPr>
-        <w:t xml:space="preserve">Figura 25.</w:t>
-      </w:r>
-      <w:r>
-        <w:t xml:space="preserve"> </w:t>
-      </w:r>
-      <w:r>
-        <w:t xml:space="preserve">Resultado individual Bronze/Silver/Gold con 500 entradas, 494 registros Silver y 6 rechazados.</w:t>
+        <w:jc w:val="both"/>
+      </w:pPr>
+      <w:r>
+        <w:rPr>
+          <w:b w:val="1"/>
+          <w:bCs w:val="1"/>
+        </w:rPr>
+        <w:t>Figura 25.</w:t>
+      </w:r>
+      <w:r>
+        <w:rPr/>
+        <w:t xml:space="preserve"> </w:t>
+      </w:r>
+      <w:r>
+        <w:rPr/>
+        <w:t>Resultado individual Bronze/Silver/Gold con 500 entradas, 494 registros Silver y 6 rechazados.</w:t>
       </w:r>
     </w:p>
     <w:p xmlns:wp14="http://schemas.microsoft.com/office/word/2010/wordml" wp14:textId="77777777">
       <w:pPr>
         <w:pStyle w:val="CaptionedFigure"/>
+        <w:jc w:val="both"/>
       </w:pPr>
       <w:r>
         <w:drawing>
-          <wp:inline xmlns:wp14="http://schemas.microsoft.com/office/word/2010/wordprocessingDrawing" wp14:anchorId="7CD5ADC6" wp14:editId="7777777">
+          <wp:inline xmlns:wp14="http://schemas.microsoft.com/office/word/2010/wordprocessingDrawing" wp14:editId="10608857" wp14:anchorId="4475269E">
             <wp:extent cx="5334000" cy="1454415"/>
             <wp:effectExtent l="0" t="0" r="0" b="0"/>
-            <wp:docPr id="119" name="Picture" descr="Figura 26. Observabilidad ejecutada en VS Code." title=""/>
+            <wp:docPr id="121" name="Picture" descr="Figura 26. Observabilidad ejecutada en VS Code."/>
+            <wp:cNvGraphicFramePr/>
             <a:graphic>
-              <a:graphicData uri="http://schemas.openxmlformats.org/drawingml/2006/picture">
-                <pic:pic>
+              <a:graphicData xmlns:a="http://schemas.openxmlformats.org/drawingml/2006/main" uri="http://schemas.openxmlformats.org/drawingml/2006/picture">
+                <pic:pic xmlns:pic="http://schemas.openxmlformats.org/drawingml/2006/picture">
                   <pic:nvPicPr>
-                    <pic:cNvPr id="120" name="Picture" descr="evidencias/37-observabilidad-vscode.png"/>
+                    <pic:cNvPr id="122" name="Picture" descr="evidencias/37-observabilidad-vscode.png"/>
                     <pic:cNvPicPr>
                       <a:picLocks noChangeAspect="1" noChangeArrowheads="1"/>
                     </pic:cNvPicPr>
                   </pic:nvPicPr>
                   <pic:blipFill>
-                    <a:blip r:embed="rId118"/>
+                    <a:blip xmlns:r="http://schemas.openxmlformats.org/officeDocument/2006/relationships" r:embed="rId120"/>
                     <a:stretch>
                       <a:fillRect/>
                     </a:stretch>
@@ -4571,37 +4795,44 @@
     <w:p xmlns:wp14="http://schemas.microsoft.com/office/word/2010/wordml" wp14:textId="77777777">
       <w:pPr>
         <w:pStyle w:val="ImageCaption"/>
-      </w:pPr>
-      <w:r>
-        <w:t xml:space="preserve">Figura 26. Observabilidad ejecutada en VS Code.</w:t>
+        <w:jc w:val="both"/>
+      </w:pPr>
+      <w:r>
+        <w:rPr/>
+        <w:t>Figura 26. Observabilidad ejecutada en VS Code.</w:t>
       </w:r>
     </w:p>
     <w:p xmlns:wp14="http://schemas.microsoft.com/office/word/2010/wordml" wp14:textId="77777777">
       <w:pPr>
         <w:pStyle w:val="BodyText"/>
-      </w:pPr>
-      <w:r>
-        <w:rPr>
-          <w:b/>
-          <w:bCs/>
-        </w:rPr>
-        <w:t xml:space="preserve">Figura 26.</w:t>
-      </w:r>
-      <w:r>
-        <w:t xml:space="preserve"> </w:t>
-      </w:r>
-      <w:r>
-        <w:t xml:space="preserve">Métricas de 98 mensajes, dos errores, ocho alertas de fraude y cero alertas activas en esta corrida.</w:t>
-      </w:r>
-    </w:p>
-    <w:bookmarkEnd w:id="121"/>
-    <w:bookmarkStart w:name="diagramas-explicativos" w:id="134"/>
+        <w:jc w:val="both"/>
+      </w:pPr>
+      <w:r>
+        <w:rPr>
+          <w:b w:val="1"/>
+          <w:bCs w:val="1"/>
+        </w:rPr>
+        <w:t>Figura 26.</w:t>
+      </w:r>
+      <w:r>
+        <w:rPr/>
+        <w:t xml:space="preserve"> </w:t>
+      </w:r>
+      <w:r>
+        <w:rPr/>
+        <w:t>Métricas de 98 mensajes, dos errores, ocho alertas de fraude y cero alertas activas en esta corrida.</w:t>
+      </w:r>
+    </w:p>
+    <w:bookmarkEnd w:id="123"/>
+    <w:bookmarkStart w:name="diagramas-explicativos" w:id="136"/>
     <w:p xmlns:wp14="http://schemas.microsoft.com/office/word/2010/wordml" wp14:textId="77777777">
       <w:pPr>
         <w:pStyle w:val="Heading3"/>
-      </w:pPr>
-      <w:r>
-        <w:t xml:space="preserve">6.7 Diagramas explicativos</w:t>
+        <w:jc w:val="both"/>
+      </w:pPr>
+      <w:r>
+        <w:rPr/>
+        <w:t>6.7 Diagramas explicativos</w:t>
       </w:r>
     </w:p>
     <w:p xmlns:wp14="http://schemas.microsoft.com/office/word/2010/wordml" wp14:textId="77777777">
@@ -4610,33 +4841,33 @@
         <w:jc w:val="both"/>
       </w:pPr>
       <w:r>
-        <w:rPr>
-          <w:lang w:val="es-ES"/>
-        </w:rPr>
+        <w:rPr/>
         <w:t>El esquema de la Figura 1 distingue el camino local que sí se ejecutó de los servicios Docker descritos en la configuración. La Figura 27 amplía la transformación por capas, incluyendo la salida de registros rechazados. La Figura 28 muestra las etapas del simulacro DRP y que, al finalizar, el prototipo restaura el estado previo. La Figura 29 resume los estados del Circuit Breaker. La Figura 30 ofrece una comparación visual de la distribución hash de línea base y de la corrida posterior a la mejora. En todas las figuras, los elementos locales representan el comportamiento observado; no se atribuye operación a infraestructura que no se levantó.</w:t>
       </w:r>
     </w:p>
     <w:p xmlns:wp14="http://schemas.microsoft.com/office/word/2010/wordml" wp14:textId="77777777">
       <w:pPr>
         <w:pStyle w:val="CaptionedFigure"/>
+        <w:jc w:val="both"/>
       </w:pPr>
       <w:r>
         <w:drawing>
-          <wp:inline xmlns:wp14="http://schemas.microsoft.com/office/word/2010/wordprocessingDrawing" wp14:anchorId="49F27F27" wp14:editId="7777777">
+          <wp:inline xmlns:wp14="http://schemas.microsoft.com/office/word/2010/wordprocessingDrawing" wp14:editId="38E07CD6" wp14:anchorId="1827E7B3">
             <wp:extent cx="5334000" cy="3111500"/>
             <wp:effectExtent l="0" t="0" r="0" b="0"/>
-            <wp:docPr id="123" name="Picture" descr="Figura 27. Flujo de datos del ETL local." title=""/>
+            <wp:docPr id="125" name="Picture" descr="Figura 27. Flujo de datos del ETL local."/>
+            <wp:cNvGraphicFramePr/>
             <a:graphic>
-              <a:graphicData uri="http://schemas.openxmlformats.org/drawingml/2006/picture">
-                <pic:pic>
+              <a:graphicData xmlns:a="http://schemas.openxmlformats.org/drawingml/2006/main" uri="http://schemas.openxmlformats.org/drawingml/2006/picture">
+                <pic:pic xmlns:pic="http://schemas.openxmlformats.org/drawingml/2006/picture">
                   <pic:nvPicPr>
-                    <pic:cNvPr id="124" name="Picture" descr="/tmp/bigdata_svg_png/02-flujo-etl.png"/>
+                    <pic:cNvPr id="126" name="Picture" descr="/tmp/bigdata_svg_png/02-flujo-etl.png"/>
                     <pic:cNvPicPr>
                       <a:picLocks noChangeAspect="1" noChangeArrowheads="1"/>
                     </pic:cNvPicPr>
                   </pic:nvPicPr>
                   <pic:blipFill>
-                    <a:blip r:embed="rId122"/>
+                    <a:blip xmlns:r="http://schemas.openxmlformats.org/officeDocument/2006/relationships" r:embed="rId124"/>
                     <a:stretch>
                       <a:fillRect/>
                     </a:stretch>
@@ -4666,50 +4897,57 @@
     <w:p xmlns:wp14="http://schemas.microsoft.com/office/word/2010/wordml" wp14:textId="77777777">
       <w:pPr>
         <w:pStyle w:val="ImageCaption"/>
-      </w:pPr>
-      <w:r>
-        <w:t xml:space="preserve">Figura 27. Flujo de datos del ETL local.</w:t>
+        <w:jc w:val="both"/>
+      </w:pPr>
+      <w:r>
+        <w:rPr/>
+        <w:t>Figura 27. Flujo de datos del ETL local.</w:t>
       </w:r>
     </w:p>
     <w:p xmlns:wp14="http://schemas.microsoft.com/office/word/2010/wordml" wp14:textId="77777777">
       <w:pPr>
         <w:pStyle w:val="BodyText"/>
-      </w:pPr>
-      <w:r>
-        <w:rPr>
-          <w:b/>
-          <w:bCs/>
-        </w:rPr>
-        <w:t xml:space="preserve">Figura 27.</w:t>
-      </w:r>
-      <w:r>
-        <w:t xml:space="preserve"> </w:t>
-      </w:r>
-      <w:r>
-        <w:t xml:space="preserve">Proceso Bronze → Silver → Gold con ramificación de registros rechazados.</w:t>
+        <w:jc w:val="both"/>
+      </w:pPr>
+      <w:r>
+        <w:rPr>
+          <w:b w:val="1"/>
+          <w:bCs w:val="1"/>
+        </w:rPr>
+        <w:t>Figura 27.</w:t>
+      </w:r>
+      <w:r>
+        <w:rPr/>
+        <w:t xml:space="preserve"> </w:t>
+      </w:r>
+      <w:r>
+        <w:rPr/>
+        <w:t>Proceso Bronze → Silver → Gold con ramificación de registros rechazados.</w:t>
       </w:r>
     </w:p>
     <w:p xmlns:wp14="http://schemas.microsoft.com/office/word/2010/wordml" wp14:textId="77777777">
       <w:pPr>
         <w:pStyle w:val="CaptionedFigure"/>
+        <w:jc w:val="both"/>
       </w:pPr>
       <w:r>
         <w:drawing>
-          <wp:inline xmlns:wp14="http://schemas.microsoft.com/office/word/2010/wordprocessingDrawing" wp14:anchorId="40DF0168" wp14:editId="7777777">
+          <wp:inline xmlns:wp14="http://schemas.microsoft.com/office/word/2010/wordprocessingDrawing" wp14:editId="1BC77946" wp14:anchorId="456AEE09">
             <wp:extent cx="5334000" cy="3111500"/>
             <wp:effectExtent l="0" t="0" r="0" b="0"/>
-            <wp:docPr id="126" name="Picture" descr="Figura 28. Secuencia del simulacro DRP." title=""/>
+            <wp:docPr id="128" name="Picture" descr="Figura 28. Secuencia del simulacro DRP."/>
+            <wp:cNvGraphicFramePr/>
             <a:graphic>
-              <a:graphicData uri="http://schemas.openxmlformats.org/drawingml/2006/picture">
-                <pic:pic>
+              <a:graphicData xmlns:a="http://schemas.openxmlformats.org/drawingml/2006/main" uri="http://schemas.openxmlformats.org/drawingml/2006/picture">
+                <pic:pic xmlns:pic="http://schemas.openxmlformats.org/drawingml/2006/picture">
                   <pic:nvPicPr>
-                    <pic:cNvPr id="127" name="Picture" descr="/tmp/bigdata_svg_png/03-secuencia-drp.png"/>
+                    <pic:cNvPr id="129" name="Picture" descr="/tmp/bigdata_svg_png/03-secuencia-drp.png"/>
                     <pic:cNvPicPr>
                       <a:picLocks noChangeAspect="1" noChangeArrowheads="1"/>
                     </pic:cNvPicPr>
                   </pic:nvPicPr>
                   <pic:blipFill>
-                    <a:blip r:embed="rId125"/>
+                    <a:blip xmlns:r="http://schemas.openxmlformats.org/officeDocument/2006/relationships" r:embed="rId127"/>
                     <a:stretch>
                       <a:fillRect/>
                     </a:stretch>
@@ -4739,50 +4977,58 @@
     <w:p xmlns:wp14="http://schemas.microsoft.com/office/word/2010/wordml" wp14:textId="77777777">
       <w:pPr>
         <w:pStyle w:val="ImageCaption"/>
-      </w:pPr>
-      <w:r>
-        <w:t xml:space="preserve">Figura 28. Secuencia del simulacro DRP.</w:t>
+        <w:jc w:val="both"/>
+      </w:pPr>
+      <w:r>
+        <w:rPr/>
+        <w:t>Figura 28. Secuencia del simulacro DRP.</w:t>
       </w:r>
     </w:p>
     <w:p xmlns:wp14="http://schemas.microsoft.com/office/word/2010/wordml" wp14:textId="77777777">
       <w:pPr>
         <w:pStyle w:val="BodyText"/>
-      </w:pPr>
-      <w:r>
-        <w:rPr>
-          <w:b/>
-          <w:bCs/>
-        </w:rPr>
-        <w:t xml:space="preserve">Figura 28.</w:t>
-      </w:r>
-      <w:r>
-        <w:t xml:space="preserve"> </w:t>
-      </w:r>
-      <w:r>
-        <w:t xml:space="preserve">Registro, sincronización, fallo, failover, validación y restauración del estado de la aplicación de prueba.</w:t>
+        <w:jc w:val="both"/>
+      </w:pPr>
+      <w:r>
+        <w:rPr>
+          <w:b w:val="1"/>
+          <w:bCs w:val="1"/>
+        </w:rPr>
+        <w:t>Figura 28.</w:t>
+      </w:r>
+      <w:r>
+        <w:rPr/>
+        <w:t xml:space="preserve"> </w:t>
+      </w:r>
+      <w:r>
+        <w:rPr/>
+        <w:t>Registro, sincronización, fallo, failover, validación y restauración del estado de la aplicación de prueba.</w:t>
       </w:r>
     </w:p>
     <w:p xmlns:wp14="http://schemas.microsoft.com/office/word/2010/wordml" wp14:textId="77777777">
       <w:pPr>
         <w:pStyle w:val="CaptionedFigure"/>
+        <w:jc w:val="both"/>
       </w:pPr>
       <w:r>
         <w:drawing>
-          <wp:inline xmlns:wp14="http://schemas.microsoft.com/office/word/2010/wordprocessingDrawing" wp14:anchorId="60D28BCB" wp14:editId="7777777">
-            <wp:extent cx="5334000" cy="3111500"/>
-            <wp:effectExtent l="0" t="0" r="0" b="0"/>
-            <wp:docPr id="129" name="Picture" descr="Figura 29. Ciclo de estados del Circuit Breaker." title=""/>
+          <wp:inline xmlns:wp14="http://schemas.microsoft.com/office/word/2010/wordprocessingDrawing" wp14:editId="590542F4" wp14:anchorId="0BBD1DE9">
+            <wp:extent cx="5334000" cy="2414773"/>
+            <wp:effectExtent l="0" t="0" r="0" b="5080"/>
+            <wp:docPr id="131" name="Picture" descr="Figura 29. Ciclo de estados del Circuit Breaker."/>
+            <wp:cNvGraphicFramePr/>
             <a:graphic>
-              <a:graphicData uri="http://schemas.openxmlformats.org/drawingml/2006/picture">
-                <pic:pic>
+              <a:graphicData xmlns:a="http://schemas.openxmlformats.org/drawingml/2006/main" uri="http://schemas.openxmlformats.org/drawingml/2006/picture">
+                <pic:pic xmlns:pic="http://schemas.openxmlformats.org/drawingml/2006/picture">
                   <pic:nvPicPr>
-                    <pic:cNvPr id="130" name="Picture" descr="/tmp/bigdata_svg_png/04-estados-circuit-breaker.png"/>
+                    <pic:cNvPr id="132" name="Picture" descr="/tmp/bigdata_svg_png/04-estados-circuit-breaker.png"/>
                     <pic:cNvPicPr>
                       <a:picLocks noChangeAspect="1" noChangeArrowheads="1"/>
                     </pic:cNvPicPr>
                   </pic:nvPicPr>
                   <pic:blipFill>
-                    <a:blip r:embed="rId128"/>
+                    <a:blip xmlns:r="http://schemas.openxmlformats.org/officeDocument/2006/relationships" r:embed="rId130"/>
+                    <a:srcRect b="22392"/>
                     <a:stretch>
                       <a:fillRect/>
                     </a:stretch>
@@ -4790,7 +5036,7 @@
                   <pic:spPr bwMode="auto">
                     <a:xfrm>
                       <a:off x="0" y="0"/>
-                      <a:ext cx="5334000" cy="3111500"/>
+                      <a:ext cx="5334000" cy="2414773"/>
                     </a:xfrm>
                     <a:prstGeom prst="rect">
                       <a:avLst/>
@@ -4812,50 +5058,58 @@
     <w:p xmlns:wp14="http://schemas.microsoft.com/office/word/2010/wordml" wp14:textId="77777777">
       <w:pPr>
         <w:pStyle w:val="ImageCaption"/>
-      </w:pPr>
-      <w:r>
-        <w:t xml:space="preserve">Figura 29. Ciclo de estados del Circuit Breaker.</w:t>
+        <w:jc w:val="both"/>
+      </w:pPr>
+      <w:r>
+        <w:rPr/>
+        <w:t>Figura 29. Ciclo de estados del Circuit Breaker.</w:t>
       </w:r>
     </w:p>
     <w:p xmlns:wp14="http://schemas.microsoft.com/office/word/2010/wordml" wp14:textId="77777777">
       <w:pPr>
         <w:pStyle w:val="BodyText"/>
-      </w:pPr>
-      <w:r>
-        <w:rPr>
-          <w:b/>
-          <w:bCs/>
-        </w:rPr>
-        <w:t xml:space="preserve">Figura 29.</w:t>
-      </w:r>
-      <w:r>
-        <w:t xml:space="preserve"> </w:t>
-      </w:r>
-      <w:r>
-        <w:t xml:space="preserve">Transiciones entre cerrado, abierto y semiabierto ante fallos, timeout y llamada de prueba.</w:t>
+        <w:jc w:val="both"/>
+      </w:pPr>
+      <w:r>
+        <w:rPr>
+          <w:b w:val="1"/>
+          <w:bCs w:val="1"/>
+        </w:rPr>
+        <w:t>Figura 29.</w:t>
+      </w:r>
+      <w:r>
+        <w:rPr/>
+        <w:t xml:space="preserve"> </w:t>
+      </w:r>
+      <w:r>
+        <w:rPr/>
+        <w:t>Transiciones entre cerrado, abierto y semiabierto ante fallos, timeout y llamada de prueba.</w:t>
       </w:r>
     </w:p>
     <w:p xmlns:wp14="http://schemas.microsoft.com/office/word/2010/wordml" wp14:textId="77777777">
       <w:pPr>
         <w:pStyle w:val="CaptionedFigure"/>
+        <w:jc w:val="both"/>
       </w:pPr>
       <w:r>
         <w:drawing>
-          <wp:inline xmlns:wp14="http://schemas.microsoft.com/office/word/2010/wordprocessingDrawing" wp14:anchorId="31584539" wp14:editId="7777777">
-            <wp:extent cx="5334000" cy="3111500"/>
-            <wp:effectExtent l="0" t="0" r="0" b="0"/>
-            <wp:docPr id="132" name="Picture" descr="Figura 30. Comparación visual de la distribución hash." title=""/>
+          <wp:inline xmlns:wp14="http://schemas.microsoft.com/office/word/2010/wordprocessingDrawing" wp14:editId="18C8F217" wp14:anchorId="61691E9C">
+            <wp:extent cx="5334000" cy="2529307"/>
+            <wp:effectExtent l="0" t="0" r="0" b="4445"/>
+            <wp:docPr id="134" name="Picture" descr="Figura 30. Comparación visual de la distribución hash."/>
+            <wp:cNvGraphicFramePr/>
             <a:graphic>
-              <a:graphicData uri="http://schemas.openxmlformats.org/drawingml/2006/picture">
-                <pic:pic>
+              <a:graphicData xmlns:a="http://schemas.openxmlformats.org/drawingml/2006/main" uri="http://schemas.openxmlformats.org/drawingml/2006/picture">
+                <pic:pic xmlns:pic="http://schemas.openxmlformats.org/drawingml/2006/picture">
                   <pic:nvPicPr>
-                    <pic:cNvPr id="133" name="Picture" descr="/tmp/bigdata_svg_png/05-comparacion-sharding.png"/>
+                    <pic:cNvPr id="135" name="Picture" descr="/tmp/bigdata_svg_png/05-comparacion-sharding.png"/>
                     <pic:cNvPicPr>
                       <a:picLocks noChangeAspect="1" noChangeArrowheads="1"/>
                     </pic:cNvPicPr>
                   </pic:nvPicPr>
                   <pic:blipFill>
-                    <a:blip r:embed="rId131"/>
+                    <a:blip xmlns:r="http://schemas.openxmlformats.org/officeDocument/2006/relationships" r:embed="rId133"/>
+                    <a:srcRect b="18711"/>
                     <a:stretch>
                       <a:fillRect/>
                     </a:stretch>
@@ -4863,7 +5117,7 @@
                   <pic:spPr bwMode="auto">
                     <a:xfrm>
                       <a:off x="0" y="0"/>
-                      <a:ext cx="5334000" cy="3111500"/>
+                      <a:ext cx="5334000" cy="2529307"/>
                     </a:xfrm>
                     <a:prstGeom prst="rect">
                       <a:avLst/>
@@ -4885,56 +5139,16 @@
     <w:p xmlns:wp14="http://schemas.microsoft.com/office/word/2010/wordml" wp14:textId="77777777">
       <w:pPr>
         <w:pStyle w:val="ImageCaption"/>
-      </w:pPr>
-      <w:r>
-        <w:t xml:space="preserve">Figura 30. Comparación visual de la distribución hash.</w:t>
+        <w:jc w:val="both"/>
+      </w:pPr>
+      <w:r>
+        <w:rPr/>
+        <w:t>Figura 30. Comparación visual de la distribución hash.</w:t>
       </w:r>
     </w:p>
     <w:p xmlns:wp14="http://schemas.microsoft.com/office/word/2010/wordml" wp14:textId="77777777">
       <w:pPr>
         <w:pStyle w:val="BodyText"/>
-      </w:pPr>
-      <w:r>
-        <w:rPr>
-          <w:b/>
-          <w:bCs/>
-        </w:rPr>
-        <w:t xml:space="preserve">Figura 30.</w:t>
-      </w:r>
-      <w:r>
-        <w:t xml:space="preserve"> </w:t>
-      </w:r>
-      <w:r>
-        <w:t xml:space="preserve">Distribución observada en dos corridas sintéticas de 500 registros; los valores son ilustrativos, no una garantía estadística.</w:t>
-      </w:r>
-    </w:p>
-    <w:bookmarkEnd w:id="134"/>
-    <w:bookmarkEnd w:id="135"/>
-    <w:bookmarkStart w:name="mejoras-aplicadas-y-comparación" w:id="141"/>
-    <w:p xmlns:wp14="http://schemas.microsoft.com/office/word/2010/wordml" wp14:textId="77777777">
-      <w:pPr>
-        <w:pStyle w:val="Heading2"/>
-        <w:jc w:val="both"/>
-      </w:pPr>
-      <w:r>
-        <w:rPr/>
-        <w:t>7. Mejoras aplicadas y comparación</w:t>
-      </w:r>
-    </w:p>
-    <w:bookmarkStart w:name="Xcc6d323e1c1ab29f1ac165ab02f1bfa6907e101" w:id="136"/>
-    <w:p xmlns:wp14="http://schemas.microsoft.com/office/word/2010/wordml" wp14:textId="77777777">
-      <w:pPr>
-        <w:pStyle w:val="Heading3"/>
-        <w:jc w:val="both"/>
-      </w:pPr>
-      <w:r>
-        <w:rPr/>
-        <w:t>7.1 Límite inferior para la latencia simulada</w:t>
-      </w:r>
-    </w:p>
-    <w:p xmlns:wp14="http://schemas.microsoft.com/office/word/2010/wordml" wp14:textId="77777777">
-      <w:pPr>
-        <w:pStyle w:val="FirstParagraph"/>
         <w:jc w:val="both"/>
       </w:pPr>
       <w:r>
@@ -4942,53 +5156,31 @@
           <w:b w:val="1"/>
           <w:bCs w:val="1"/>
         </w:rPr>
-        <w:t>Archivo:</w:t>
-      </w:r>
-      <w:r>
-        <w:rPr/>
-        <w:t xml:space="preserve"> </w:t>
-      </w:r>
-      <w:r>
-        <w:rPr>
-          <w:rStyle w:val="VerbatimChar"/>
-        </w:rPr>
-        <w:t>src/resiliencia/replicacion.py</w:t>
-      </w:r>
-      <w:r>
-        <w:rPr/>
-        <w:t>. La combinación de una latencia base de 1 ms y una variación aleatoria de −2 a 2 ms podía generar un valor negativo y detener</w:t>
-      </w:r>
-      <w:r>
-        <w:rPr/>
-        <w:t xml:space="preserve"> </w:t>
-      </w:r>
-      <w:r>
-        <w:rPr>
-          <w:rStyle w:val="VerbatimChar"/>
-        </w:rPr>
-        <w:t>time.sleep()</w:t>
-      </w:r>
-      <w:r>
-        <w:rPr/>
-        <w:t>. Se limitó la latencia con</w:t>
-      </w:r>
-      <w:r>
-        <w:rPr/>
-        <w:t xml:space="preserve"> </w:t>
-      </w:r>
-      <w:r>
-        <w:rPr>
-          <w:rStyle w:val="VerbatimChar"/>
-        </w:rPr>
-        <w:t>max(0.0, ...)</w:t>
-      </w:r>
-      <w:r>
-        <w:rPr/>
-        <w:t>. Después del cambio, el bloque 5 y la demo integral concluyeron; las corridas compartidas de la demo terminaron en 4,75 s y 4,73 s.</w:t>
+        <w:t>Figura 30.</w:t>
+      </w:r>
+      <w:r>
+        <w:rPr/>
+        <w:t xml:space="preserve"> </w:t>
+      </w:r>
+      <w:r>
+        <w:rPr/>
+        <w:t>Distribución observada en dos corridas sintéticas de 500 registros; los valores son ilustrativos, no una garantía estadística.</w:t>
       </w:r>
     </w:p>
     <w:bookmarkEnd w:id="136"/>
-    <w:bookmarkStart w:name="distribución-hash-entre-shards" w:id="137"/>
+    <w:bookmarkEnd w:id="137"/>
+    <w:bookmarkStart w:name="mejoras-aplicadas-y-comparación" w:id="148"/>
+    <w:p xmlns:wp14="http://schemas.microsoft.com/office/word/2010/wordml" wp14:textId="77777777">
+      <w:pPr>
+        <w:pStyle w:val="Heading2"/>
+        <w:jc w:val="both"/>
+      </w:pPr>
+      <w:r>
+        <w:rPr/>
+        <w:t>7. Mejoras aplicadas y comparación</w:t>
+      </w:r>
+    </w:p>
+    <w:bookmarkStart w:name="Xcc6d323e1c1ab29f1ac165ab02f1bfa6907e101" w:id="138"/>
     <w:p xmlns:wp14="http://schemas.microsoft.com/office/word/2010/wordml" wp14:textId="77777777">
       <w:pPr>
         <w:pStyle w:val="Heading3"/>
@@ -4996,7 +5188,7 @@
       </w:pPr>
       <w:r>
         <w:rPr/>
-        <w:t>7.2 Distribución hash entre shards</w:t>
+        <w:t>7.1 Límite inferior para la latencia simulada</w:t>
       </w:r>
     </w:p>
     <w:p xmlns:wp14="http://schemas.microsoft.com/office/word/2010/wordml" wp14:textId="77777777">
@@ -5019,11 +5211,11 @@
         <w:rPr>
           <w:rStyle w:val="VerbatimChar"/>
         </w:rPr>
-        <w:t>src/resiliencia/particionamiento.py</w:t>
-      </w:r>
-      <w:r>
-        <w:rPr/>
-        <w:t>. La implementación volvía a hashear una clave que ya tenía solo tres etiquetas de shard, y la corrida base dejó un shard vacío. Se priorizó</w:t>
+        <w:t>src/resiliencia/replicacion.py</w:t>
+      </w:r>
+      <w:r>
+        <w:rPr/>
+        <w:t>. La combinación de una latencia base de 1 ms y una variación aleatoria de −2 a 2 ms podía generar un valor negativo y detener</w:t>
       </w:r>
       <w:r>
         <w:rPr/>
@@ -5033,15 +5225,29 @@
         <w:rPr>
           <w:rStyle w:val="VerbatimChar"/>
         </w:rPr>
-        <w:t>cliente_id</w:t>
-      </w:r>
-      <w:r>
-        <w:rPr/>
-        <w:t>, con mayor cardinalidad en los datos generados. En una muestra de 500 transacciones, el resultado pasó de 167/333/0 a 155/169/176; el módulo informó un balance de 88,1 %.</w:t>
-      </w:r>
-    </w:p>
-    <w:bookmarkEnd w:id="137"/>
-    <w:bookmarkStart w:name="X620066cd658b2879a604f194d411c008890e661" w:id="138"/>
+        <w:t>time.sleep()</w:t>
+      </w:r>
+      <w:r>
+        <w:rPr/>
+        <w:t>. Se limitó la latencia con</w:t>
+      </w:r>
+      <w:r>
+        <w:rPr/>
+        <w:t xml:space="preserve"> </w:t>
+      </w:r>
+      <w:r>
+        <w:rPr>
+          <w:rStyle w:val="VerbatimChar"/>
+        </w:rPr>
+        <w:t>max(0.0, ...)</w:t>
+      </w:r>
+      <w:r>
+        <w:rPr/>
+        <w:t>. Después del cambio, el bloque 5 y la demo integral concluyeron; las corridas compartidas de la demo terminaron en 4,75 s y 4,73 s.</w:t>
+      </w:r>
+    </w:p>
+    <w:bookmarkEnd w:id="138"/>
+    <w:bookmarkStart w:name="distribución-hash-entre-shards" w:id="139"/>
     <w:p xmlns:wp14="http://schemas.microsoft.com/office/word/2010/wordml" wp14:textId="77777777">
       <w:pPr>
         <w:pStyle w:val="Heading3"/>
@@ -5049,7 +5255,7 @@
       </w:pPr>
       <w:r>
         <w:rPr/>
-        <w:t>7.3 Sincronización incremental del simulador DRP</w:t>
+        <w:t>7.2 Distribución hash entre shards</w:t>
       </w:r>
     </w:p>
     <w:p xmlns:wp14="http://schemas.microsoft.com/office/word/2010/wordml" wp14:textId="77777777">
@@ -5072,15 +5278,29 @@
         <w:rPr>
           <w:rStyle w:val="VerbatimChar"/>
         </w:rPr>
-        <w:t>src/recuperacion/plan_drp.py</w:t>
-      </w:r>
-      <w:r>
-        <w:rPr/>
-        <w:t>. El ciclo copiaba solo los últimos 100 registros al sitio standby. Se cambió para continuar desde la cantidad ya sincronizada y copiar los registros pendientes. En la muestra de 200 transacciones, el simulacro pasó de 100 recuperadas/100 posiblemente perdidas a 200 recuperadas/0 perdidas y cero brechas.</w:t>
-      </w:r>
-    </w:p>
-    <w:bookmarkEnd w:id="138"/>
-    <w:bookmarkStart w:name="marcas-temporales-y-comando-de-ejecución" w:id="139"/>
+        <w:t>src/resiliencia/particionamiento.py</w:t>
+      </w:r>
+      <w:r>
+        <w:rPr/>
+        <w:t>. La implementación volvía a hashear una clave que ya tenía solo tres etiquetas de shard, y la corrida base dejó un shard vacío. Se priorizó</w:t>
+      </w:r>
+      <w:r>
+        <w:rPr/>
+        <w:t xml:space="preserve"> </w:t>
+      </w:r>
+      <w:r>
+        <w:rPr>
+          <w:rStyle w:val="VerbatimChar"/>
+        </w:rPr>
+        <w:t>cliente_id</w:t>
+      </w:r>
+      <w:r>
+        <w:rPr/>
+        <w:t>, con mayor cardinalidad en los datos generados. En una muestra de 500 transacciones, el resultado pasó de 167/333/0 a 155/169/176; el módulo informó un balance de 88,1 %.</w:t>
+      </w:r>
+    </w:p>
+    <w:bookmarkEnd w:id="139"/>
+    <w:bookmarkStart w:name="X9376071bb9b2315d026855462c7535dfda3d4c0" w:id="143"/>
     <w:p xmlns:wp14="http://schemas.microsoft.com/office/word/2010/wordml" wp14:textId="77777777">
       <w:pPr>
         <w:pStyle w:val="Heading3"/>
@@ -5088,7 +5308,7 @@
       </w:pPr>
       <w:r>
         <w:rPr/>
-        <w:t>7.4 Marcas temporales y comando de ejecución</w:t>
+        <w:t>7.2.1 Asignación reproducible de la clave de shard</w:t>
       </w:r>
     </w:p>
     <w:p xmlns:wp14="http://schemas.microsoft.com/office/word/2010/wordml" wp14:textId="77777777">
@@ -5101,7 +5321,7 @@
           <w:b w:val="1"/>
           <w:bCs w:val="1"/>
         </w:rPr>
-        <w:t>Archivos:</w:t>
+        <w:t>Archivo:</w:t>
       </w:r>
       <w:r>
         <w:rPr/>
@@ -5111,15 +5331,11 @@
         <w:rPr>
           <w:rStyle w:val="VerbatimChar"/>
         </w:rPr>
-        <w:t>src/procesamiento/motor_batch.py</w:t>
-      </w:r>
-      <w:r>
-        <w:rPr/>
-        <w:t xml:space="preserve"> </w:t>
-      </w:r>
-      <w:r>
-        <w:rPr/>
-        <w:t>y</w:t>
+        <w:t>src/ingesta/simulador_transacciones.py</w:t>
+      </w:r>
+      <w:r>
+        <w:rPr/>
+        <w:t>. La función</w:t>
       </w:r>
       <w:r>
         <w:rPr/>
@@ -5129,11 +5345,15 @@
         <w:rPr>
           <w:rStyle w:val="VerbatimChar"/>
         </w:rPr>
-        <w:t>README.md</w:t>
-      </w:r>
-      <w:r>
-        <w:rPr/>
-        <w:t>.</w:t>
+        <w:t>_determinar_shard()</w:t>
+      </w:r>
+      <w:r>
+        <w:rPr/>
+        <w:t xml:space="preserve"> </w:t>
+      </w:r>
+      <w:r>
+        <w:rPr/>
+        <w:t>utilizaba</w:t>
       </w:r>
       <w:r>
         <w:rPr/>
@@ -5143,15 +5363,15 @@
         <w:rPr>
           <w:rStyle w:val="VerbatimChar"/>
         </w:rPr>
-        <w:t>datetime.utcnow()</w:t>
-      </w:r>
-      <w:r>
-        <w:rPr/>
-        <w:t xml:space="preserve"> </w:t>
-      </w:r>
-      <w:r>
-        <w:rPr/>
-        <w:t>generaba una advertencia de obsolescencia, y la invocación directa del DRP no resolvía el paquete</w:t>
+        <w:t>hash()</w:t>
+      </w:r>
+      <w:r>
+        <w:rPr/>
+        <w:t xml:space="preserve"> </w:t>
+      </w:r>
+      <w:r>
+        <w:rPr/>
+        <w:t>de Python. Ese hash se aleatoriza entre procesos, por lo que la misma combinación de cliente y región podía cambiar de shard al volver a ejecutar el programa. Se reemplazó por SHA-256 sobre la clave normalizada</w:t>
       </w:r>
       <w:r>
         <w:rPr/>
@@ -5161,11 +5381,21 @@
         <w:rPr>
           <w:rStyle w:val="VerbatimChar"/>
         </w:rPr>
-        <w:t>src</w:t>
-      </w:r>
-      <w:r>
-        <w:rPr/>
-        <w:t>. Se utilizó</w:t>
+        <w:t>región:cliente</w:t>
+      </w:r>
+      <w:r>
+        <w:rPr/>
+        <w:t>; los primeros 64 bits del digest se convierten a entero y se aplica módulo por la cantidad de shards. La función valida además que el número de shards sea positivo.</w:t>
+      </w:r>
+    </w:p>
+    <w:p xmlns:wp14="http://schemas.microsoft.com/office/word/2010/wordml" wp14:textId="77777777">
+      <w:pPr>
+        <w:pStyle w:val="BodyText"/>
+        <w:jc w:val="both"/>
+      </w:pPr>
+      <w:r>
+        <w:rPr/>
+        <w:t>La mejora aporta asignación estable entre ejecuciones y permite reproducir consultas sobre la misma clave. El módulo por cantidad de shards no minimiza la reasignación cuando se agrega o elimina un shard; para ese requisito corresponde conservar el anillo de hashing consistente del módulo</w:t>
       </w:r>
       <w:r>
         <w:rPr/>
@@ -5175,15 +5405,1019 @@
         <w:rPr>
           <w:rStyle w:val="VerbatimChar"/>
         </w:rPr>
-        <w:t>datetime.now(timezone.utc)</w:t>
-      </w:r>
-      <w:r>
-        <w:rPr/>
-        <w:t xml:space="preserve"> </w:t>
-      </w:r>
-      <w:r>
-        <w:rPr/>
-        <w:t>y se documentó</w:t>
+        <w:t>particionamiento.py</w:t>
+      </w:r>
+      <w:r>
+        <w:rPr/>
+        <w:t>. La distribución medida para varios lotes y semillas se presenta en la tabla de resultados experimentales y sigue siendo una prueba del generador sintético, no una garantía sobre cargas productivas.</w:t>
+      </w:r>
+    </w:p>
+    <w:tbl>
+      <w:tblPr>
+        <w:tblStyle w:val="Table"/>
+        <w:tblW w:w="0" w:type="auto"/>
+        <w:tblLook w:val="0020" w:firstRow="1" w:lastRow="0" w:firstColumn="0" w:lastColumn="0" w:noHBand="0" w:noVBand="0"/>
+      </w:tblPr>
+      <w:tblGrid>
+        <w:gridCol w:w="1320"/>
+        <w:gridCol w:w="1320"/>
+        <w:gridCol w:w="1320"/>
+        <w:gridCol w:w="1320"/>
+        <w:gridCol w:w="1320"/>
+        <w:gridCol w:w="1320"/>
+      </w:tblGrid>
+      <w:tr xmlns:wp14="http://schemas.microsoft.com/office/word/2010/wordml" wp14:textId="77777777">
+        <w:trPr>
+          <w:tblHeader w:val="on"/>
+        </w:trPr>
+        <w:tc>
+          <w:tcPr>
+            <w:cnfStyle w:val="000010000000" w:firstRow="0" w:lastRow="0" w:firstColumn="0" w:lastColumn="0" w:oddVBand="1" w:evenVBand="0" w:oddHBand="0" w:evenHBand="0" w:firstRowFirstColumn="0" w:firstRowLastColumn="0" w:lastRowFirstColumn="0" w:lastRowLastColumn="0"/>
+            <w:tcMar/>
+          </w:tcPr>
+          <w:p wp14:textId="77777777">
+            <w:pPr>
+              <w:pStyle w:val="Compact"/>
+              <w:jc w:val="both"/>
+            </w:pPr>
+            <w:r>
+              <w:rPr/>
+              <w:t>Semilla</w:t>
+            </w:r>
+          </w:p>
+        </w:tc>
+        <w:tc>
+          <w:tcPr>
+            <w:cnfStyle w:val="000001000000" w:firstRow="0" w:lastRow="0" w:firstColumn="0" w:lastColumn="0" w:oddVBand="0" w:evenVBand="1" w:oddHBand="0" w:evenHBand="0" w:firstRowFirstColumn="0" w:firstRowLastColumn="0" w:lastRowFirstColumn="0" w:lastRowLastColumn="0"/>
+            <w:tcMar/>
+          </w:tcPr>
+          <w:p wp14:textId="77777777">
+            <w:pPr>
+              <w:pStyle w:val="Compact"/>
+              <w:jc w:val="both"/>
+            </w:pPr>
+            <w:r>
+              <w:rPr/>
+              <w:t>Lote</w:t>
+            </w:r>
+          </w:p>
+        </w:tc>
+        <w:tc>
+          <w:tcPr>
+            <w:cnfStyle w:val="000010000000" w:firstRow="0" w:lastRow="0" w:firstColumn="0" w:lastColumn="0" w:oddVBand="1" w:evenVBand="0" w:oddHBand="0" w:evenHBand="0" w:firstRowFirstColumn="0" w:firstRowLastColumn="0" w:lastRowFirstColumn="0" w:lastRowLastColumn="0"/>
+            <w:tcMar/>
+          </w:tcPr>
+          <w:p wp14:textId="77777777">
+            <w:pPr>
+              <w:pStyle w:val="Compact"/>
+              <w:jc w:val="both"/>
+            </w:pPr>
+            <w:r>
+              <w:rPr/>
+              <w:t>Shard 0</w:t>
+            </w:r>
+          </w:p>
+        </w:tc>
+        <w:tc>
+          <w:tcPr>
+            <w:cnfStyle w:val="000001000000" w:firstRow="0" w:lastRow="0" w:firstColumn="0" w:lastColumn="0" w:oddVBand="0" w:evenVBand="1" w:oddHBand="0" w:evenHBand="0" w:firstRowFirstColumn="0" w:firstRowLastColumn="0" w:lastRowFirstColumn="0" w:lastRowLastColumn="0"/>
+            <w:tcMar/>
+          </w:tcPr>
+          <w:p wp14:textId="77777777">
+            <w:pPr>
+              <w:pStyle w:val="Compact"/>
+              <w:jc w:val="both"/>
+            </w:pPr>
+            <w:r>
+              <w:rPr/>
+              <w:t>Shard 1</w:t>
+            </w:r>
+          </w:p>
+        </w:tc>
+        <w:tc>
+          <w:tcPr>
+            <w:cnfStyle w:val="000010000000" w:firstRow="0" w:lastRow="0" w:firstColumn="0" w:lastColumn="0" w:oddVBand="1" w:evenVBand="0" w:oddHBand="0" w:evenHBand="0" w:firstRowFirstColumn="0" w:firstRowLastColumn="0" w:lastRowFirstColumn="0" w:lastRowLastColumn="0"/>
+            <w:tcMar/>
+          </w:tcPr>
+          <w:p wp14:textId="77777777">
+            <w:pPr>
+              <w:pStyle w:val="Compact"/>
+              <w:jc w:val="both"/>
+            </w:pPr>
+            <w:r>
+              <w:rPr/>
+              <w:t>Shard 2</w:t>
+            </w:r>
+          </w:p>
+        </w:tc>
+        <w:tc>
+          <w:tcPr>
+            <w:cnfStyle w:val="000001000000" w:firstRow="0" w:lastRow="0" w:firstColumn="0" w:lastColumn="0" w:oddVBand="0" w:evenVBand="1" w:oddHBand="0" w:evenHBand="0" w:firstRowFirstColumn="0" w:firstRowLastColumn="0" w:lastRowFirstColumn="0" w:lastRowLastColumn="0"/>
+            <w:tcMar/>
+          </w:tcPr>
+          <w:p wp14:textId="77777777">
+            <w:pPr>
+              <w:pStyle w:val="Compact"/>
+              <w:jc w:val="both"/>
+            </w:pPr>
+            <w:r>
+              <w:rPr/>
+              <w:t>Balance mínimo/máximo</w:t>
+            </w:r>
+          </w:p>
+        </w:tc>
+      </w:tr>
+      <w:tr xmlns:wp14="http://schemas.microsoft.com/office/word/2010/wordml" wp14:textId="77777777">
+        <w:tc>
+          <w:tcPr>
+            <w:cnfStyle w:val="000010000000" w:firstRow="0" w:lastRow="0" w:firstColumn="0" w:lastColumn="0" w:oddVBand="1" w:evenVBand="0" w:oddHBand="0" w:evenHBand="0" w:firstRowFirstColumn="0" w:firstRowLastColumn="0" w:lastRowFirstColumn="0" w:lastRowLastColumn="0"/>
+            <w:tcMar/>
+          </w:tcPr>
+          <w:p wp14:textId="77777777">
+            <w:pPr>
+              <w:pStyle w:val="Compact"/>
+              <w:jc w:val="both"/>
+            </w:pPr>
+            <w:r>
+              <w:rPr/>
+              <w:t>17</w:t>
+            </w:r>
+          </w:p>
+        </w:tc>
+        <w:tc>
+          <w:tcPr>
+            <w:cnfStyle w:val="000001000000" w:firstRow="0" w:lastRow="0" w:firstColumn="0" w:lastColumn="0" w:oddVBand="0" w:evenVBand="1" w:oddHBand="0" w:evenHBand="0" w:firstRowFirstColumn="0" w:firstRowLastColumn="0" w:lastRowFirstColumn="0" w:lastRowLastColumn="0"/>
+            <w:tcMar/>
+          </w:tcPr>
+          <w:p wp14:textId="77777777">
+            <w:pPr>
+              <w:pStyle w:val="Compact"/>
+              <w:jc w:val="both"/>
+            </w:pPr>
+            <w:r>
+              <w:rPr/>
+              <w:t>100</w:t>
+            </w:r>
+          </w:p>
+        </w:tc>
+        <w:tc>
+          <w:tcPr>
+            <w:cnfStyle w:val="000010000000" w:firstRow="0" w:lastRow="0" w:firstColumn="0" w:lastColumn="0" w:oddVBand="1" w:evenVBand="0" w:oddHBand="0" w:evenHBand="0" w:firstRowFirstColumn="0" w:firstRowLastColumn="0" w:lastRowFirstColumn="0" w:lastRowLastColumn="0"/>
+            <w:tcMar/>
+          </w:tcPr>
+          <w:p wp14:textId="77777777">
+            <w:pPr>
+              <w:pStyle w:val="Compact"/>
+              <w:jc w:val="both"/>
+            </w:pPr>
+            <w:r>
+              <w:rPr/>
+              <w:t>32</w:t>
+            </w:r>
+          </w:p>
+        </w:tc>
+        <w:tc>
+          <w:tcPr>
+            <w:cnfStyle w:val="000001000000" w:firstRow="0" w:lastRow="0" w:firstColumn="0" w:lastColumn="0" w:oddVBand="0" w:evenVBand="1" w:oddHBand="0" w:evenHBand="0" w:firstRowFirstColumn="0" w:firstRowLastColumn="0" w:lastRowFirstColumn="0" w:lastRowLastColumn="0"/>
+            <w:tcMar/>
+          </w:tcPr>
+          <w:p wp14:textId="77777777">
+            <w:pPr>
+              <w:pStyle w:val="Compact"/>
+              <w:jc w:val="both"/>
+            </w:pPr>
+            <w:r>
+              <w:rPr/>
+              <w:t>28</w:t>
+            </w:r>
+          </w:p>
+        </w:tc>
+        <w:tc>
+          <w:tcPr>
+            <w:cnfStyle w:val="000010000000" w:firstRow="0" w:lastRow="0" w:firstColumn="0" w:lastColumn="0" w:oddVBand="1" w:evenVBand="0" w:oddHBand="0" w:evenHBand="0" w:firstRowFirstColumn="0" w:firstRowLastColumn="0" w:lastRowFirstColumn="0" w:lastRowLastColumn="0"/>
+            <w:tcMar/>
+          </w:tcPr>
+          <w:p wp14:textId="77777777">
+            <w:pPr>
+              <w:pStyle w:val="Compact"/>
+              <w:jc w:val="both"/>
+            </w:pPr>
+            <w:r>
+              <w:rPr/>
+              <w:t>40</w:t>
+            </w:r>
+          </w:p>
+        </w:tc>
+        <w:tc>
+          <w:tcPr>
+            <w:cnfStyle w:val="000001000000" w:firstRow="0" w:lastRow="0" w:firstColumn="0" w:lastColumn="0" w:oddVBand="0" w:evenVBand="1" w:oddHBand="0" w:evenHBand="0" w:firstRowFirstColumn="0" w:firstRowLastColumn="0" w:lastRowFirstColumn="0" w:lastRowLastColumn="0"/>
+            <w:tcMar/>
+          </w:tcPr>
+          <w:p wp14:textId="77777777">
+            <w:pPr>
+              <w:pStyle w:val="Compact"/>
+              <w:jc w:val="both"/>
+            </w:pPr>
+            <w:r>
+              <w:rPr/>
+              <w:t>70,0 %</w:t>
+            </w:r>
+          </w:p>
+        </w:tc>
+      </w:tr>
+      <w:tr xmlns:wp14="http://schemas.microsoft.com/office/word/2010/wordml" wp14:textId="77777777">
+        <w:tc>
+          <w:tcPr>
+            <w:cnfStyle w:val="000010000000" w:firstRow="0" w:lastRow="0" w:firstColumn="0" w:lastColumn="0" w:oddVBand="1" w:evenVBand="0" w:oddHBand="0" w:evenHBand="0" w:firstRowFirstColumn="0" w:firstRowLastColumn="0" w:lastRowFirstColumn="0" w:lastRowLastColumn="0"/>
+            <w:tcMar/>
+          </w:tcPr>
+          <w:p wp14:textId="77777777">
+            <w:pPr>
+              <w:pStyle w:val="Compact"/>
+              <w:jc w:val="both"/>
+            </w:pPr>
+            <w:r>
+              <w:rPr/>
+              <w:t>17</w:t>
+            </w:r>
+          </w:p>
+        </w:tc>
+        <w:tc>
+          <w:tcPr>
+            <w:cnfStyle w:val="000001000000" w:firstRow="0" w:lastRow="0" w:firstColumn="0" w:lastColumn="0" w:oddVBand="0" w:evenVBand="1" w:oddHBand="0" w:evenHBand="0" w:firstRowFirstColumn="0" w:firstRowLastColumn="0" w:lastRowFirstColumn="0" w:lastRowLastColumn="0"/>
+            <w:tcMar/>
+          </w:tcPr>
+          <w:p wp14:textId="77777777">
+            <w:pPr>
+              <w:pStyle w:val="Compact"/>
+              <w:jc w:val="both"/>
+            </w:pPr>
+            <w:r>
+              <w:rPr/>
+              <w:t>500</w:t>
+            </w:r>
+          </w:p>
+        </w:tc>
+        <w:tc>
+          <w:tcPr>
+            <w:cnfStyle w:val="000010000000" w:firstRow="0" w:lastRow="0" w:firstColumn="0" w:lastColumn="0" w:oddVBand="1" w:evenVBand="0" w:oddHBand="0" w:evenHBand="0" w:firstRowFirstColumn="0" w:firstRowLastColumn="0" w:lastRowFirstColumn="0" w:lastRowLastColumn="0"/>
+            <w:tcMar/>
+          </w:tcPr>
+          <w:p wp14:textId="77777777">
+            <w:pPr>
+              <w:pStyle w:val="Compact"/>
+              <w:jc w:val="both"/>
+            </w:pPr>
+            <w:r>
+              <w:rPr/>
+              <w:t>167</w:t>
+            </w:r>
+          </w:p>
+        </w:tc>
+        <w:tc>
+          <w:tcPr>
+            <w:cnfStyle w:val="000001000000" w:firstRow="0" w:lastRow="0" w:firstColumn="0" w:lastColumn="0" w:oddVBand="0" w:evenVBand="1" w:oddHBand="0" w:evenHBand="0" w:firstRowFirstColumn="0" w:firstRowLastColumn="0" w:lastRowFirstColumn="0" w:lastRowLastColumn="0"/>
+            <w:tcMar/>
+          </w:tcPr>
+          <w:p wp14:textId="77777777">
+            <w:pPr>
+              <w:pStyle w:val="Compact"/>
+              <w:jc w:val="both"/>
+            </w:pPr>
+            <w:r>
+              <w:rPr/>
+              <w:t>179</w:t>
+            </w:r>
+          </w:p>
+        </w:tc>
+        <w:tc>
+          <w:tcPr>
+            <w:cnfStyle w:val="000010000000" w:firstRow="0" w:lastRow="0" w:firstColumn="0" w:lastColumn="0" w:oddVBand="1" w:evenVBand="0" w:oddHBand="0" w:evenHBand="0" w:firstRowFirstColumn="0" w:firstRowLastColumn="0" w:lastRowFirstColumn="0" w:lastRowLastColumn="0"/>
+            <w:tcMar/>
+          </w:tcPr>
+          <w:p wp14:textId="77777777">
+            <w:pPr>
+              <w:pStyle w:val="Compact"/>
+              <w:jc w:val="both"/>
+            </w:pPr>
+            <w:r>
+              <w:rPr/>
+              <w:t>154</w:t>
+            </w:r>
+          </w:p>
+        </w:tc>
+        <w:tc>
+          <w:tcPr>
+            <w:cnfStyle w:val="000001000000" w:firstRow="0" w:lastRow="0" w:firstColumn="0" w:lastColumn="0" w:oddVBand="0" w:evenVBand="1" w:oddHBand="0" w:evenHBand="0" w:firstRowFirstColumn="0" w:firstRowLastColumn="0" w:lastRowFirstColumn="0" w:lastRowLastColumn="0"/>
+            <w:tcMar/>
+          </w:tcPr>
+          <w:p wp14:textId="77777777">
+            <w:pPr>
+              <w:pStyle w:val="Compact"/>
+              <w:jc w:val="both"/>
+            </w:pPr>
+            <w:r>
+              <w:rPr/>
+              <w:t>86,0 %</w:t>
+            </w:r>
+          </w:p>
+        </w:tc>
+      </w:tr>
+      <w:tr xmlns:wp14="http://schemas.microsoft.com/office/word/2010/wordml" wp14:textId="77777777">
+        <w:tc>
+          <w:tcPr>
+            <w:cnfStyle w:val="000010000000" w:firstRow="0" w:lastRow="0" w:firstColumn="0" w:lastColumn="0" w:oddVBand="1" w:evenVBand="0" w:oddHBand="0" w:evenHBand="0" w:firstRowFirstColumn="0" w:firstRowLastColumn="0" w:lastRowFirstColumn="0" w:lastRowLastColumn="0"/>
+            <w:tcMar/>
+          </w:tcPr>
+          <w:p wp14:textId="77777777">
+            <w:pPr>
+              <w:pStyle w:val="Compact"/>
+              <w:jc w:val="both"/>
+            </w:pPr>
+            <w:r>
+              <w:rPr/>
+              <w:t>17</w:t>
+            </w:r>
+          </w:p>
+        </w:tc>
+        <w:tc>
+          <w:tcPr>
+            <w:cnfStyle w:val="000001000000" w:firstRow="0" w:lastRow="0" w:firstColumn="0" w:lastColumn="0" w:oddVBand="0" w:evenVBand="1" w:oddHBand="0" w:evenHBand="0" w:firstRowFirstColumn="0" w:firstRowLastColumn="0" w:lastRowFirstColumn="0" w:lastRowLastColumn="0"/>
+            <w:tcMar/>
+          </w:tcPr>
+          <w:p wp14:textId="77777777">
+            <w:pPr>
+              <w:pStyle w:val="Compact"/>
+              <w:jc w:val="both"/>
+            </w:pPr>
+            <w:r>
+              <w:rPr/>
+              <w:t>1.000</w:t>
+            </w:r>
+          </w:p>
+        </w:tc>
+        <w:tc>
+          <w:tcPr>
+            <w:cnfStyle w:val="000010000000" w:firstRow="0" w:lastRow="0" w:firstColumn="0" w:lastColumn="0" w:oddVBand="1" w:evenVBand="0" w:oddHBand="0" w:evenHBand="0" w:firstRowFirstColumn="0" w:firstRowLastColumn="0" w:lastRowFirstColumn="0" w:lastRowLastColumn="0"/>
+            <w:tcMar/>
+          </w:tcPr>
+          <w:p wp14:textId="77777777">
+            <w:pPr>
+              <w:pStyle w:val="Compact"/>
+              <w:jc w:val="both"/>
+            </w:pPr>
+            <w:r>
+              <w:rPr/>
+              <w:t>315</w:t>
+            </w:r>
+          </w:p>
+        </w:tc>
+        <w:tc>
+          <w:tcPr>
+            <w:cnfStyle w:val="000001000000" w:firstRow="0" w:lastRow="0" w:firstColumn="0" w:lastColumn="0" w:oddVBand="0" w:evenVBand="1" w:oddHBand="0" w:evenHBand="0" w:firstRowFirstColumn="0" w:firstRowLastColumn="0" w:lastRowFirstColumn="0" w:lastRowLastColumn="0"/>
+            <w:tcMar/>
+          </w:tcPr>
+          <w:p wp14:textId="77777777">
+            <w:pPr>
+              <w:pStyle w:val="Compact"/>
+              <w:jc w:val="both"/>
+            </w:pPr>
+            <w:r>
+              <w:rPr/>
+              <w:t>350</w:t>
+            </w:r>
+          </w:p>
+        </w:tc>
+        <w:tc>
+          <w:tcPr>
+            <w:cnfStyle w:val="000010000000" w:firstRow="0" w:lastRow="0" w:firstColumn="0" w:lastColumn="0" w:oddVBand="1" w:evenVBand="0" w:oddHBand="0" w:evenHBand="0" w:firstRowFirstColumn="0" w:firstRowLastColumn="0" w:lastRowFirstColumn="0" w:lastRowLastColumn="0"/>
+            <w:tcMar/>
+          </w:tcPr>
+          <w:p wp14:textId="77777777">
+            <w:pPr>
+              <w:pStyle w:val="Compact"/>
+              <w:jc w:val="both"/>
+            </w:pPr>
+            <w:r>
+              <w:rPr/>
+              <w:t>335</w:t>
+            </w:r>
+          </w:p>
+        </w:tc>
+        <w:tc>
+          <w:tcPr>
+            <w:cnfStyle w:val="000001000000" w:firstRow="0" w:lastRow="0" w:firstColumn="0" w:lastColumn="0" w:oddVBand="0" w:evenVBand="1" w:oddHBand="0" w:evenHBand="0" w:firstRowFirstColumn="0" w:firstRowLastColumn="0" w:lastRowFirstColumn="0" w:lastRowLastColumn="0"/>
+            <w:tcMar/>
+          </w:tcPr>
+          <w:p wp14:textId="77777777">
+            <w:pPr>
+              <w:pStyle w:val="Compact"/>
+              <w:jc w:val="both"/>
+            </w:pPr>
+            <w:r>
+              <w:rPr/>
+              <w:t>90,0 %</w:t>
+            </w:r>
+          </w:p>
+        </w:tc>
+      </w:tr>
+      <w:tr xmlns:wp14="http://schemas.microsoft.com/office/word/2010/wordml" wp14:textId="77777777">
+        <w:tc>
+          <w:tcPr>
+            <w:cnfStyle w:val="000010000000" w:firstRow="0" w:lastRow="0" w:firstColumn="0" w:lastColumn="0" w:oddVBand="1" w:evenVBand="0" w:oddHBand="0" w:evenHBand="0" w:firstRowFirstColumn="0" w:firstRowLastColumn="0" w:lastRowFirstColumn="0" w:lastRowLastColumn="0"/>
+            <w:tcMar/>
+          </w:tcPr>
+          <w:p wp14:textId="77777777">
+            <w:pPr>
+              <w:pStyle w:val="Compact"/>
+              <w:jc w:val="both"/>
+            </w:pPr>
+            <w:r>
+              <w:rPr/>
+              <w:t>41</w:t>
+            </w:r>
+          </w:p>
+        </w:tc>
+        <w:tc>
+          <w:tcPr>
+            <w:cnfStyle w:val="000001000000" w:firstRow="0" w:lastRow="0" w:firstColumn="0" w:lastColumn="0" w:oddVBand="0" w:evenVBand="1" w:oddHBand="0" w:evenHBand="0" w:firstRowFirstColumn="0" w:firstRowLastColumn="0" w:lastRowFirstColumn="0" w:lastRowLastColumn="0"/>
+            <w:tcMar/>
+          </w:tcPr>
+          <w:p wp14:textId="77777777">
+            <w:pPr>
+              <w:pStyle w:val="Compact"/>
+              <w:jc w:val="both"/>
+            </w:pPr>
+            <w:r>
+              <w:rPr/>
+              <w:t>100</w:t>
+            </w:r>
+          </w:p>
+        </w:tc>
+        <w:tc>
+          <w:tcPr>
+            <w:cnfStyle w:val="000010000000" w:firstRow="0" w:lastRow="0" w:firstColumn="0" w:lastColumn="0" w:oddVBand="1" w:evenVBand="0" w:oddHBand="0" w:evenHBand="0" w:firstRowFirstColumn="0" w:firstRowLastColumn="0" w:lastRowFirstColumn="0" w:lastRowLastColumn="0"/>
+            <w:tcMar/>
+          </w:tcPr>
+          <w:p wp14:textId="77777777">
+            <w:pPr>
+              <w:pStyle w:val="Compact"/>
+              <w:jc w:val="both"/>
+            </w:pPr>
+            <w:r>
+              <w:rPr/>
+              <w:t>38</w:t>
+            </w:r>
+          </w:p>
+        </w:tc>
+        <w:tc>
+          <w:tcPr>
+            <w:cnfStyle w:val="000001000000" w:firstRow="0" w:lastRow="0" w:firstColumn="0" w:lastColumn="0" w:oddVBand="0" w:evenVBand="1" w:oddHBand="0" w:evenHBand="0" w:firstRowFirstColumn="0" w:firstRowLastColumn="0" w:lastRowFirstColumn="0" w:lastRowLastColumn="0"/>
+            <w:tcMar/>
+          </w:tcPr>
+          <w:p wp14:textId="77777777">
+            <w:pPr>
+              <w:pStyle w:val="Compact"/>
+              <w:jc w:val="both"/>
+            </w:pPr>
+            <w:r>
+              <w:rPr/>
+              <w:t>39</w:t>
+            </w:r>
+          </w:p>
+        </w:tc>
+        <w:tc>
+          <w:tcPr>
+            <w:cnfStyle w:val="000010000000" w:firstRow="0" w:lastRow="0" w:firstColumn="0" w:lastColumn="0" w:oddVBand="1" w:evenVBand="0" w:oddHBand="0" w:evenHBand="0" w:firstRowFirstColumn="0" w:firstRowLastColumn="0" w:lastRowFirstColumn="0" w:lastRowLastColumn="0"/>
+            <w:tcMar/>
+          </w:tcPr>
+          <w:p wp14:textId="77777777">
+            <w:pPr>
+              <w:pStyle w:val="Compact"/>
+              <w:jc w:val="both"/>
+            </w:pPr>
+            <w:r>
+              <w:rPr/>
+              <w:t>23</w:t>
+            </w:r>
+          </w:p>
+        </w:tc>
+        <w:tc>
+          <w:tcPr>
+            <w:cnfStyle w:val="000001000000" w:firstRow="0" w:lastRow="0" w:firstColumn="0" w:lastColumn="0" w:oddVBand="0" w:evenVBand="1" w:oddHBand="0" w:evenHBand="0" w:firstRowFirstColumn="0" w:firstRowLastColumn="0" w:lastRowFirstColumn="0" w:lastRowLastColumn="0"/>
+            <w:tcMar/>
+          </w:tcPr>
+          <w:p wp14:textId="77777777">
+            <w:pPr>
+              <w:pStyle w:val="Compact"/>
+              <w:jc w:val="both"/>
+            </w:pPr>
+            <w:r>
+              <w:rPr/>
+              <w:t>59,0 %</w:t>
+            </w:r>
+          </w:p>
+        </w:tc>
+      </w:tr>
+      <w:tr xmlns:wp14="http://schemas.microsoft.com/office/word/2010/wordml" wp14:textId="77777777">
+        <w:tc>
+          <w:tcPr>
+            <w:cnfStyle w:val="000010000000" w:firstRow="0" w:lastRow="0" w:firstColumn="0" w:lastColumn="0" w:oddVBand="1" w:evenVBand="0" w:oddHBand="0" w:evenHBand="0" w:firstRowFirstColumn="0" w:firstRowLastColumn="0" w:lastRowFirstColumn="0" w:lastRowLastColumn="0"/>
+            <w:tcMar/>
+          </w:tcPr>
+          <w:p wp14:textId="77777777">
+            <w:pPr>
+              <w:pStyle w:val="Compact"/>
+              <w:jc w:val="both"/>
+            </w:pPr>
+            <w:r>
+              <w:rPr/>
+              <w:t>41</w:t>
+            </w:r>
+          </w:p>
+        </w:tc>
+        <w:tc>
+          <w:tcPr>
+            <w:cnfStyle w:val="000001000000" w:firstRow="0" w:lastRow="0" w:firstColumn="0" w:lastColumn="0" w:oddVBand="0" w:evenVBand="1" w:oddHBand="0" w:evenHBand="0" w:firstRowFirstColumn="0" w:firstRowLastColumn="0" w:lastRowFirstColumn="0" w:lastRowLastColumn="0"/>
+            <w:tcMar/>
+          </w:tcPr>
+          <w:p wp14:textId="77777777">
+            <w:pPr>
+              <w:pStyle w:val="Compact"/>
+              <w:jc w:val="both"/>
+            </w:pPr>
+            <w:r>
+              <w:rPr/>
+              <w:t>500</w:t>
+            </w:r>
+          </w:p>
+        </w:tc>
+        <w:tc>
+          <w:tcPr>
+            <w:cnfStyle w:val="000010000000" w:firstRow="0" w:lastRow="0" w:firstColumn="0" w:lastColumn="0" w:oddVBand="1" w:evenVBand="0" w:oddHBand="0" w:evenHBand="0" w:firstRowFirstColumn="0" w:firstRowLastColumn="0" w:lastRowFirstColumn="0" w:lastRowLastColumn="0"/>
+            <w:tcMar/>
+          </w:tcPr>
+          <w:p wp14:textId="77777777">
+            <w:pPr>
+              <w:pStyle w:val="Compact"/>
+              <w:jc w:val="both"/>
+            </w:pPr>
+            <w:r>
+              <w:rPr/>
+              <w:t>169</w:t>
+            </w:r>
+          </w:p>
+        </w:tc>
+        <w:tc>
+          <w:tcPr>
+            <w:cnfStyle w:val="000001000000" w:firstRow="0" w:lastRow="0" w:firstColumn="0" w:lastColumn="0" w:oddVBand="0" w:evenVBand="1" w:oddHBand="0" w:evenHBand="0" w:firstRowFirstColumn="0" w:firstRowLastColumn="0" w:lastRowFirstColumn="0" w:lastRowLastColumn="0"/>
+            <w:tcMar/>
+          </w:tcPr>
+          <w:p wp14:textId="77777777">
+            <w:pPr>
+              <w:pStyle w:val="Compact"/>
+              <w:jc w:val="both"/>
+            </w:pPr>
+            <w:r>
+              <w:rPr/>
+              <w:t>182</w:t>
+            </w:r>
+          </w:p>
+        </w:tc>
+        <w:tc>
+          <w:tcPr>
+            <w:cnfStyle w:val="000010000000" w:firstRow="0" w:lastRow="0" w:firstColumn="0" w:lastColumn="0" w:oddVBand="1" w:evenVBand="0" w:oddHBand="0" w:evenHBand="0" w:firstRowFirstColumn="0" w:firstRowLastColumn="0" w:lastRowFirstColumn="0" w:lastRowLastColumn="0"/>
+            <w:tcMar/>
+          </w:tcPr>
+          <w:p wp14:textId="77777777">
+            <w:pPr>
+              <w:pStyle w:val="Compact"/>
+              <w:jc w:val="both"/>
+            </w:pPr>
+            <w:r>
+              <w:rPr/>
+              <w:t>149</w:t>
+            </w:r>
+          </w:p>
+        </w:tc>
+        <w:tc>
+          <w:tcPr>
+            <w:cnfStyle w:val="000001000000" w:firstRow="0" w:lastRow="0" w:firstColumn="0" w:lastColumn="0" w:oddVBand="0" w:evenVBand="1" w:oddHBand="0" w:evenHBand="0" w:firstRowFirstColumn="0" w:firstRowLastColumn="0" w:lastRowFirstColumn="0" w:lastRowLastColumn="0"/>
+            <w:tcMar/>
+          </w:tcPr>
+          <w:p wp14:textId="77777777">
+            <w:pPr>
+              <w:pStyle w:val="Compact"/>
+              <w:jc w:val="both"/>
+            </w:pPr>
+            <w:r>
+              <w:rPr/>
+              <w:t>81,9 %</w:t>
+            </w:r>
+          </w:p>
+        </w:tc>
+      </w:tr>
+      <w:tr xmlns:wp14="http://schemas.microsoft.com/office/word/2010/wordml" wp14:textId="77777777">
+        <w:tc>
+          <w:tcPr>
+            <w:cnfStyle w:val="000010000000" w:firstRow="0" w:lastRow="0" w:firstColumn="0" w:lastColumn="0" w:oddVBand="1" w:evenVBand="0" w:oddHBand="0" w:evenHBand="0" w:firstRowFirstColumn="0" w:firstRowLastColumn="0" w:lastRowFirstColumn="0" w:lastRowLastColumn="0"/>
+            <w:tcMar/>
+          </w:tcPr>
+          <w:p wp14:textId="77777777">
+            <w:pPr>
+              <w:pStyle w:val="Compact"/>
+              <w:jc w:val="both"/>
+            </w:pPr>
+            <w:r>
+              <w:rPr/>
+              <w:t>41</w:t>
+            </w:r>
+          </w:p>
+        </w:tc>
+        <w:tc>
+          <w:tcPr>
+            <w:cnfStyle w:val="000001000000" w:firstRow="0" w:lastRow="0" w:firstColumn="0" w:lastColumn="0" w:oddVBand="0" w:evenVBand="1" w:oddHBand="0" w:evenHBand="0" w:firstRowFirstColumn="0" w:firstRowLastColumn="0" w:lastRowFirstColumn="0" w:lastRowLastColumn="0"/>
+            <w:tcMar/>
+          </w:tcPr>
+          <w:p wp14:textId="77777777">
+            <w:pPr>
+              <w:pStyle w:val="Compact"/>
+              <w:jc w:val="both"/>
+            </w:pPr>
+            <w:r>
+              <w:rPr/>
+              <w:t>1.000</w:t>
+            </w:r>
+          </w:p>
+        </w:tc>
+        <w:tc>
+          <w:tcPr>
+            <w:cnfStyle w:val="000010000000" w:firstRow="0" w:lastRow="0" w:firstColumn="0" w:lastColumn="0" w:oddVBand="1" w:evenVBand="0" w:oddHBand="0" w:evenHBand="0" w:firstRowFirstColumn="0" w:firstRowLastColumn="0" w:lastRowFirstColumn="0" w:lastRowLastColumn="0"/>
+            <w:tcMar/>
+          </w:tcPr>
+          <w:p wp14:textId="77777777">
+            <w:pPr>
+              <w:pStyle w:val="Compact"/>
+              <w:jc w:val="both"/>
+            </w:pPr>
+            <w:r>
+              <w:rPr/>
+              <w:t>317</w:t>
+            </w:r>
+          </w:p>
+        </w:tc>
+        <w:tc>
+          <w:tcPr>
+            <w:cnfStyle w:val="000001000000" w:firstRow="0" w:lastRow="0" w:firstColumn="0" w:lastColumn="0" w:oddVBand="0" w:evenVBand="1" w:oddHBand="0" w:evenHBand="0" w:firstRowFirstColumn="0" w:firstRowLastColumn="0" w:lastRowFirstColumn="0" w:lastRowLastColumn="0"/>
+            <w:tcMar/>
+          </w:tcPr>
+          <w:p wp14:textId="77777777">
+            <w:pPr>
+              <w:pStyle w:val="Compact"/>
+              <w:jc w:val="both"/>
+            </w:pPr>
+            <w:r>
+              <w:rPr/>
+              <w:t>372</w:t>
+            </w:r>
+          </w:p>
+        </w:tc>
+        <w:tc>
+          <w:tcPr>
+            <w:cnfStyle w:val="000010000000" w:firstRow="0" w:lastRow="0" w:firstColumn="0" w:lastColumn="0" w:oddVBand="1" w:evenVBand="0" w:oddHBand="0" w:evenHBand="0" w:firstRowFirstColumn="0" w:firstRowLastColumn="0" w:lastRowFirstColumn="0" w:lastRowLastColumn="0"/>
+            <w:tcMar/>
+          </w:tcPr>
+          <w:p wp14:textId="77777777">
+            <w:pPr>
+              <w:pStyle w:val="Compact"/>
+              <w:jc w:val="both"/>
+            </w:pPr>
+            <w:r>
+              <w:rPr/>
+              <w:t>311</w:t>
+            </w:r>
+          </w:p>
+        </w:tc>
+        <w:tc>
+          <w:tcPr>
+            <w:cnfStyle w:val="000001000000" w:firstRow="0" w:lastRow="0" w:firstColumn="0" w:lastColumn="0" w:oddVBand="0" w:evenVBand="1" w:oddHBand="0" w:evenHBand="0" w:firstRowFirstColumn="0" w:firstRowLastColumn="0" w:lastRowFirstColumn="0" w:lastRowLastColumn="0"/>
+            <w:tcMar/>
+          </w:tcPr>
+          <w:p wp14:textId="77777777">
+            <w:pPr>
+              <w:pStyle w:val="Compact"/>
+              <w:jc w:val="both"/>
+            </w:pPr>
+            <w:r>
+              <w:rPr/>
+              <w:t>83,6 %</w:t>
+            </w:r>
+          </w:p>
+        </w:tc>
+      </w:tr>
+      <w:tr xmlns:wp14="http://schemas.microsoft.com/office/word/2010/wordml" wp14:textId="77777777">
+        <w:tc>
+          <w:tcPr>
+            <w:cnfStyle w:val="000010000000" w:firstRow="0" w:lastRow="0" w:firstColumn="0" w:lastColumn="0" w:oddVBand="1" w:evenVBand="0" w:oddHBand="0" w:evenHBand="0" w:firstRowFirstColumn="0" w:firstRowLastColumn="0" w:lastRowFirstColumn="0" w:lastRowLastColumn="0"/>
+            <w:tcMar/>
+          </w:tcPr>
+          <w:p wp14:textId="77777777">
+            <w:pPr>
+              <w:pStyle w:val="Compact"/>
+              <w:jc w:val="both"/>
+            </w:pPr>
+            <w:r>
+              <w:rPr/>
+              <w:t>93</w:t>
+            </w:r>
+          </w:p>
+        </w:tc>
+        <w:tc>
+          <w:tcPr>
+            <w:cnfStyle w:val="000001000000" w:firstRow="0" w:lastRow="0" w:firstColumn="0" w:lastColumn="0" w:oddVBand="0" w:evenVBand="1" w:oddHBand="0" w:evenHBand="0" w:firstRowFirstColumn="0" w:firstRowLastColumn="0" w:lastRowFirstColumn="0" w:lastRowLastColumn="0"/>
+            <w:tcMar/>
+          </w:tcPr>
+          <w:p wp14:textId="77777777">
+            <w:pPr>
+              <w:pStyle w:val="Compact"/>
+              <w:jc w:val="both"/>
+            </w:pPr>
+            <w:r>
+              <w:rPr/>
+              <w:t>100</w:t>
+            </w:r>
+          </w:p>
+        </w:tc>
+        <w:tc>
+          <w:tcPr>
+            <w:cnfStyle w:val="000010000000" w:firstRow="0" w:lastRow="0" w:firstColumn="0" w:lastColumn="0" w:oddVBand="1" w:evenVBand="0" w:oddHBand="0" w:evenHBand="0" w:firstRowFirstColumn="0" w:firstRowLastColumn="0" w:lastRowFirstColumn="0" w:lastRowLastColumn="0"/>
+            <w:tcMar/>
+          </w:tcPr>
+          <w:p wp14:textId="77777777">
+            <w:pPr>
+              <w:pStyle w:val="Compact"/>
+              <w:jc w:val="both"/>
+            </w:pPr>
+            <w:r>
+              <w:rPr/>
+              <w:t>32</w:t>
+            </w:r>
+          </w:p>
+        </w:tc>
+        <w:tc>
+          <w:tcPr>
+            <w:cnfStyle w:val="000001000000" w:firstRow="0" w:lastRow="0" w:firstColumn="0" w:lastColumn="0" w:oddVBand="0" w:evenVBand="1" w:oddHBand="0" w:evenHBand="0" w:firstRowFirstColumn="0" w:firstRowLastColumn="0" w:lastRowFirstColumn="0" w:lastRowLastColumn="0"/>
+            <w:tcMar/>
+          </w:tcPr>
+          <w:p wp14:textId="77777777">
+            <w:pPr>
+              <w:pStyle w:val="Compact"/>
+              <w:jc w:val="both"/>
+            </w:pPr>
+            <w:r>
+              <w:rPr/>
+              <w:t>34</w:t>
+            </w:r>
+          </w:p>
+        </w:tc>
+        <w:tc>
+          <w:tcPr>
+            <w:cnfStyle w:val="000010000000" w:firstRow="0" w:lastRow="0" w:firstColumn="0" w:lastColumn="0" w:oddVBand="1" w:evenVBand="0" w:oddHBand="0" w:evenHBand="0" w:firstRowFirstColumn="0" w:firstRowLastColumn="0" w:lastRowFirstColumn="0" w:lastRowLastColumn="0"/>
+            <w:tcMar/>
+          </w:tcPr>
+          <w:p wp14:textId="77777777">
+            <w:pPr>
+              <w:pStyle w:val="Compact"/>
+              <w:jc w:val="both"/>
+            </w:pPr>
+            <w:r>
+              <w:rPr/>
+              <w:t>34</w:t>
+            </w:r>
+          </w:p>
+        </w:tc>
+        <w:tc>
+          <w:tcPr>
+            <w:cnfStyle w:val="000001000000" w:firstRow="0" w:lastRow="0" w:firstColumn="0" w:lastColumn="0" w:oddVBand="0" w:evenVBand="1" w:oddHBand="0" w:evenHBand="0" w:firstRowFirstColumn="0" w:firstRowLastColumn="0" w:lastRowFirstColumn="0" w:lastRowLastColumn="0"/>
+            <w:tcMar/>
+          </w:tcPr>
+          <w:p wp14:textId="77777777">
+            <w:pPr>
+              <w:pStyle w:val="Compact"/>
+              <w:jc w:val="both"/>
+            </w:pPr>
+            <w:r>
+              <w:rPr/>
+              <w:t>94,1 %</w:t>
+            </w:r>
+          </w:p>
+        </w:tc>
+      </w:tr>
+      <w:tr xmlns:wp14="http://schemas.microsoft.com/office/word/2010/wordml" wp14:textId="77777777">
+        <w:tc>
+          <w:tcPr>
+            <w:cnfStyle w:val="000010000000" w:firstRow="0" w:lastRow="0" w:firstColumn="0" w:lastColumn="0" w:oddVBand="1" w:evenVBand="0" w:oddHBand="0" w:evenHBand="0" w:firstRowFirstColumn="0" w:firstRowLastColumn="0" w:lastRowFirstColumn="0" w:lastRowLastColumn="0"/>
+            <w:tcMar/>
+          </w:tcPr>
+          <w:p wp14:textId="77777777">
+            <w:pPr>
+              <w:pStyle w:val="Compact"/>
+              <w:jc w:val="both"/>
+            </w:pPr>
+            <w:r>
+              <w:rPr/>
+              <w:t>93</w:t>
+            </w:r>
+          </w:p>
+        </w:tc>
+        <w:tc>
+          <w:tcPr>
+            <w:cnfStyle w:val="000001000000" w:firstRow="0" w:lastRow="0" w:firstColumn="0" w:lastColumn="0" w:oddVBand="0" w:evenVBand="1" w:oddHBand="0" w:evenHBand="0" w:firstRowFirstColumn="0" w:firstRowLastColumn="0" w:lastRowFirstColumn="0" w:lastRowLastColumn="0"/>
+            <w:tcMar/>
+          </w:tcPr>
+          <w:p wp14:textId="77777777">
+            <w:pPr>
+              <w:pStyle w:val="Compact"/>
+              <w:jc w:val="both"/>
+            </w:pPr>
+            <w:r>
+              <w:rPr/>
+              <w:t>500</w:t>
+            </w:r>
+          </w:p>
+        </w:tc>
+        <w:tc>
+          <w:tcPr>
+            <w:cnfStyle w:val="000010000000" w:firstRow="0" w:lastRow="0" w:firstColumn="0" w:lastColumn="0" w:oddVBand="1" w:evenVBand="0" w:oddHBand="0" w:evenHBand="0" w:firstRowFirstColumn="0" w:firstRowLastColumn="0" w:lastRowFirstColumn="0" w:lastRowLastColumn="0"/>
+            <w:tcMar/>
+          </w:tcPr>
+          <w:p wp14:textId="77777777">
+            <w:pPr>
+              <w:pStyle w:val="Compact"/>
+              <w:jc w:val="both"/>
+            </w:pPr>
+            <w:r>
+              <w:rPr/>
+              <w:t>175</w:t>
+            </w:r>
+          </w:p>
+        </w:tc>
+        <w:tc>
+          <w:tcPr>
+            <w:cnfStyle w:val="000001000000" w:firstRow="0" w:lastRow="0" w:firstColumn="0" w:lastColumn="0" w:oddVBand="0" w:evenVBand="1" w:oddHBand="0" w:evenHBand="0" w:firstRowFirstColumn="0" w:firstRowLastColumn="0" w:lastRowFirstColumn="0" w:lastRowLastColumn="0"/>
+            <w:tcMar/>
+          </w:tcPr>
+          <w:p wp14:textId="77777777">
+            <w:pPr>
+              <w:pStyle w:val="Compact"/>
+              <w:jc w:val="both"/>
+            </w:pPr>
+            <w:r>
+              <w:rPr/>
+              <w:t>166</w:t>
+            </w:r>
+          </w:p>
+        </w:tc>
+        <w:tc>
+          <w:tcPr>
+            <w:cnfStyle w:val="000010000000" w:firstRow="0" w:lastRow="0" w:firstColumn="0" w:lastColumn="0" w:oddVBand="1" w:evenVBand="0" w:oddHBand="0" w:evenHBand="0" w:firstRowFirstColumn="0" w:firstRowLastColumn="0" w:lastRowFirstColumn="0" w:lastRowLastColumn="0"/>
+            <w:tcMar/>
+          </w:tcPr>
+          <w:p wp14:textId="77777777">
+            <w:pPr>
+              <w:pStyle w:val="Compact"/>
+              <w:jc w:val="both"/>
+            </w:pPr>
+            <w:r>
+              <w:rPr/>
+              <w:t>159</w:t>
+            </w:r>
+          </w:p>
+        </w:tc>
+        <w:tc>
+          <w:tcPr>
+            <w:cnfStyle w:val="000001000000" w:firstRow="0" w:lastRow="0" w:firstColumn="0" w:lastColumn="0" w:oddVBand="0" w:evenVBand="1" w:oddHBand="0" w:evenHBand="0" w:firstRowFirstColumn="0" w:firstRowLastColumn="0" w:lastRowFirstColumn="0" w:lastRowLastColumn="0"/>
+            <w:tcMar/>
+          </w:tcPr>
+          <w:p wp14:textId="77777777">
+            <w:pPr>
+              <w:pStyle w:val="Compact"/>
+              <w:jc w:val="both"/>
+            </w:pPr>
+            <w:r>
+              <w:rPr/>
+              <w:t>90,9 %</w:t>
+            </w:r>
+          </w:p>
+        </w:tc>
+      </w:tr>
+      <w:tr xmlns:wp14="http://schemas.microsoft.com/office/word/2010/wordml" wp14:textId="77777777">
+        <w:tc>
+          <w:tcPr>
+            <w:cnfStyle w:val="000010000000" w:firstRow="0" w:lastRow="0" w:firstColumn="0" w:lastColumn="0" w:oddVBand="1" w:evenVBand="0" w:oddHBand="0" w:evenHBand="0" w:firstRowFirstColumn="0" w:firstRowLastColumn="0" w:lastRowFirstColumn="0" w:lastRowLastColumn="0"/>
+            <w:tcMar/>
+          </w:tcPr>
+          <w:p wp14:textId="77777777">
+            <w:pPr>
+              <w:pStyle w:val="Compact"/>
+              <w:jc w:val="both"/>
+            </w:pPr>
+            <w:r>
+              <w:rPr/>
+              <w:t>93</w:t>
+            </w:r>
+          </w:p>
+        </w:tc>
+        <w:tc>
+          <w:tcPr>
+            <w:cnfStyle w:val="000001000000" w:firstRow="0" w:lastRow="0" w:firstColumn="0" w:lastColumn="0" w:oddVBand="0" w:evenVBand="1" w:oddHBand="0" w:evenHBand="0" w:firstRowFirstColumn="0" w:firstRowLastColumn="0" w:lastRowFirstColumn="0" w:lastRowLastColumn="0"/>
+            <w:tcMar/>
+          </w:tcPr>
+          <w:p wp14:textId="77777777">
+            <w:pPr>
+              <w:pStyle w:val="Compact"/>
+              <w:jc w:val="both"/>
+            </w:pPr>
+            <w:r>
+              <w:rPr/>
+              <w:t>1.000</w:t>
+            </w:r>
+          </w:p>
+        </w:tc>
+        <w:tc>
+          <w:tcPr>
+            <w:cnfStyle w:val="000010000000" w:firstRow="0" w:lastRow="0" w:firstColumn="0" w:lastColumn="0" w:oddVBand="1" w:evenVBand="0" w:oddHBand="0" w:evenHBand="0" w:firstRowFirstColumn="0" w:firstRowLastColumn="0" w:lastRowFirstColumn="0" w:lastRowLastColumn="0"/>
+            <w:tcMar/>
+          </w:tcPr>
+          <w:p wp14:textId="77777777">
+            <w:pPr>
+              <w:pStyle w:val="Compact"/>
+              <w:jc w:val="both"/>
+            </w:pPr>
+            <w:r>
+              <w:rPr/>
+              <w:t>352</w:t>
+            </w:r>
+          </w:p>
+        </w:tc>
+        <w:tc>
+          <w:tcPr>
+            <w:cnfStyle w:val="000001000000" w:firstRow="0" w:lastRow="0" w:firstColumn="0" w:lastColumn="0" w:oddVBand="0" w:evenVBand="1" w:oddHBand="0" w:evenHBand="0" w:firstRowFirstColumn="0" w:firstRowLastColumn="0" w:lastRowFirstColumn="0" w:lastRowLastColumn="0"/>
+            <w:tcMar/>
+          </w:tcPr>
+          <w:p wp14:textId="77777777">
+            <w:pPr>
+              <w:pStyle w:val="Compact"/>
+              <w:jc w:val="both"/>
+            </w:pPr>
+            <w:r>
+              <w:rPr/>
+              <w:t>324</w:t>
+            </w:r>
+          </w:p>
+        </w:tc>
+        <w:tc>
+          <w:tcPr>
+            <w:cnfStyle w:val="000010000000" w:firstRow="0" w:lastRow="0" w:firstColumn="0" w:lastColumn="0" w:oddVBand="1" w:evenVBand="0" w:oddHBand="0" w:evenHBand="0" w:firstRowFirstColumn="0" w:firstRowLastColumn="0" w:lastRowFirstColumn="0" w:lastRowLastColumn="0"/>
+            <w:tcMar/>
+          </w:tcPr>
+          <w:p wp14:textId="77777777">
+            <w:pPr>
+              <w:pStyle w:val="Compact"/>
+              <w:jc w:val="both"/>
+            </w:pPr>
+            <w:r>
+              <w:rPr/>
+              <w:t>324</w:t>
+            </w:r>
+          </w:p>
+        </w:tc>
+        <w:tc>
+          <w:tcPr>
+            <w:cnfStyle w:val="000001000000" w:firstRow="0" w:lastRow="0" w:firstColumn="0" w:lastColumn="0" w:oddVBand="0" w:evenVBand="1" w:oddHBand="0" w:evenHBand="0" w:firstRowFirstColumn="0" w:firstRowLastColumn="0" w:lastRowFirstColumn="0" w:lastRowLastColumn="0"/>
+            <w:tcMar/>
+          </w:tcPr>
+          <w:p wp14:textId="77777777">
+            <w:pPr>
+              <w:pStyle w:val="Compact"/>
+              <w:jc w:val="both"/>
+            </w:pPr>
+            <w:r>
+              <w:rPr/>
+              <w:t>92,0 %</w:t>
+            </w:r>
+          </w:p>
+        </w:tc>
+      </w:tr>
+    </w:tbl>
+    <w:p xmlns:wp14="http://schemas.microsoft.com/office/word/2010/wordml" wp14:textId="77777777">
+      <w:pPr>
+        <w:pStyle w:val="BodyText"/>
+        <w:jc w:val="both"/>
+      </w:pPr>
+      <w:r>
+        <w:rPr/>
+        <w:t>La medición se repite con</w:t>
       </w:r>
       <w:r>
         <w:rPr/>
@@ -5193,28 +6427,75 @@
         <w:rPr>
           <w:rStyle w:val="VerbatimChar"/>
         </w:rPr>
-        <w:t>python -m src.recuperacion.plan_drp</w:t>
-      </w:r>
-      <w:r>
-        <w:rPr/>
-        <w:t>. El ETL completó en 0,047 s, sin advertencia, con 500 entradas y 499 válidas.</w:t>
-      </w:r>
-    </w:p>
-    <w:bookmarkEnd w:id="139"/>
-    <w:bookmarkStart w:name="pruebas-de-regresión-1" w:id="140"/>
-    <w:p xmlns:wp14="http://schemas.microsoft.com/office/word/2010/wordml" wp14:textId="77777777">
-      <w:pPr>
-        <w:pStyle w:val="Heading3"/>
-        <w:jc w:val="both"/>
-      </w:pPr>
-      <w:r>
-        <w:rPr/>
-        <w:t>7.5 Pruebas de regresión</w:t>
-      </w:r>
-    </w:p>
-    <w:p xmlns:wp14="http://schemas.microsoft.com/office/word/2010/wordml" wp14:textId="77777777">
-      <w:pPr>
-        <w:pStyle w:val="FirstParagraph"/>
+        <w:t>python scripts/medir_distribucion_shard.py --semillas 17 41 93 --lotes 100 500 1000</w:t>
+      </w:r>
+      <w:r>
+        <w:rPr/>
+        <w:t>. La semilla fija los datos aleatorios para comparar corridas; SHA-256 mantiene estable la asignación de cada clave, mientras la composición del lote determina los conteos.</w:t>
+      </w:r>
+    </w:p>
+    <w:p xmlns:wp14="http://schemas.microsoft.com/office/word/2010/wordml" wp14:textId="77777777">
+      <w:pPr>
+        <w:pStyle w:val="CaptionedFigure"/>
+        <w:jc w:val="both"/>
+      </w:pPr>
+      <w:r>
+        <w:drawing>
+          <wp:inline xmlns:wp14="http://schemas.microsoft.com/office/word/2010/wordprocessingDrawing" wp14:editId="08458C26" wp14:anchorId="34FD52AE">
+            <wp:extent cx="5334000" cy="1262684"/>
+            <wp:effectExtent l="0" t="0" r="0" b="0"/>
+            <wp:docPr id="141" name="Picture" descr="Figura 31. Medición repetible de distribución por shard."/>
+            <wp:cNvGraphicFramePr/>
+            <a:graphic>
+              <a:graphicData xmlns:a="http://schemas.openxmlformats.org/drawingml/2006/main" uri="http://schemas.openxmlformats.org/drawingml/2006/picture">
+                <pic:pic xmlns:pic="http://schemas.openxmlformats.org/drawingml/2006/picture">
+                  <pic:nvPicPr>
+                    <pic:cNvPr id="142" name="Picture" descr="evidencias/39-medicion-shard-terminal.png"/>
+                    <pic:cNvPicPr>
+                      <a:picLocks noChangeAspect="1" noChangeArrowheads="1"/>
+                    </pic:cNvPicPr>
+                  </pic:nvPicPr>
+                  <pic:blipFill>
+                    <a:blip xmlns:r="http://schemas.openxmlformats.org/officeDocument/2006/relationships" r:embed="rId140"/>
+                    <a:stretch>
+                      <a:fillRect/>
+                    </a:stretch>
+                  </pic:blipFill>
+                  <pic:spPr bwMode="auto">
+                    <a:xfrm>
+                      <a:off x="0" y="0"/>
+                      <a:ext cx="5334000" cy="1262684"/>
+                    </a:xfrm>
+                    <a:prstGeom prst="rect">
+                      <a:avLst/>
+                    </a:prstGeom>
+                    <a:noFill/>
+                    <a:ln w="9525">
+                      <a:noFill/>
+                      <a:headEnd/>
+                      <a:tailEnd/>
+                    </a:ln>
+                  </pic:spPr>
+                </pic:pic>
+              </a:graphicData>
+            </a:graphic>
+          </wp:inline>
+        </w:drawing>
+      </w:r>
+    </w:p>
+    <w:p xmlns:wp14="http://schemas.microsoft.com/office/word/2010/wordml" wp14:textId="77777777">
+      <w:pPr>
+        <w:pStyle w:val="ImageCaption"/>
+        <w:jc w:val="both"/>
+      </w:pPr>
+      <w:r>
+        <w:rPr/>
+        <w:t>Figura 31. Medición repetible de distribución por shard.</w:t>
+      </w:r>
+    </w:p>
+    <w:p xmlns:wp14="http://schemas.microsoft.com/office/word/2010/wordml" wp14:textId="77777777">
+      <w:pPr>
+        <w:pStyle w:val="BodyText"/>
         <w:jc w:val="both"/>
       </w:pPr>
       <w:r>
@@ -5222,6 +6503,88 @@
           <w:b w:val="1"/>
           <w:bCs w:val="1"/>
         </w:rPr>
+        <w:t>Figura 31.</w:t>
+      </w:r>
+      <w:r>
+        <w:rPr/>
+        <w:t xml:space="preserve"> </w:t>
+      </w:r>
+      <w:r>
+        <w:rPr/>
+        <w:t>Comando y nueve corridas de medición con tres semillas y tres tamaños de lote. La captura muestra una terminal y los resultados reproducibles; no se usa como evidencia de la interfaz de VS Code.</w:t>
+      </w:r>
+    </w:p>
+    <w:p xmlns:wp14="http://schemas.microsoft.com/office/word/2010/wordml" wp14:textId="77777777">
+      <w:pPr>
+        <w:pStyle w:val="BodyText"/>
+        <w:jc w:val="both"/>
+      </w:pPr>
+      <w:r>
+        <w:rPr/>
+        <w:t>En las tres muestras pequeñas de 100 registros la métrica varió de 59,0 % a 94,1 % y una corrida quedó por debajo del umbral heurístico del 70 %. Para lotes de 500 y 1.000 registros, estas nueve corridas mostraron balances de 81,9 % a 92,0 %. Esto ilustra que un hash estable no garantiza por sí solo equilibrio perfecto: también influyen el tamaño del lote, la cardinalidad y la distribución de las claves.</w:t>
+      </w:r>
+    </w:p>
+    <w:bookmarkEnd w:id="143"/>
+    <w:bookmarkStart w:name="X620066cd658b2879a604f194d411c008890e661" w:id="144"/>
+    <w:p xmlns:wp14="http://schemas.microsoft.com/office/word/2010/wordml" wp14:textId="77777777">
+      <w:pPr>
+        <w:pStyle w:val="Heading3"/>
+        <w:jc w:val="both"/>
+      </w:pPr>
+      <w:r>
+        <w:rPr/>
+        <w:t>7.3 Sincronización incremental del simulador DRP</w:t>
+      </w:r>
+    </w:p>
+    <w:p xmlns:wp14="http://schemas.microsoft.com/office/word/2010/wordml" wp14:textId="77777777">
+      <w:pPr>
+        <w:pStyle w:val="FirstParagraph"/>
+        <w:jc w:val="both"/>
+      </w:pPr>
+      <w:r>
+        <w:rPr>
+          <w:b w:val="1"/>
+          <w:bCs w:val="1"/>
+        </w:rPr>
+        <w:t>Archivo:</w:t>
+      </w:r>
+      <w:r>
+        <w:rPr/>
+        <w:t xml:space="preserve"> </w:t>
+      </w:r>
+      <w:r>
+        <w:rPr>
+          <w:rStyle w:val="VerbatimChar"/>
+        </w:rPr>
+        <w:t>src/recuperacion/plan_drp.py</w:t>
+      </w:r>
+      <w:r>
+        <w:rPr/>
+        <w:t>. El ciclo copiaba solo los últimos 100 registros al sitio standby. Se cambió para continuar desde la cantidad ya sincronizada y copiar los registros pendientes. En la muestra de 200 transacciones, el simulacro pasó de 100 recuperadas/100 posiblemente perdidas a 200 recuperadas/0 perdidas y cero brechas.</w:t>
+      </w:r>
+    </w:p>
+    <w:bookmarkEnd w:id="144"/>
+    <w:bookmarkStart w:name="marcas-temporales-y-comando-de-ejecución" w:id="145"/>
+    <w:p xmlns:wp14="http://schemas.microsoft.com/office/word/2010/wordml" wp14:textId="77777777">
+      <w:pPr>
+        <w:pStyle w:val="Heading3"/>
+        <w:jc w:val="both"/>
+      </w:pPr>
+      <w:r>
+        <w:rPr/>
+        <w:t>7.4 Marcas temporales y comando de ejecución</w:t>
+      </w:r>
+    </w:p>
+    <w:p xmlns:wp14="http://schemas.microsoft.com/office/word/2010/wordml" wp14:textId="77777777">
+      <w:pPr>
+        <w:pStyle w:val="FirstParagraph"/>
+        <w:jc w:val="both"/>
+      </w:pPr>
+      <w:r>
+        <w:rPr>
+          <w:b w:val="1"/>
+          <w:bCs w:val="1"/>
+        </w:rPr>
         <w:t>Archivos:</w:t>
       </w:r>
       <w:r>
@@ -5232,6 +6595,127 @@
         <w:rPr>
           <w:rStyle w:val="VerbatimChar"/>
         </w:rPr>
+        <w:t>src/procesamiento/motor_batch.py</w:t>
+      </w:r>
+      <w:r>
+        <w:rPr/>
+        <w:t xml:space="preserve"> </w:t>
+      </w:r>
+      <w:r>
+        <w:rPr/>
+        <w:t>y</w:t>
+      </w:r>
+      <w:r>
+        <w:rPr/>
+        <w:t xml:space="preserve"> </w:t>
+      </w:r>
+      <w:r>
+        <w:rPr>
+          <w:rStyle w:val="VerbatimChar"/>
+        </w:rPr>
+        <w:t>README.md</w:t>
+      </w:r>
+      <w:r>
+        <w:rPr/>
+        <w:t>.</w:t>
+      </w:r>
+      <w:r>
+        <w:rPr/>
+        <w:t xml:space="preserve"> </w:t>
+      </w:r>
+      <w:r>
+        <w:rPr>
+          <w:rStyle w:val="VerbatimChar"/>
+        </w:rPr>
+        <w:t>datetime.utcnow()</w:t>
+      </w:r>
+      <w:r>
+        <w:rPr/>
+        <w:t xml:space="preserve"> </w:t>
+      </w:r>
+      <w:r>
+        <w:rPr/>
+        <w:t>generaba una advertencia de obsolescencia, y la invocación directa del DRP no resolvía el paquete</w:t>
+      </w:r>
+      <w:r>
+        <w:rPr/>
+        <w:t xml:space="preserve"> </w:t>
+      </w:r>
+      <w:r>
+        <w:rPr>
+          <w:rStyle w:val="VerbatimChar"/>
+        </w:rPr>
+        <w:t>src</w:t>
+      </w:r>
+      <w:r>
+        <w:rPr/>
+        <w:t>. Se utilizó</w:t>
+      </w:r>
+      <w:r>
+        <w:rPr/>
+        <w:t xml:space="preserve"> </w:t>
+      </w:r>
+      <w:r>
+        <w:rPr>
+          <w:rStyle w:val="VerbatimChar"/>
+        </w:rPr>
+        <w:t>datetime.now(timezone.utc)</w:t>
+      </w:r>
+      <w:r>
+        <w:rPr/>
+        <w:t xml:space="preserve"> </w:t>
+      </w:r>
+      <w:r>
+        <w:rPr/>
+        <w:t>y se documentó</w:t>
+      </w:r>
+      <w:r>
+        <w:rPr/>
+        <w:t xml:space="preserve"> </w:t>
+      </w:r>
+      <w:r>
+        <w:rPr>
+          <w:rStyle w:val="VerbatimChar"/>
+        </w:rPr>
+        <w:t>python -m src.recuperacion.plan_drp</w:t>
+      </w:r>
+      <w:r>
+        <w:rPr/>
+        <w:t>. El ETL completó en 0,047 s, sin advertencia, con 500 entradas y 499 válidas.</w:t>
+      </w:r>
+    </w:p>
+    <w:bookmarkEnd w:id="145"/>
+    <w:bookmarkStart w:name="pruebas-de-regresión-1" w:id="146"/>
+    <w:p xmlns:wp14="http://schemas.microsoft.com/office/word/2010/wordml" wp14:textId="77777777">
+      <w:pPr>
+        <w:pStyle w:val="Heading3"/>
+        <w:jc w:val="both"/>
+      </w:pPr>
+      <w:r>
+        <w:rPr/>
+        <w:t>7.5 Pruebas de regresión</w:t>
+      </w:r>
+    </w:p>
+    <w:p xmlns:wp14="http://schemas.microsoft.com/office/word/2010/wordml" wp14:textId="77777777">
+      <w:pPr>
+        <w:pStyle w:val="FirstParagraph"/>
+        <w:jc w:val="both"/>
+      </w:pPr>
+      <w:r>
+        <w:rPr>
+          <w:b w:val="1"/>
+          <w:bCs w:val="1"/>
+        </w:rPr>
+        <w:t>Archivos:</w:t>
+      </w:r>
+      <w:r>
+        <w:rPr/>
+        <w:t xml:space="preserve"> </w:t>
+      </w:r>
+      <w:r>
+        <w:rPr>
+          <w:rStyle w:val="VerbatimChar"/>
+        </w:rPr>
         <w:t>src/recuperacion/plan_drp.py</w:t>
       </w:r>
       <w:r>
@@ -5303,6 +6787,653 @@
         <w:t>; pasaron las tres pruebas en 0,16 s. La captura está archivada como evidencia 27.</w:t>
       </w:r>
     </w:p>
+    <w:bookmarkEnd w:id="146"/>
+    <w:bookmarkStart w:name="Xc563d64655b5bd97879e0991a69801cd21d1483" w:id="147"/>
+    <w:p xmlns:wp14="http://schemas.microsoft.com/office/word/2010/wordml" wp14:textId="77777777">
+      <w:pPr>
+        <w:pStyle w:val="Heading3"/>
+        <w:jc w:val="both"/>
+      </w:pPr>
+      <w:r>
+        <w:rPr/>
+        <w:t>7.6 Actualizaciones puntuales realizadas en el desarrollo</w:t>
+      </w:r>
+    </w:p>
+    <w:p xmlns:wp14="http://schemas.microsoft.com/office/word/2010/wordml" wp14:textId="77777777">
+      <w:pPr>
+        <w:pStyle w:val="FirstParagraph"/>
+        <w:jc w:val="both"/>
+      </w:pPr>
+      <w:r>
+        <w:rPr/>
+        <w:t>La siguiente tabla resume los cambios implementados durante la revisión del proyecto. Las recomendaciones de la sección 10 son trabajo futuro; esta tabla incluye únicamente actualizaciones ya aplicadas y verificadas en las corridas documentadas.</w:t>
+      </w:r>
+    </w:p>
+    <w:tbl>
+      <w:tblPr>
+        <w:tblStyle w:val="Table"/>
+        <w:tblW w:w="5000" w:type="pct"/>
+        <w:tblBorders>
+          <w:top w:val="single" w:color="000000" w:themeColor="text1" w:sz="4"/>
+          <w:left w:val="single" w:color="000000" w:themeColor="text1" w:sz="4"/>
+          <w:bottom w:val="single" w:color="000000" w:themeColor="text1" w:sz="4"/>
+          <w:right w:val="single" w:color="000000" w:themeColor="text1" w:sz="4"/>
+          <w:insideH w:val="single" w:color="000000" w:themeColor="text1" w:sz="4"/>
+          <w:insideV w:val="single" w:color="000000" w:themeColor="text1" w:sz="4"/>
+        </w:tblBorders>
+        <w:tblLayout w:type="fixed"/>
+        <w:tblLook w:val="0020" w:firstRow="1" w:lastRow="0" w:firstColumn="0" w:lastColumn="0" w:noHBand="0" w:noVBand="0"/>
+      </w:tblPr>
+      <w:tblGrid>
+        <w:gridCol w:w="1980"/>
+        <w:gridCol w:w="1980"/>
+        <w:gridCol w:w="1980"/>
+        <w:gridCol w:w="1980"/>
+      </w:tblGrid>
+      <w:tr xmlns:wp14="http://schemas.microsoft.com/office/word/2010/wordml" wp14:textId="77777777">
+        <w:trPr>
+          <w:tblHeader w:val="on"/>
+        </w:trPr>
+        <w:tc>
+          <w:tcPr>
+            <w:cnfStyle w:val="000010000000" w:firstRow="0" w:lastRow="0" w:firstColumn="0" w:lastColumn="0" w:oddVBand="1" w:evenVBand="0" w:oddHBand="0" w:evenHBand="0" w:firstRowFirstColumn="0" w:firstRowLastColumn="0" w:lastRowFirstColumn="0" w:lastRowLastColumn="0"/>
+            <w:tcMar/>
+          </w:tcPr>
+          <w:p wp14:textId="77777777">
+            <w:pPr>
+              <w:pStyle w:val="Compact"/>
+              <w:jc w:val="both"/>
+            </w:pPr>
+            <w:r>
+              <w:rPr/>
+              <w:t>Archivo o componente</w:t>
+            </w:r>
+          </w:p>
+        </w:tc>
+        <w:tc>
+          <w:tcPr>
+            <w:cnfStyle w:val="000001000000" w:firstRow="0" w:lastRow="0" w:firstColumn="0" w:lastColumn="0" w:oddVBand="0" w:evenVBand="1" w:oddHBand="0" w:evenHBand="0" w:firstRowFirstColumn="0" w:firstRowLastColumn="0" w:lastRowFirstColumn="0" w:lastRowLastColumn="0"/>
+            <w:tcMar/>
+          </w:tcPr>
+          <w:p wp14:textId="77777777">
+            <w:pPr>
+              <w:pStyle w:val="Compact"/>
+              <w:jc w:val="both"/>
+            </w:pPr>
+            <w:r>
+              <w:rPr/>
+              <w:t>Hallazgo antes del cambio</w:t>
+            </w:r>
+          </w:p>
+        </w:tc>
+        <w:tc>
+          <w:tcPr>
+            <w:cnfStyle w:val="000010000000" w:firstRow="0" w:lastRow="0" w:firstColumn="0" w:lastColumn="0" w:oddVBand="1" w:evenVBand="0" w:oddHBand="0" w:evenHBand="0" w:firstRowFirstColumn="0" w:firstRowLastColumn="0" w:lastRowFirstColumn="0" w:lastRowLastColumn="0"/>
+            <w:tcMar/>
+          </w:tcPr>
+          <w:p wp14:textId="77777777">
+            <w:pPr>
+              <w:pStyle w:val="Compact"/>
+              <w:jc w:val="both"/>
+            </w:pPr>
+            <w:r>
+              <w:rPr/>
+              <w:t>Actualización aplicada</w:t>
+            </w:r>
+          </w:p>
+        </w:tc>
+        <w:tc>
+          <w:tcPr>
+            <w:cnfStyle w:val="000001000000" w:firstRow="0" w:lastRow="0" w:firstColumn="0" w:lastColumn="0" w:oddVBand="0" w:evenVBand="1" w:oddHBand="0" w:evenHBand="0" w:firstRowFirstColumn="0" w:firstRowLastColumn="0" w:lastRowFirstColumn="0" w:lastRowLastColumn="0"/>
+            <w:tcMar/>
+          </w:tcPr>
+          <w:p wp14:textId="77777777">
+            <w:pPr>
+              <w:pStyle w:val="Compact"/>
+              <w:jc w:val="both"/>
+            </w:pPr>
+            <w:r>
+              <w:rPr/>
+              <w:t>Resultado y evidencia</w:t>
+            </w:r>
+          </w:p>
+        </w:tc>
+      </w:tr>
+      <w:tr xmlns:wp14="http://schemas.microsoft.com/office/word/2010/wordml" wp14:textId="77777777">
+        <w:tc>
+          <w:tcPr>
+            <w:cnfStyle w:val="000010000000" w:firstRow="0" w:lastRow="0" w:firstColumn="0" w:lastColumn="0" w:oddVBand="1" w:evenVBand="0" w:oddHBand="0" w:evenHBand="0" w:firstRowFirstColumn="0" w:firstRowLastColumn="0" w:lastRowFirstColumn="0" w:lastRowLastColumn="0"/>
+            <w:tcMar/>
+          </w:tcPr>
+          <w:p wp14:textId="77777777">
+            <w:pPr>
+              <w:pStyle w:val="Compact"/>
+              <w:jc w:val="both"/>
+            </w:pPr>
+            <w:r>
+              <w:rPr>
+                <w:rStyle w:val="VerbatimChar"/>
+              </w:rPr>
+              <w:t>src/resiliencia/replicacion.py</w:t>
+            </w:r>
+          </w:p>
+        </w:tc>
+        <w:tc>
+          <w:tcPr>
+            <w:cnfStyle w:val="000001000000" w:firstRow="0" w:lastRow="0" w:firstColumn="0" w:lastColumn="0" w:oddVBand="0" w:evenVBand="1" w:oddHBand="0" w:evenHBand="0" w:firstRowFirstColumn="0" w:firstRowLastColumn="0" w:lastRowFirstColumn="0" w:lastRowLastColumn="0"/>
+            <w:tcMar/>
+          </w:tcPr>
+          <w:p wp14:textId="77777777">
+            <w:pPr>
+              <w:pStyle w:val="Compact"/>
+              <w:jc w:val="both"/>
+            </w:pPr>
+            <w:r>
+              <w:rPr/>
+              <w:t>Una variación aleatoria podía producir latencia negativa y detener la demo con</w:t>
+            </w:r>
+            <w:r>
+              <w:rPr/>
+              <w:t xml:space="preserve"> </w:t>
+            </w:r>
+            <w:r>
+              <w:rPr>
+                <w:rStyle w:val="VerbatimChar"/>
+              </w:rPr>
+              <w:t>ValueError</w:t>
+            </w:r>
+            <w:r>
+              <w:rPr/>
+              <w:t>.</w:t>
+            </w:r>
+          </w:p>
+        </w:tc>
+        <w:tc>
+          <w:tcPr>
+            <w:cnfStyle w:val="000010000000" w:firstRow="0" w:lastRow="0" w:firstColumn="0" w:lastColumn="0" w:oddVBand="1" w:evenVBand="0" w:oddHBand="0" w:evenHBand="0" w:firstRowFirstColumn="0" w:firstRowLastColumn="0" w:lastRowFirstColumn="0" w:lastRowLastColumn="0"/>
+            <w:tcMar/>
+          </w:tcPr>
+          <w:p wp14:textId="77777777">
+            <w:pPr>
+              <w:pStyle w:val="Compact"/>
+              <w:jc w:val="both"/>
+            </w:pPr>
+            <w:r>
+              <w:rPr/>
+              <w:t>Se limitó la latencia simulada a un mínimo de cero.</w:t>
+            </w:r>
+          </w:p>
+        </w:tc>
+        <w:tc>
+          <w:tcPr>
+            <w:cnfStyle w:val="000001000000" w:firstRow="0" w:lastRow="0" w:firstColumn="0" w:lastColumn="0" w:oddVBand="0" w:evenVBand="1" w:oddHBand="0" w:evenHBand="0" w:firstRowFirstColumn="0" w:firstRowLastColumn="0" w:lastRowFirstColumn="0" w:lastRowLastColumn="0"/>
+            <w:tcMar/>
+          </w:tcPr>
+          <w:p wp14:textId="77777777">
+            <w:pPr>
+              <w:pStyle w:val="Compact"/>
+              <w:jc w:val="both"/>
+            </w:pPr>
+            <w:r>
+              <w:rPr/>
+              <w:t>El bloque 5 y la demo completa terminaron; tres pruebas de regresión incluyen este límite. Evidencia 27 y ejecución de demo 28–33.</w:t>
+            </w:r>
+          </w:p>
+        </w:tc>
+      </w:tr>
+      <w:tr xmlns:wp14="http://schemas.microsoft.com/office/word/2010/wordml" wp14:textId="77777777">
+        <w:tc>
+          <w:tcPr>
+            <w:cnfStyle w:val="000010000000" w:firstRow="0" w:lastRow="0" w:firstColumn="0" w:lastColumn="0" w:oddVBand="1" w:evenVBand="0" w:oddHBand="0" w:evenHBand="0" w:firstRowFirstColumn="0" w:firstRowLastColumn="0" w:lastRowFirstColumn="0" w:lastRowLastColumn="0"/>
+            <w:tcMar/>
+          </w:tcPr>
+          <w:p wp14:textId="77777777">
+            <w:pPr>
+              <w:pStyle w:val="Compact"/>
+              <w:jc w:val="both"/>
+            </w:pPr>
+            <w:r>
+              <w:rPr>
+                <w:rStyle w:val="VerbatimChar"/>
+              </w:rPr>
+              <w:t>src/resiliencia/particionamiento.py</w:t>
+            </w:r>
+          </w:p>
+        </w:tc>
+        <w:tc>
+          <w:tcPr>
+            <w:cnfStyle w:val="000001000000" w:firstRow="0" w:lastRow="0" w:firstColumn="0" w:lastColumn="0" w:oddVBand="0" w:evenVBand="1" w:oddHBand="0" w:evenHBand="0" w:firstRowFirstColumn="0" w:firstRowLastColumn="0" w:lastRowFirstColumn="0" w:lastRowLastColumn="0"/>
+            <w:tcMar/>
+          </w:tcPr>
+          <w:p wp14:textId="77777777">
+            <w:pPr>
+              <w:pStyle w:val="Compact"/>
+              <w:jc w:val="both"/>
+            </w:pPr>
+            <w:r>
+              <w:rPr/>
+              <w:t>El módulo volvía a hashear etiquetas de baja cardinalidad (</w:t>
+            </w:r>
+            <w:r>
+              <w:rPr>
+                <w:rStyle w:val="VerbatimChar"/>
+              </w:rPr>
+              <w:t>shard_0</w:t>
+            </w:r>
+            <w:r>
+              <w:rPr/>
+              <w:t>…</w:t>
+            </w:r>
+            <w:r>
+              <w:rPr>
+                <w:rStyle w:val="VerbatimChar"/>
+              </w:rPr>
+              <w:t>shard_2</w:t>
+            </w:r>
+            <w:r>
+              <w:rPr/>
+              <w:t>) y podía dejar un shard vacío.</w:t>
+            </w:r>
+          </w:p>
+        </w:tc>
+        <w:tc>
+          <w:tcPr>
+            <w:cnfStyle w:val="000010000000" w:firstRow="0" w:lastRow="0" w:firstColumn="0" w:lastColumn="0" w:oddVBand="1" w:evenVBand="0" w:oddHBand="0" w:evenHBand="0" w:firstRowFirstColumn="0" w:firstRowLastColumn="0" w:lastRowFirstColumn="0" w:lastRowLastColumn="0"/>
+            <w:tcMar/>
+          </w:tcPr>
+          <w:p wp14:textId="77777777">
+            <w:pPr>
+              <w:pStyle w:val="Compact"/>
+              <w:jc w:val="both"/>
+            </w:pPr>
+            <w:r>
+              <w:rPr/>
+              <w:t>La estrategia hash prioriza</w:t>
+            </w:r>
+            <w:r>
+              <w:rPr/>
+              <w:t xml:space="preserve"> </w:t>
+            </w:r>
+            <w:r>
+              <w:rPr>
+                <w:rStyle w:val="VerbatimChar"/>
+              </w:rPr>
+              <w:t>cliente_id</w:t>
+            </w:r>
+            <w:r>
+              <w:rPr/>
+              <w:t>, que presenta mayor cardinalidad en los datos sintéticos.</w:t>
+            </w:r>
+          </w:p>
+        </w:tc>
+        <w:tc>
+          <w:tcPr>
+            <w:cnfStyle w:val="000001000000" w:firstRow="0" w:lastRow="0" w:firstColumn="0" w:lastColumn="0" w:oddVBand="0" w:evenVBand="1" w:oddHBand="0" w:evenHBand="0" w:firstRowFirstColumn="0" w:firstRowLastColumn="0" w:lastRowFirstColumn="0" w:lastRowLastColumn="0"/>
+            <w:tcMar/>
+          </w:tcPr>
+          <w:p wp14:textId="77777777">
+            <w:pPr>
+              <w:pStyle w:val="Compact"/>
+              <w:jc w:val="both"/>
+            </w:pPr>
+            <w:r>
+              <w:rPr/>
+              <w:t>En muestras de 500 registros pasó de 167/333/0 a 155/169/176; balance informado de 88,1 %. Evidencias 20 y 24.</w:t>
+            </w:r>
+          </w:p>
+        </w:tc>
+      </w:tr>
+      <w:tr xmlns:wp14="http://schemas.microsoft.com/office/word/2010/wordml" wp14:textId="77777777">
+        <w:tc>
+          <w:tcPr>
+            <w:cnfStyle w:val="000010000000" w:firstRow="0" w:lastRow="0" w:firstColumn="0" w:lastColumn="0" w:oddVBand="1" w:evenVBand="0" w:oddHBand="0" w:evenHBand="0" w:firstRowFirstColumn="0" w:firstRowLastColumn="0" w:lastRowFirstColumn="0" w:lastRowLastColumn="0"/>
+            <w:tcMar/>
+          </w:tcPr>
+          <w:p wp14:textId="77777777">
+            <w:pPr>
+              <w:pStyle w:val="Compact"/>
+              <w:jc w:val="both"/>
+            </w:pPr>
+            <w:r>
+              <w:rPr>
+                <w:rStyle w:val="VerbatimChar"/>
+              </w:rPr>
+              <w:t>src/ingesta/simulador_transacciones.py</w:t>
+            </w:r>
+          </w:p>
+        </w:tc>
+        <w:tc>
+          <w:tcPr>
+            <w:cnfStyle w:val="000001000000" w:firstRow="0" w:lastRow="0" w:firstColumn="0" w:lastColumn="0" w:oddVBand="0" w:evenVBand="1" w:oddHBand="0" w:evenHBand="0" w:firstRowFirstColumn="0" w:firstRowLastColumn="0" w:lastRowFirstColumn="0" w:lastRowLastColumn="0"/>
+            <w:tcMar/>
+          </w:tcPr>
+          <w:p wp14:textId="77777777">
+            <w:pPr>
+              <w:pStyle w:val="Compact"/>
+              <w:jc w:val="both"/>
+            </w:pPr>
+            <w:r>
+              <w:rPr>
+                <w:rStyle w:val="VerbatimChar"/>
+              </w:rPr>
+              <w:t>hash()</w:t>
+            </w:r>
+            <w:r>
+              <w:rPr/>
+              <w:t xml:space="preserve"> </w:t>
+            </w:r>
+            <w:r>
+              <w:rPr/>
+              <w:t>de Python no garantiza la misma asignación entre procesos.</w:t>
+            </w:r>
+          </w:p>
+        </w:tc>
+        <w:tc>
+          <w:tcPr>
+            <w:cnfStyle w:val="000010000000" w:firstRow="0" w:lastRow="0" w:firstColumn="0" w:lastColumn="0" w:oddVBand="1" w:evenVBand="0" w:oddHBand="0" w:evenHBand="0" w:firstRowFirstColumn="0" w:firstRowLastColumn="0" w:lastRowFirstColumn="0" w:lastRowLastColumn="0"/>
+            <w:tcMar/>
+          </w:tcPr>
+          <w:p wp14:textId="77777777">
+            <w:pPr>
+              <w:pStyle w:val="Compact"/>
+              <w:jc w:val="both"/>
+            </w:pPr>
+            <w:r>
+              <w:rPr/>
+              <w:t>Se normalizó la clave región-cliente, se aplicó SHA-256 y módulo, y se validó que el número de shards sea positivo.</w:t>
+            </w:r>
+          </w:p>
+        </w:tc>
+        <w:tc>
+          <w:tcPr>
+            <w:cnfStyle w:val="000001000000" w:firstRow="0" w:lastRow="0" w:firstColumn="0" w:lastColumn="0" w:oddVBand="0" w:evenVBand="1" w:oddHBand="0" w:evenHBand="0" w:firstRowFirstColumn="0" w:firstRowLastColumn="0" w:lastRowFirstColumn="0" w:lastRowLastColumn="0"/>
+            <w:tcMar/>
+          </w:tcPr>
+          <w:p wp14:textId="77777777">
+            <w:pPr>
+              <w:pStyle w:val="Compact"/>
+              <w:jc w:val="both"/>
+            </w:pPr>
+            <w:r>
+              <w:rPr/>
+              <w:t>La misma clave se asignó a</w:t>
+            </w:r>
+            <w:r>
+              <w:rPr/>
+              <w:t xml:space="preserve"> </w:t>
+            </w:r>
+            <w:r>
+              <w:rPr>
+                <w:rStyle w:val="VerbatimChar"/>
+              </w:rPr>
+              <w:t>shard_2</w:t>
+            </w:r>
+            <w:r>
+              <w:rPr/>
+              <w:t xml:space="preserve"> </w:t>
+            </w:r>
+            <w:r>
+              <w:rPr/>
+              <w:t>en cinco procesos; nueve mediciones dieron balances entre 59,0 % y 94,1 %. Evidencia 39 y registro 38.</w:t>
+            </w:r>
+          </w:p>
+        </w:tc>
+      </w:tr>
+      <w:tr xmlns:wp14="http://schemas.microsoft.com/office/word/2010/wordml" wp14:textId="77777777">
+        <w:tc>
+          <w:tcPr>
+            <w:cnfStyle w:val="000010000000" w:firstRow="0" w:lastRow="0" w:firstColumn="0" w:lastColumn="0" w:oddVBand="1" w:evenVBand="0" w:oddHBand="0" w:evenHBand="0" w:firstRowFirstColumn="0" w:firstRowLastColumn="0" w:lastRowFirstColumn="0" w:lastRowLastColumn="0"/>
+            <w:tcMar/>
+          </w:tcPr>
+          <w:p wp14:textId="77777777">
+            <w:pPr>
+              <w:pStyle w:val="Compact"/>
+              <w:jc w:val="both"/>
+            </w:pPr>
+            <w:r>
+              <w:rPr>
+                <w:rStyle w:val="VerbatimChar"/>
+              </w:rPr>
+              <w:t>src/recuperacion/plan_drp.py</w:t>
+            </w:r>
+          </w:p>
+        </w:tc>
+        <w:tc>
+          <w:tcPr>
+            <w:cnfStyle w:val="000001000000" w:firstRow="0" w:lastRow="0" w:firstColumn="0" w:lastColumn="0" w:oddVBand="0" w:evenVBand="1" w:oddHBand="0" w:evenHBand="0" w:firstRowFirstColumn="0" w:firstRowLastColumn="0" w:lastRowFirstColumn="0" w:lastRowLastColumn="0"/>
+            <w:tcMar/>
+          </w:tcPr>
+          <w:p wp14:textId="77777777">
+            <w:pPr>
+              <w:pStyle w:val="Compact"/>
+              <w:jc w:val="both"/>
+            </w:pPr>
+            <w:r>
+              <w:rPr/>
+              <w:t>La sincronización inicial copiaba solo los últimos 100 de 200 registros pendientes.</w:t>
+            </w:r>
+          </w:p>
+        </w:tc>
+        <w:tc>
+          <w:tcPr>
+            <w:cnfStyle w:val="000010000000" w:firstRow="0" w:lastRow="0" w:firstColumn="0" w:lastColumn="0" w:oddVBand="1" w:evenVBand="0" w:oddHBand="0" w:evenHBand="0" w:firstRowFirstColumn="0" w:firstRowLastColumn="0" w:lastRowFirstColumn="0" w:lastRowLastColumn="0"/>
+            <w:tcMar/>
+          </w:tcPr>
+          <w:p wp14:textId="77777777">
+            <w:pPr>
+              <w:pStyle w:val="Compact"/>
+              <w:jc w:val="both"/>
+            </w:pPr>
+            <w:r>
+              <w:rPr/>
+              <w:t>Se incorporó replicación incremental desde la cantidad ya sincronizada, evitando omisiones y duplicados en las sincronizaciones sucesivas.</w:t>
+            </w:r>
+          </w:p>
+        </w:tc>
+        <w:tc>
+          <w:tcPr>
+            <w:cnfStyle w:val="000001000000" w:firstRow="0" w:lastRow="0" w:firstColumn="0" w:lastColumn="0" w:oddVBand="0" w:evenVBand="1" w:oddHBand="0" w:evenHBand="0" w:firstRowFirstColumn="0" w:firstRowLastColumn="0" w:lastRowFirstColumn="0" w:lastRowLastColumn="0"/>
+            <w:tcMar/>
+          </w:tcPr>
+          <w:p wp14:textId="77777777">
+            <w:pPr>
+              <w:pStyle w:val="Compact"/>
+              <w:jc w:val="both"/>
+            </w:pPr>
+            <w:r>
+              <w:rPr/>
+              <w:t>El escenario mejorado reportó 200/200 recuperados y cero pérdidas posibles, frente a 100/200 inicialmente. Evidencias 23 y 25; prueba en evidencia 27.</w:t>
+            </w:r>
+          </w:p>
+        </w:tc>
+      </w:tr>
+      <w:tr xmlns:wp14="http://schemas.microsoft.com/office/word/2010/wordml" wp14:textId="77777777">
+        <w:tc>
+          <w:tcPr>
+            <w:cnfStyle w:val="000010000000" w:firstRow="0" w:lastRow="0" w:firstColumn="0" w:lastColumn="0" w:oddVBand="1" w:evenVBand="0" w:oddHBand="0" w:evenHBand="0" w:firstRowFirstColumn="0" w:firstRowLastColumn="0" w:lastRowFirstColumn="0" w:lastRowLastColumn="0"/>
+            <w:tcMar/>
+          </w:tcPr>
+          <w:p wp14:textId="77777777">
+            <w:pPr>
+              <w:pStyle w:val="Compact"/>
+              <w:jc w:val="both"/>
+            </w:pPr>
+            <w:r>
+              <w:rPr>
+                <w:rStyle w:val="VerbatimChar"/>
+              </w:rPr>
+              <w:t>src/procesamiento/motor_batch.py</w:t>
+            </w:r>
+            <w:r>
+              <w:rPr/>
+              <w:t xml:space="preserve"> </w:t>
+            </w:r>
+            <w:r>
+              <w:rPr/>
+              <w:t>y</w:t>
+            </w:r>
+            <w:r>
+              <w:rPr/>
+              <w:t xml:space="preserve"> </w:t>
+            </w:r>
+            <w:r>
+              <w:rPr>
+                <w:rStyle w:val="VerbatimChar"/>
+              </w:rPr>
+              <w:t>README.md</w:t>
+            </w:r>
+          </w:p>
+        </w:tc>
+        <w:tc>
+          <w:tcPr>
+            <w:cnfStyle w:val="000001000000" w:firstRow="0" w:lastRow="0" w:firstColumn="0" w:lastColumn="0" w:oddVBand="0" w:evenVBand="1" w:oddHBand="0" w:evenHBand="0" w:firstRowFirstColumn="0" w:firstRowLastColumn="0" w:lastRowFirstColumn="0" w:lastRowLastColumn="0"/>
+            <w:tcMar/>
+          </w:tcPr>
+          <w:p wp14:textId="77777777">
+            <w:pPr>
+              <w:pStyle w:val="Compact"/>
+              <w:jc w:val="both"/>
+            </w:pPr>
+            <w:r>
+              <w:rPr/>
+              <w:t>El ETL usaba una API UTC obsoleta; la invocación directa del DRP no resolvía el paquete</w:t>
+            </w:r>
+            <w:r>
+              <w:rPr/>
+              <w:t xml:space="preserve"> </w:t>
+            </w:r>
+            <w:r>
+              <w:rPr>
+                <w:rStyle w:val="VerbatimChar"/>
+              </w:rPr>
+              <w:t>src</w:t>
+            </w:r>
+            <w:r>
+              <w:rPr/>
+              <w:t>.</w:t>
+            </w:r>
+          </w:p>
+        </w:tc>
+        <w:tc>
+          <w:tcPr>
+            <w:cnfStyle w:val="000010000000" w:firstRow="0" w:lastRow="0" w:firstColumn="0" w:lastColumn="0" w:oddVBand="1" w:evenVBand="0" w:oddHBand="0" w:evenHBand="0" w:firstRowFirstColumn="0" w:firstRowLastColumn="0" w:lastRowFirstColumn="0" w:lastRowLastColumn="0"/>
+            <w:tcMar/>
+          </w:tcPr>
+          <w:p wp14:textId="77777777">
+            <w:pPr>
+              <w:pStyle w:val="Compact"/>
+              <w:jc w:val="both"/>
+            </w:pPr>
+            <w:r>
+              <w:rPr/>
+              <w:t>Se usó</w:t>
+            </w:r>
+            <w:r>
+              <w:rPr/>
+              <w:t xml:space="preserve"> </w:t>
+            </w:r>
+            <w:r>
+              <w:rPr>
+                <w:rStyle w:val="VerbatimChar"/>
+              </w:rPr>
+              <w:t>datetime.now(timezone.utc)</w:t>
+            </w:r>
+            <w:r>
+              <w:rPr/>
+              <w:t xml:space="preserve"> </w:t>
+            </w:r>
+            <w:r>
+              <w:rPr/>
+              <w:t>y se documentó la ejecución del DRP como módulo desde la raíz.</w:t>
+            </w:r>
+          </w:p>
+        </w:tc>
+        <w:tc>
+          <w:tcPr>
+            <w:cnfStyle w:val="000001000000" w:firstRow="0" w:lastRow="0" w:firstColumn="0" w:lastColumn="0" w:oddVBand="0" w:evenVBand="1" w:oddHBand="0" w:evenHBand="0" w:firstRowFirstColumn="0" w:firstRowLastColumn="0" w:lastRowFirstColumn="0" w:lastRowLastColumn="0"/>
+            <w:tcMar/>
+          </w:tcPr>
+          <w:p wp14:textId="77777777">
+            <w:pPr>
+              <w:pStyle w:val="Compact"/>
+              <w:jc w:val="both"/>
+            </w:pPr>
+            <w:r>
+              <w:rPr/>
+              <w:t>El ETL completó sin la advertencia y la invocación documentada resolvió el error de importación. Evidencias 26 y 36.</w:t>
+            </w:r>
+          </w:p>
+        </w:tc>
+      </w:tr>
+      <w:tr xmlns:wp14="http://schemas.microsoft.com/office/word/2010/wordml" wp14:textId="77777777">
+        <w:tc>
+          <w:tcPr>
+            <w:cnfStyle w:val="000010000000" w:firstRow="0" w:lastRow="0" w:firstColumn="0" w:lastColumn="0" w:oddVBand="1" w:evenVBand="0" w:oddHBand="0" w:evenHBand="0" w:firstRowFirstColumn="0" w:firstRowLastColumn="0" w:lastRowFirstColumn="0" w:lastRowLastColumn="0"/>
+            <w:tcMar/>
+          </w:tcPr>
+          <w:p wp14:textId="77777777">
+            <w:pPr>
+              <w:pStyle w:val="Compact"/>
+              <w:jc w:val="both"/>
+            </w:pPr>
+            <w:r>
+              <w:rPr>
+                <w:rStyle w:val="VerbatimChar"/>
+              </w:rPr>
+              <w:t>tests/test_mejoras_aplicadas.py</w:t>
+            </w:r>
+          </w:p>
+        </w:tc>
+        <w:tc>
+          <w:tcPr>
+            <w:cnfStyle w:val="000001000000" w:firstRow="0" w:lastRow="0" w:firstColumn="0" w:lastColumn="0" w:oddVBand="0" w:evenVBand="1" w:oddHBand="0" w:evenHBand="0" w:firstRowFirstColumn="0" w:firstRowLastColumn="0" w:lastRowFirstColumn="0" w:lastRowLastColumn="0"/>
+            <w:tcMar/>
+          </w:tcPr>
+          <w:p wp14:textId="77777777">
+            <w:pPr>
+              <w:pStyle w:val="Compact"/>
+              <w:jc w:val="both"/>
+            </w:pPr>
+            <w:r>
+              <w:rPr/>
+              <w:t>No había una verificación enfocada de las tres correcciones de resiliencia.</w:t>
+            </w:r>
+          </w:p>
+        </w:tc>
+        <w:tc>
+          <w:tcPr>
+            <w:cnfStyle w:val="000010000000" w:firstRow="0" w:lastRow="0" w:firstColumn="0" w:lastColumn="0" w:oddVBand="1" w:evenVBand="0" w:oddHBand="0" w:evenHBand="0" w:firstRowFirstColumn="0" w:firstRowLastColumn="0" w:lastRowFirstColumn="0" w:lastRowLastColumn="0"/>
+            <w:tcMar/>
+          </w:tcPr>
+          <w:p wp14:textId="77777777">
+            <w:pPr>
+              <w:pStyle w:val="Compact"/>
+              <w:jc w:val="both"/>
+            </w:pPr>
+            <w:r>
+              <w:rPr/>
+              <w:t>Se añadieron pruebas para latencia, uso de los tres shards y replicación DRP incremental sin duplicados.</w:t>
+            </w:r>
+          </w:p>
+        </w:tc>
+        <w:tc>
+          <w:tcPr>
+            <w:cnfStyle w:val="000001000000" w:firstRow="0" w:lastRow="0" w:firstColumn="0" w:lastColumn="0" w:oddVBand="0" w:evenVBand="1" w:oddHBand="0" w:evenHBand="0" w:firstRowFirstColumn="0" w:firstRowLastColumn="0" w:lastRowFirstColumn="0" w:lastRowLastColumn="0"/>
+            <w:tcMar/>
+          </w:tcPr>
+          <w:p wp14:textId="77777777">
+            <w:pPr>
+              <w:pStyle w:val="Compact"/>
+              <w:jc w:val="both"/>
+            </w:pPr>
+            <w:r>
+              <w:rPr/>
+              <w:t>El usuario reportó 3/3 pruebas aprobadas en 0,16 s. Evidencia 27.</w:t>
+            </w:r>
+          </w:p>
+        </w:tc>
+      </w:tr>
+    </w:tbl>
     <w:p xmlns:wp14="http://schemas.microsoft.com/office/word/2010/wordml" wp14:textId="77777777">
       <w:pPr>
         <w:pStyle w:val="BodyText"/>
@@ -5310,6 +7441,16 @@
       </w:pPr>
       <w:r>
         <w:rPr/>
+        <w:t>Los archivos de instalación y ejecución se actualizaron además para separar la demo local del stack completo. El reporte de indicadores resume el efecto observado de estos cambios; los resultados corresponden a simulaciones y lotes identificados.</w:t>
+      </w:r>
+    </w:p>
+    <w:p xmlns:wp14="http://schemas.microsoft.com/office/word/2010/wordml" wp14:textId="77777777">
+      <w:pPr>
+        <w:pStyle w:val="BodyText"/>
+        <w:jc w:val="both"/>
+      </w:pPr>
+      <w:r>
+        <w:rPr/>
         <w:t>Las mejoras de latencia, sharding y DRP, la corrección UTC, las pruebas de regresión y los diagramas se guardaron en commits del repositorio, incluido</w:t>
       </w:r>
       <w:r>
@@ -5327,9 +7468,9 @@
         <w:t>. Las tres pruebas de regresión pasaron en la ejecución informada por el usuario. Para el cumplimiento estricto del requisito docente aún se requieren tres capturas únicas adicionales desde VS Code.</w:t>
       </w:r>
     </w:p>
-    <w:bookmarkEnd w:id="140"/>
-    <w:bookmarkEnd w:id="141"/>
-    <w:bookmarkStart w:name="limitaciones" w:id="142"/>
+    <w:bookmarkEnd w:id="147"/>
+    <w:bookmarkEnd w:id="148"/>
+    <w:bookmarkStart w:name="limitaciones" w:id="149"/>
     <w:p xmlns:wp14="http://schemas.microsoft.com/office/word/2010/wordml" wp14:textId="77777777">
       <w:pPr>
         <w:pStyle w:val="Heading2"/>
@@ -5574,8 +7715,8 @@
         <w:t>Git informó de objetos sueltos inalcanzables, pero no se encontraron commits inalcanzables; el historial del proyecto se mantuvo intacto y el árbol se reportó limpio después de los commits. Esta advertencia de mantenimiento no es un resultado funcional de la aplicación.</w:t>
       </w:r>
     </w:p>
-    <w:bookmarkEnd w:id="142"/>
-    <w:bookmarkStart w:name="conclusiones" w:id="143"/>
+    <w:bookmarkEnd w:id="149"/>
+    <w:bookmarkStart w:name="conclusiones" w:id="152"/>
     <w:p xmlns:wp14="http://schemas.microsoft.com/office/word/2010/wordml" wp14:textId="77777777">
       <w:pPr>
         <w:pStyle w:val="Heading2"/>
@@ -5742,214 +7883,488 @@
         <w:t>Las tres pruebas de regresión ejecutadas pasaron en 0,16 s, lo que aporta una verificación repetible de la latencia simulada, la distribución hash y la replicación DRP incremental dentro de sus escenarios de prueba.</w:t>
       </w:r>
     </w:p>
-    <w:bookmarkEnd w:id="143"/>
-    <w:bookmarkStart w:name="recomendaciones" w:id="144"/>
+    <w:bookmarkStart w:name="Xd871a0a6e4bd0b5fad5b17883056b78284845a3" w:id="151"/>
+    <w:p xmlns:wp14="http://schemas.microsoft.com/office/word/2010/wordml" wp14:textId="77777777">
+      <w:pPr>
+        <w:pStyle w:val="Heading3"/>
+        <w:jc w:val="both"/>
+      </w:pPr>
+      <w:r>
+        <w:rPr/>
+        <w:t>Indicadores clave para sintetizar los resultados</w:t>
+      </w:r>
+    </w:p>
+    <w:tbl>
+      <w:tblPr>
+        <w:tblStyle w:val="Table"/>
+        <w:tblW w:w="5000" w:type="pct"/>
+        <w:tblBorders>
+          <w:top w:val="single" w:color="000000" w:themeColor="text1" w:sz="4"/>
+          <w:left w:val="single" w:color="000000" w:themeColor="text1" w:sz="4"/>
+          <w:bottom w:val="single" w:color="000000" w:themeColor="text1" w:sz="4"/>
+          <w:right w:val="single" w:color="000000" w:themeColor="text1" w:sz="4"/>
+          <w:insideH w:val="single" w:color="000000" w:themeColor="text1" w:sz="4"/>
+          <w:insideV w:val="single" w:color="000000" w:themeColor="text1" w:sz="4"/>
+        </w:tblBorders>
+        <w:tblLayout w:type="fixed"/>
+        <w:tblLook w:val="0020" w:firstRow="1" w:lastRow="0" w:firstColumn="0" w:lastColumn="0" w:noHBand="0" w:noVBand="0"/>
+      </w:tblPr>
+      <w:tblGrid>
+        <w:gridCol w:w="2640"/>
+        <w:gridCol w:w="2640"/>
+        <w:gridCol w:w="2640"/>
+      </w:tblGrid>
+      <w:tr xmlns:wp14="http://schemas.microsoft.com/office/word/2010/wordml" wp14:textId="77777777">
+        <w:trPr>
+          <w:tblHeader w:val="on"/>
+        </w:trPr>
+        <w:tc>
+          <w:tcPr>
+            <w:cnfStyle w:val="000010000000" w:firstRow="0" w:lastRow="0" w:firstColumn="0" w:lastColumn="0" w:oddVBand="1" w:evenVBand="0" w:oddHBand="0" w:evenHBand="0" w:firstRowFirstColumn="0" w:firstRowLastColumn="0" w:lastRowFirstColumn="0" w:lastRowLastColumn="0"/>
+            <w:tcMar/>
+          </w:tcPr>
+          <w:p wp14:textId="77777777">
+            <w:pPr>
+              <w:pStyle w:val="Compact"/>
+              <w:jc w:val="both"/>
+            </w:pPr>
+            <w:r>
+              <w:rPr/>
+              <w:t>Área</w:t>
+            </w:r>
+          </w:p>
+        </w:tc>
+        <w:tc>
+          <w:tcPr>
+            <w:cnfStyle w:val="000001000000" w:firstRow="0" w:lastRow="0" w:firstColumn="0" w:lastColumn="0" w:oddVBand="0" w:evenVBand="1" w:oddHBand="0" w:evenHBand="0" w:firstRowFirstColumn="0" w:firstRowLastColumn="0" w:lastRowFirstColumn="0" w:lastRowLastColumn="0"/>
+            <w:tcMar/>
+          </w:tcPr>
+          <w:p wp14:textId="77777777">
+            <w:pPr>
+              <w:pStyle w:val="Compact"/>
+              <w:jc w:val="both"/>
+            </w:pPr>
+            <w:r>
+              <w:rPr/>
+              <w:t>Indicador observado</w:t>
+            </w:r>
+          </w:p>
+        </w:tc>
+        <w:tc>
+          <w:tcPr>
+            <w:cnfStyle w:val="000010000000" w:firstRow="0" w:lastRow="0" w:firstColumn="0" w:lastColumn="0" w:oddVBand="1" w:evenVBand="0" w:oddHBand="0" w:evenHBand="0" w:firstRowFirstColumn="0" w:firstRowLastColumn="0" w:lastRowFirstColumn="0" w:lastRowLastColumn="0"/>
+            <w:tcMar/>
+          </w:tcPr>
+          <w:p wp14:textId="77777777">
+            <w:pPr>
+              <w:pStyle w:val="Compact"/>
+              <w:jc w:val="both"/>
+            </w:pPr>
+            <w:r>
+              <w:rPr/>
+              <w:t>Conclusión acotada</w:t>
+            </w:r>
+          </w:p>
+        </w:tc>
+      </w:tr>
+      <w:tr xmlns:wp14="http://schemas.microsoft.com/office/word/2010/wordml" wp14:textId="77777777">
+        <w:tc>
+          <w:tcPr>
+            <w:cnfStyle w:val="000010000000" w:firstRow="0" w:lastRow="0" w:firstColumn="0" w:lastColumn="0" w:oddVBand="1" w:evenVBand="0" w:oddHBand="0" w:evenHBand="0" w:firstRowFirstColumn="0" w:firstRowLastColumn="0" w:lastRowFirstColumn="0" w:lastRowLastColumn="0"/>
+            <w:tcMar/>
+          </w:tcPr>
+          <w:p wp14:textId="77777777">
+            <w:pPr>
+              <w:pStyle w:val="Compact"/>
+              <w:jc w:val="both"/>
+            </w:pPr>
+            <w:r>
+              <w:rPr/>
+              <w:t>Ejecución</w:t>
+            </w:r>
+          </w:p>
+        </w:tc>
+        <w:tc>
+          <w:tcPr>
+            <w:cnfStyle w:val="000001000000" w:firstRow="0" w:lastRow="0" w:firstColumn="0" w:lastColumn="0" w:oddVBand="0" w:evenVBand="1" w:oddHBand="0" w:evenHBand="0" w:firstRowFirstColumn="0" w:firstRowLastColumn="0" w:lastRowFirstColumn="0" w:lastRowLastColumn="0"/>
+            <w:tcMar/>
+          </w:tcPr>
+          <w:p wp14:textId="77777777">
+            <w:pPr>
+              <w:pStyle w:val="Compact"/>
+              <w:jc w:val="both"/>
+            </w:pPr>
+            <w:r>
+              <w:rPr/>
+              <w:t>5/5 bloques completados; 4,69 s en una corrida</w:t>
+            </w:r>
+          </w:p>
+        </w:tc>
+        <w:tc>
+          <w:tcPr>
+            <w:cnfStyle w:val="000010000000" w:firstRow="0" w:lastRow="0" w:firstColumn="0" w:lastColumn="0" w:oddVBand="1" w:evenVBand="0" w:oddHBand="0" w:evenHBand="0" w:firstRowFirstColumn="0" w:firstRowLastColumn="0" w:lastRowFirstColumn="0" w:lastRowLastColumn="0"/>
+            <w:tcMar/>
+          </w:tcPr>
+          <w:p wp14:textId="77777777">
+            <w:pPr>
+              <w:pStyle w:val="Compact"/>
+              <w:jc w:val="both"/>
+            </w:pPr>
+            <w:r>
+              <w:rPr/>
+              <w:t>La demo puede recorrerse localmente de principio a fin; el tiempo no es un benchmark.</w:t>
+            </w:r>
+          </w:p>
+        </w:tc>
+      </w:tr>
+      <w:tr xmlns:wp14="http://schemas.microsoft.com/office/word/2010/wordml" wp14:textId="77777777">
+        <w:tc>
+          <w:tcPr>
+            <w:cnfStyle w:val="000010000000" w:firstRow="0" w:lastRow="0" w:firstColumn="0" w:lastColumn="0" w:oddVBand="1" w:evenVBand="0" w:oddHBand="0" w:evenHBand="0" w:firstRowFirstColumn="0" w:firstRowLastColumn="0" w:lastRowFirstColumn="0" w:lastRowLastColumn="0"/>
+            <w:tcMar/>
+          </w:tcPr>
+          <w:p wp14:textId="77777777">
+            <w:pPr>
+              <w:pStyle w:val="Compact"/>
+              <w:jc w:val="both"/>
+            </w:pPr>
+            <w:r>
+              <w:rPr/>
+              <w:t>ETL</w:t>
+            </w:r>
+          </w:p>
+        </w:tc>
+        <w:tc>
+          <w:tcPr>
+            <w:cnfStyle w:val="000001000000" w:firstRow="0" w:lastRow="0" w:firstColumn="0" w:lastColumn="0" w:oddVBand="0" w:evenVBand="1" w:oddHBand="0" w:evenHBand="0" w:firstRowFirstColumn="0" w:firstRowLastColumn="0" w:lastRowFirstColumn="0" w:lastRowLastColumn="0"/>
+            <w:tcMar/>
+          </w:tcPr>
+          <w:p wp14:textId="77777777">
+            <w:pPr>
+              <w:pStyle w:val="Compact"/>
+              <w:jc w:val="both"/>
+            </w:pPr>
+            <w:r>
+              <w:rPr/>
+              <w:t>499/500 registros en Silver; aceptación 99,8 % en una corrida</w:t>
+            </w:r>
+          </w:p>
+        </w:tc>
+        <w:tc>
+          <w:tcPr>
+            <w:cnfStyle w:val="000010000000" w:firstRow="0" w:lastRow="0" w:firstColumn="0" w:lastColumn="0" w:oddVBand="1" w:evenVBand="0" w:oddHBand="0" w:evenHBand="0" w:firstRowFirstColumn="0" w:firstRowLastColumn="0" w:lastRowFirstColumn="0" w:lastRowLastColumn="0"/>
+            <w:tcMar/>
+          </w:tcPr>
+          <w:p wp14:textId="77777777">
+            <w:pPr>
+              <w:pStyle w:val="Compact"/>
+              <w:jc w:val="both"/>
+            </w:pPr>
+            <w:r>
+              <w:rPr/>
+              <w:t>Las reglas de validación y rechazo se observan de forma cuantificable.</w:t>
+            </w:r>
+          </w:p>
+        </w:tc>
+      </w:tr>
+      <w:tr xmlns:wp14="http://schemas.microsoft.com/office/word/2010/wordml" wp14:textId="77777777">
+        <w:tc>
+          <w:tcPr>
+            <w:cnfStyle w:val="000010000000" w:firstRow="0" w:lastRow="0" w:firstColumn="0" w:lastColumn="0" w:oddVBand="1" w:evenVBand="0" w:oddHBand="0" w:evenHBand="0" w:firstRowFirstColumn="0" w:firstRowLastColumn="0" w:lastRowFirstColumn="0" w:lastRowLastColumn="0"/>
+            <w:tcMar/>
+          </w:tcPr>
+          <w:p wp14:textId="77777777">
+            <w:pPr>
+              <w:pStyle w:val="Compact"/>
+              <w:jc w:val="both"/>
+            </w:pPr>
+            <w:r>
+              <w:rPr/>
+              <w:t>Sharding</w:t>
+            </w:r>
+          </w:p>
+        </w:tc>
+        <w:tc>
+          <w:tcPr>
+            <w:cnfStyle w:val="000001000000" w:firstRow="0" w:lastRow="0" w:firstColumn="0" w:lastColumn="0" w:oddVBand="0" w:evenVBand="1" w:oddHBand="0" w:evenHBand="0" w:firstRowFirstColumn="0" w:firstRowLastColumn="0" w:lastRowFirstColumn="0" w:lastRowLastColumn="0"/>
+            <w:tcMar/>
+          </w:tcPr>
+          <w:p wp14:textId="77777777">
+            <w:pPr>
+              <w:pStyle w:val="Compact"/>
+              <w:jc w:val="both"/>
+            </w:pPr>
+            <w:r>
+              <w:rPr/>
+              <w:t>167/333/0 antes y 155/169/176 después; balance posterior 88,1 %</w:t>
+            </w:r>
+          </w:p>
+        </w:tc>
+        <w:tc>
+          <w:tcPr>
+            <w:cnfStyle w:val="000010000000" w:firstRow="0" w:lastRow="0" w:firstColumn="0" w:lastColumn="0" w:oddVBand="1" w:evenVBand="0" w:oddHBand="0" w:evenHBand="0" w:firstRowFirstColumn="0" w:firstRowLastColumn="0" w:lastRowFirstColumn="0" w:lastRowLastColumn="0"/>
+            <w:tcMar/>
+          </w:tcPr>
+          <w:p wp14:textId="77777777">
+            <w:pPr>
+              <w:pStyle w:val="Compact"/>
+              <w:jc w:val="both"/>
+            </w:pPr>
+            <w:r>
+              <w:rPr/>
+              <w:t>La mejora pobló los tres shards en esa muestra; otras nueve corridas mostraron balances entre 59,0 % y 94,1 %.</w:t>
+            </w:r>
+          </w:p>
+        </w:tc>
+      </w:tr>
+      <w:tr xmlns:wp14="http://schemas.microsoft.com/office/word/2010/wordml" wp14:textId="77777777">
+        <w:tc>
+          <w:tcPr>
+            <w:cnfStyle w:val="000010000000" w:firstRow="0" w:lastRow="0" w:firstColumn="0" w:lastColumn="0" w:oddVBand="1" w:evenVBand="0" w:oddHBand="0" w:evenHBand="0" w:firstRowFirstColumn="0" w:firstRowLastColumn="0" w:lastRowFirstColumn="0" w:lastRowLastColumn="0"/>
+            <w:tcMar/>
+          </w:tcPr>
+          <w:p wp14:textId="77777777">
+            <w:pPr>
+              <w:pStyle w:val="Compact"/>
+              <w:jc w:val="both"/>
+            </w:pPr>
+            <w:r>
+              <w:rPr/>
+              <w:t>Reproducibilidad</w:t>
+            </w:r>
+          </w:p>
+        </w:tc>
+        <w:tc>
+          <w:tcPr>
+            <w:cnfStyle w:val="000001000000" w:firstRow="0" w:lastRow="0" w:firstColumn="0" w:lastColumn="0" w:oddVBand="0" w:evenVBand="1" w:oddHBand="0" w:evenHBand="0" w:firstRowFirstColumn="0" w:firstRowLastColumn="0" w:lastRowFirstColumn="0" w:lastRowLastColumn="0"/>
+            <w:tcMar/>
+          </w:tcPr>
+          <w:p wp14:textId="77777777">
+            <w:pPr>
+              <w:pStyle w:val="Compact"/>
+              <w:jc w:val="both"/>
+            </w:pPr>
+            <w:r>
+              <w:rPr/>
+              <w:t>Clave fija asignada a</w:t>
+            </w:r>
+            <w:r>
+              <w:rPr/>
+              <w:t xml:space="preserve"> </w:t>
+            </w:r>
+            <w:r>
+              <w:rPr>
+                <w:rStyle w:val="VerbatimChar"/>
+              </w:rPr>
+              <w:t>shard_2</w:t>
+            </w:r>
+            <w:r>
+              <w:rPr/>
+              <w:t xml:space="preserve"> </w:t>
+            </w:r>
+            <w:r>
+              <w:rPr/>
+              <w:t>en 5 procesos</w:t>
+            </w:r>
+          </w:p>
+        </w:tc>
+        <w:tc>
+          <w:tcPr>
+            <w:cnfStyle w:val="000010000000" w:firstRow="0" w:lastRow="0" w:firstColumn="0" w:lastColumn="0" w:oddVBand="1" w:evenVBand="0" w:oddHBand="0" w:evenHBand="0" w:firstRowFirstColumn="0" w:firstRowLastColumn="0" w:lastRowFirstColumn="0" w:lastRowLastColumn="0"/>
+            <w:tcMar/>
+          </w:tcPr>
+          <w:p wp14:textId="77777777">
+            <w:pPr>
+              <w:pStyle w:val="Compact"/>
+              <w:jc w:val="both"/>
+            </w:pPr>
+            <w:r>
+              <w:rPr/>
+              <w:t>SHA-256 + módulo estabiliza la asignación, pero no garantiza equilibrio ni cambio mínimo de shards.</w:t>
+            </w:r>
+          </w:p>
+        </w:tc>
+      </w:tr>
+      <w:tr xmlns:wp14="http://schemas.microsoft.com/office/word/2010/wordml" wp14:textId="77777777">
+        <w:tc>
+          <w:tcPr>
+            <w:cnfStyle w:val="000010000000" w:firstRow="0" w:lastRow="0" w:firstColumn="0" w:lastColumn="0" w:oddVBand="1" w:evenVBand="0" w:oddHBand="0" w:evenHBand="0" w:firstRowFirstColumn="0" w:firstRowLastColumn="0" w:lastRowFirstColumn="0" w:lastRowLastColumn="0"/>
+            <w:tcMar/>
+          </w:tcPr>
+          <w:p wp14:textId="77777777">
+            <w:pPr>
+              <w:pStyle w:val="Compact"/>
+              <w:jc w:val="both"/>
+            </w:pPr>
+            <w:r>
+              <w:rPr/>
+              <w:t>DRP</w:t>
+            </w:r>
+          </w:p>
+        </w:tc>
+        <w:tc>
+          <w:tcPr>
+            <w:cnfStyle w:val="000001000000" w:firstRow="0" w:lastRow="0" w:firstColumn="0" w:lastColumn="0" w:oddVBand="0" w:evenVBand="1" w:oddHBand="0" w:evenHBand="0" w:firstRowFirstColumn="0" w:firstRowLastColumn="0" w:lastRowFirstColumn="0" w:lastRowLastColumn="0"/>
+            <w:tcMar/>
+          </w:tcPr>
+          <w:p wp14:textId="77777777">
+            <w:pPr>
+              <w:pStyle w:val="Compact"/>
+              <w:jc w:val="both"/>
+            </w:pPr>
+            <w:r>
+              <w:rPr/>
+              <w:t>200/200 registros recuperados, cero posiblemente perdidos en simulación</w:t>
+            </w:r>
+          </w:p>
+        </w:tc>
+        <w:tc>
+          <w:tcPr>
+            <w:cnfStyle w:val="000010000000" w:firstRow="0" w:lastRow="0" w:firstColumn="0" w:lastColumn="0" w:oddVBand="1" w:evenVBand="0" w:oddHBand="0" w:evenHBand="0" w:firstRowFirstColumn="0" w:firstRowLastColumn="0" w:lastRowFirstColumn="0" w:lastRowLastColumn="0"/>
+            <w:tcMar/>
+          </w:tcPr>
+          <w:p wp14:textId="77777777">
+            <w:pPr>
+              <w:pStyle w:val="Compact"/>
+              <w:jc w:val="both"/>
+            </w:pPr>
+            <w:r>
+              <w:rPr/>
+              <w:t>La sincronización incremental corrigió la brecha de ese escenario; RTO/RPO no son mediciones de infraestructura real.</w:t>
+            </w:r>
+          </w:p>
+        </w:tc>
+      </w:tr>
+      <w:tr xmlns:wp14="http://schemas.microsoft.com/office/word/2010/wordml" wp14:textId="77777777">
+        <w:tc>
+          <w:tcPr>
+            <w:cnfStyle w:val="000010000000" w:firstRow="0" w:lastRow="0" w:firstColumn="0" w:lastColumn="0" w:oddVBand="1" w:evenVBand="0" w:oddHBand="0" w:evenHBand="0" w:firstRowFirstColumn="0" w:firstRowLastColumn="0" w:lastRowFirstColumn="0" w:lastRowLastColumn="0"/>
+            <w:tcMar/>
+          </w:tcPr>
+          <w:p wp14:textId="77777777">
+            <w:pPr>
+              <w:pStyle w:val="Compact"/>
+              <w:jc w:val="both"/>
+            </w:pPr>
+            <w:r>
+              <w:rPr/>
+              <w:t>Regresión</w:t>
+            </w:r>
+          </w:p>
+        </w:tc>
+        <w:tc>
+          <w:tcPr>
+            <w:cnfStyle w:val="000001000000" w:firstRow="0" w:lastRow="0" w:firstColumn="0" w:lastColumn="0" w:oddVBand="0" w:evenVBand="1" w:oddHBand="0" w:evenHBand="0" w:firstRowFirstColumn="0" w:firstRowLastColumn="0" w:lastRowFirstColumn="0" w:lastRowLastColumn="0"/>
+            <w:tcMar/>
+          </w:tcPr>
+          <w:p wp14:textId="77777777">
+            <w:pPr>
+              <w:pStyle w:val="Compact"/>
+              <w:jc w:val="both"/>
+            </w:pPr>
+            <w:r>
+              <w:rPr/>
+              <w:t>3/3 pruebas aprobadas en 0,16 s</w:t>
+            </w:r>
+          </w:p>
+        </w:tc>
+        <w:tc>
+          <w:tcPr>
+            <w:cnfStyle w:val="000010000000" w:firstRow="0" w:lastRow="0" w:firstColumn="0" w:lastColumn="0" w:oddVBand="1" w:evenVBand="0" w:oddHBand="0" w:evenHBand="0" w:firstRowFirstColumn="0" w:firstRowLastColumn="0" w:lastRowFirstColumn="0" w:lastRowLastColumn="0"/>
+            <w:tcMar/>
+          </w:tcPr>
+          <w:p wp14:textId="77777777">
+            <w:pPr>
+              <w:pStyle w:val="Compact"/>
+              <w:jc w:val="both"/>
+            </w:pPr>
+            <w:r>
+              <w:rPr/>
+              <w:t>Las correcciones clave tienen pruebas dirigidas, aunque la cobertura sigue siendo limitada.</w:t>
+            </w:r>
+          </w:p>
+        </w:tc>
+      </w:tr>
+    </w:tbl>
+    <w:p xmlns:wp14="http://schemas.microsoft.com/office/word/2010/wordml" wp14:textId="213F5563">
+      <w:pPr>
+        <w:pStyle w:val="BodyText"/>
+        <w:jc w:val="both"/>
+      </w:pPr>
+      <w:r>
+        <w:rPr/>
+        <w:t>El reporte complementario</w:t>
+      </w:r>
+      <w:r>
+        <w:rPr/>
+        <w:t xml:space="preserve"> </w:t>
+      </w:r>
+      <w:r>
+        <w:fldChar w:fldCharType="begin"/>
+      </w:r>
+      <w:r>
+        <w:instrText xml:space="preserve">HYPERLINK "REPORTE_INDICADORES_CLAVE.md"</w:instrText>
+      </w:r>
+      <w:r>
+        <w:fldChar w:fldCharType="separate"/>
+      </w:r>
+      <w:r>
+        <w:rPr>
+          <w:rStyle w:val="VerbatimChar"/>
+        </w:rPr>
+        <w:t>REPORTE_INDICADORES_CLAVE.md</w:t>
+      </w:r>
+      <w:r>
+        <w:fldChar w:fldCharType="end"/>
+      </w:r>
+      <w:r>
+        <w:rPr/>
+        <w:t xml:space="preserve"> </w:t>
+      </w:r>
+      <w:r>
+        <w:rPr/>
+        <w:t>reúne</w:t>
+      </w:r>
+      <w:r>
+        <w:rPr/>
+        <w:t xml:space="preserve"> estas</w:t>
+      </w:r>
+      <w:r>
+        <w:rPr/>
+        <w:t xml:space="preserve"> definiciones</w:t>
+      </w:r>
+      <w:r>
+        <w:rPr/>
+        <w:t xml:space="preserve"> y</w:t>
+      </w:r>
+      <w:r>
+        <w:rPr/>
+        <w:t xml:space="preserve"> evidencias. Todas las cifras pertenecen a corridas identificadas y no deben combinarse como un único lote.</w:t>
+      </w:r>
+    </w:p>
+    <w:bookmarkEnd w:id="151"/>
+    <w:bookmarkEnd w:id="152"/>
+    <w:bookmarkStart w:name="recomendaciones" w:id="153"/>
     <w:p xmlns:wp14="http://schemas.microsoft.com/office/word/2010/wordml" wp14:textId="77777777">
       <w:pPr>
         <w:pStyle w:val="Heading2"/>
         <w:jc w:val="both"/>
       </w:pPr>
-      <w:r>
-        <w:rPr/>
-        <w:t>10. Recomendaciones</w:t>
-      </w:r>
-    </w:p>
-    <w:p xmlns:wp14="http://schemas.microsoft.com/office/word/2010/wordml" wp14:textId="77777777">
-      <w:pPr>
-        <w:pStyle w:val="Compact"/>
-        <w:numPr>
-          <w:ilvl w:val="0"/>
-          <w:numId w:val="1007"/>
-        </w:numPr>
-        <w:jc w:val="both"/>
-        <w:rPr/>
-      </w:pPr>
-      <w:r>
-        <w:rPr/>
-        <w:t>Completar al menos 15 capturas auténticas desde VS Code que muestren comandos, archivos relevantes y resultados de ejecución, y guardar sus nombres y pies de figura en el índice.</w:t>
-      </w:r>
-    </w:p>
-    <w:p xmlns:wp14="http://schemas.microsoft.com/office/word/2010/wordml" wp14:textId="77777777">
-      <w:pPr>
-        <w:pStyle w:val="Compact"/>
-        <w:numPr>
-          <w:ilvl w:val="0"/>
-          <w:numId w:val="1007"/>
-        </w:numPr>
-        <w:jc w:val="both"/>
-        <w:rPr/>
-      </w:pPr>
-      <w:r>
-        <w:rPr/>
-        <w:t>Incorporar al informe la diferencia entre simulación y servicio real. Usar expresiones como “el simulador reportó” y “en esta corrida”, especialmente para latencia, RTO, RPO, fraude y balance.</w:t>
-      </w:r>
-    </w:p>
-    <w:p xmlns:wp14="http://schemas.microsoft.com/office/word/2010/wordml" wp14:textId="77777777">
-      <w:pPr>
-        <w:pStyle w:val="Compact"/>
-        <w:numPr>
-          <w:ilvl w:val="0"/>
-          <w:numId w:val="1007"/>
-        </w:numPr>
-        <w:jc w:val="both"/>
-        <w:rPr/>
-      </w:pPr>
-      <w:r>
-        <w:rPr/>
-        <w:t>Evaluar una clave hash determinista de alta cardinalidad que combine cliente y región, documentar el algoritmo y medir muchas semillas y tamaños de lote; evitar interpretar una muestra de 500 como prueba general.</w:t>
-      </w:r>
-    </w:p>
-    <w:p xmlns:wp14="http://schemas.microsoft.com/office/word/2010/wordml" wp14:textId="77777777">
-      <w:pPr>
-        <w:pStyle w:val="Compact"/>
-        <w:numPr>
-          <w:ilvl w:val="0"/>
-          <w:numId w:val="1007"/>
-        </w:numPr>
-        <w:jc w:val="both"/>
-        <w:rPr/>
-      </w:pPr>
-      <w:r>
-        <w:rPr/>
-        <w:t>En el DRP, registrar identificadores de registros sincronizados o un offset/checkpoint explícito, y calcular el punto de recuperación a partir del último registro recuperable. El conteo de registros perdidos y el RPO temporal deben ser coherentes y presentarse como medidas diferentes.</w:t>
-      </w:r>
-    </w:p>
-    <w:p xmlns:wp14="http://schemas.microsoft.com/office/word/2010/wordml" wp14:textId="77777777">
-      <w:pPr>
-        <w:pStyle w:val="Compact"/>
-        <w:numPr>
-          <w:ilvl w:val="0"/>
-          <w:numId w:val="1007"/>
-        </w:numPr>
-        <w:jc w:val="both"/>
-        <w:rPr/>
-      </w:pPr>
-      <w:r>
-        <w:rPr/>
-        <w:t>Proteger credenciales mediante variables de entorno o un gestor de secretos. No empaquetar</w:t>
-      </w:r>
-      <w:r>
-        <w:rPr/>
-        <w:t xml:space="preserve"> </w:t>
-      </w:r>
-      <w:r>
-        <w:rPr>
-          <w:rStyle w:val="VerbatimChar"/>
-        </w:rPr>
-        <w:t>.env</w:t>
-      </w:r>
-      <w:r>
-        <w:rPr/>
-        <w:t xml:space="preserve"> </w:t>
-      </w:r>
-      <w:r>
-        <w:rPr/>
-        <w:t>ni valores reales de contraseñas en el ZIP.</w:t>
-      </w:r>
-    </w:p>
-    <w:p xmlns:wp14="http://schemas.microsoft.com/office/word/2010/wordml" wp14:textId="77777777">
-      <w:pPr>
-        <w:pStyle w:val="Compact"/>
-        <w:numPr>
-          <w:ilvl w:val="0"/>
-          <w:numId w:val="1007"/>
-        </w:numPr>
-        <w:jc w:val="both"/>
-        <w:rPr/>
-      </w:pPr>
-      <w:r>
-        <w:rPr/>
-        <w:t>Evitar afirmar anonimización fuerte para un hash sin sal; utilizar tokenización o HMAC con una clave protegida si el caso de uso lo requiriera.</w:t>
-      </w:r>
-    </w:p>
-    <w:p xmlns:wp14="http://schemas.microsoft.com/office/word/2010/wordml" wp14:textId="77777777">
-      <w:pPr>
-        <w:pStyle w:val="Compact"/>
-        <w:numPr>
-          <w:ilvl w:val="0"/>
-          <w:numId w:val="1007"/>
-        </w:numPr>
-        <w:jc w:val="both"/>
-        <w:rPr/>
-      </w:pPr>
-      <w:r>
-        <w:rPr/>
-        <w:t>Separar una ruta de demo liviana de una instalación de stack completo y documentar qué comandos requieren Docker, Java, Spark o Airflow.</w:t>
-      </w:r>
-    </w:p>
-    <w:p xmlns:wp14="http://schemas.microsoft.com/office/word/2010/wordml" wp14:textId="77777777">
-      <w:pPr>
-        <w:pStyle w:val="Compact"/>
-        <w:numPr>
-          <w:ilvl w:val="0"/>
-          <w:numId w:val="1007"/>
-        </w:numPr>
-        <w:jc w:val="both"/>
-        <w:rPr/>
-      </w:pPr>
-      <w:r>
-        <w:rPr/>
-        <w:t>Ampliar las pruebas automatizadas con escenarios de RPO y fallos de sincronización; mantener la ejecución de la suite antes de futuras modificaciones de resiliencia.</w:t>
-      </w:r>
-    </w:p>
-    <w:p xmlns:wp14="http://schemas.microsoft.com/office/word/2010/wordml" wp14:textId="77777777">
-      <w:pPr>
-        <w:pStyle w:val="Compact"/>
-        <w:numPr>
-          <w:ilvl w:val="0"/>
-          <w:numId w:val="1007"/>
-        </w:numPr>
-        <w:jc w:val="both"/>
-        <w:rPr/>
-      </w:pPr>
-      <w:r>
-        <w:rPr/>
-        <w:t>Revisar el</w:t>
-      </w:r>
-      <w:r>
-        <w:rPr/>
-        <w:t xml:space="preserve"> </w:t>
-      </w:r>
-      <w:r>
-        <w:rPr>
-          <w:rStyle w:val="VerbatimChar"/>
-        </w:rPr>
-        <w:t>docker-compose.yml</w:t>
-      </w:r>
-      <w:r>
-        <w:rPr/>
-        <w:t xml:space="preserve"> </w:t>
-      </w:r>
-      <w:r>
-        <w:rPr/>
-        <w:t>antes de presentar propiedades de alta disponibilidad: la configuración inspeccionada usa un broker Kafka y factor de replicación 1; sus comentarios no bastan para demostrar tolerancia a fallos.</w:t>
-      </w:r>
-    </w:p>
-    <w:p xmlns:wp14="http://schemas.microsoft.com/office/word/2010/wordml" wp14:textId="77777777">
-      <w:pPr>
-        <w:pStyle w:val="Compact"/>
-        <w:numPr>
-          <w:ilvl w:val="0"/>
-          <w:numId w:val="1007"/>
-        </w:numPr>
-        <w:jc w:val="both"/>
-        <w:rPr/>
-      </w:pPr>
-      <w:r>
-        <w:rPr/>
-        <w:t>Revisar el DOCX generado con los estilos de títulos, contenido, pies de figura y 42 páginas; comprobar su visualización en Word o LibreOffice y mantener al menos 14 páginas. La versión actual sigue siendo preliminar hasta completar las capturas de VS Code pendientes. El empaquetado del proyecto se hará en una etapa posterior.</w:t>
-      </w:r>
-    </w:p>
-    <w:bookmarkEnd w:id="144"/>
-    <w:bookmarkStart w:name="referencias" w:id="145"/>
-    <w:p xmlns:wp14="http://schemas.microsoft.com/office/word/2010/wordml" wp14:textId="77777777">
+    </w:p>
+    <w:bookmarkEnd w:id="153"/>
+    <w:bookmarkStart w:name="referencias" w:id="154"/>
+    <w:p xmlns:wp14="http://schemas.microsoft.com/office/word/2010/wordml" wp14:textId="27D7071E">
       <w:pPr>
         <w:pStyle w:val="Heading2"/>
         <w:jc w:val="both"/>
       </w:pPr>
       <w:r>
         <w:rPr/>
-        <w:t>11. Referencias</w:t>
+        <w:t xml:space="preserve">10. </w:t>
+      </w:r>
+      <w:r>
+        <w:rPr/>
+        <w:t>Referencias</w:t>
       </w:r>
     </w:p>
     <w:p xmlns:wp14="http://schemas.microsoft.com/office/word/2010/wordml" wp14:textId="77777777">
@@ -6107,22 +8522,94 @@
       </w:r>
       <w:r>
         <w:rPr/>
-        <w:t>. Python 3 documentation. https://docs.python.org/3/library/datetime.html</w:t>
-      </w:r>
-    </w:p>
-    <w:bookmarkEnd w:id="145"/>
-    <w:bookmarkStart w:name="anexos" w:id="148"/>
-    <w:p xmlns:wp14="http://schemas.microsoft.com/office/word/2010/wordml" wp14:textId="77777777">
+        <w:t xml:space="preserve">. Python 3 documentation. </w:t>
+      </w:r>
+      <w:hyperlink r:id="Rbbd95dfd4dcf4f06">
+        <w:r>
+          <w:rPr>
+            <w:rStyle w:val="Hyperlink"/>
+          </w:rPr>
+          <w:t>https://docs.python.org/3/library/datetime.html</w:t>
+        </w:r>
+      </w:hyperlink>
+    </w:p>
+    <w:bookmarkEnd w:id="154"/>
+    <w:bookmarkStart w:name="anexos" w:id="159"/>
+    <w:p>
+      <w:pPr>
+        <w:pStyle w:val="BodyText"/>
+        <w:jc w:val="both"/>
+      </w:pPr>
+    </w:p>
+    <w:p>
+      <w:pPr>
+        <w:pStyle w:val="BodyText"/>
+        <w:jc w:val="both"/>
+      </w:pPr>
+    </w:p>
+    <w:p>
+      <w:pPr>
+        <w:pStyle w:val="BodyText"/>
+        <w:jc w:val="both"/>
+      </w:pPr>
+    </w:p>
+    <w:p>
+      <w:pPr>
+        <w:pStyle w:val="BodyText"/>
+        <w:jc w:val="both"/>
+      </w:pPr>
+    </w:p>
+    <w:p>
+      <w:pPr>
+        <w:pStyle w:val="BodyText"/>
+        <w:jc w:val="both"/>
+      </w:pPr>
+    </w:p>
+    <w:p>
+      <w:pPr>
+        <w:pStyle w:val="BodyText"/>
+        <w:jc w:val="both"/>
+      </w:pPr>
+    </w:p>
+    <w:p>
+      <w:pPr>
+        <w:pStyle w:val="BodyText"/>
+        <w:jc w:val="both"/>
+      </w:pPr>
+    </w:p>
+    <w:p>
+      <w:pPr>
+        <w:pStyle w:val="BodyText"/>
+        <w:jc w:val="both"/>
+      </w:pPr>
+    </w:p>
+    <w:p>
+      <w:pPr>
+        <w:pStyle w:val="BodyText"/>
+        <w:jc w:val="both"/>
+      </w:pPr>
+    </w:p>
+    <w:p>
+      <w:pPr>
+        <w:pStyle w:val="BodyText"/>
+        <w:jc w:val="both"/>
+      </w:pPr>
+    </w:p>
+    <w:p xmlns:wp14="http://schemas.microsoft.com/office/word/2010/wordml" wp14:textId="017D26E5">
       <w:pPr>
         <w:pStyle w:val="Heading2"/>
         <w:jc w:val="both"/>
       </w:pPr>
       <w:r>
         <w:rPr/>
-        <w:t>12. Anexos</w:t>
-      </w:r>
-    </w:p>
-    <w:bookmarkStart w:name="anexo-a.-comandos-locales-documentados" w:id="146"/>
+        <w:t xml:space="preserve">11. </w:t>
+      </w:r>
+      <w:r>
+        <w:rPr/>
+        <w:t>Anexos</w:t>
+      </w:r>
+    </w:p>
+    <w:bookmarkStart w:name="anexo-a.-comandos-locales-documentados" w:id="155"/>
     <w:p xmlns:wp14="http://schemas.microsoft.com/office/word/2010/wordml" wp14:textId="77777777">
       <w:pPr>
         <w:pStyle w:val="Heading3"/>
@@ -6136,12 +8623,18 @@
     <w:p xmlns:wp14="http://schemas.microsoft.com/office/word/2010/wordml" wp14:textId="77777777">
       <w:pPr>
         <w:pStyle w:val="SourceCode"/>
+        <w:jc w:val="left"/>
+        <w:rPr>
+          <w:rStyle w:val="NormalTok"/>
+          <w:lang w:val="es-ES"/>
+        </w:rPr>
       </w:pPr>
       <w:r>
         <w:rPr>
           <w:rStyle w:val="CommentTok"/>
-        </w:rPr>
-        <w:t xml:space="preserve"># Activar entorno</w:t>
+          <w:lang w:val="es-ES"/>
+        </w:rPr>
+        <w:t># Activar entorno</w:t>
       </w:r>
       <w:r>
         <w:br/>
@@ -6149,12 +8642,14 @@
       <w:r>
         <w:rPr>
           <w:rStyle w:val="BuiltInTok"/>
-        </w:rPr>
-        <w:t xml:space="preserve">source</w:t>
+          <w:lang w:val="es-ES"/>
+        </w:rPr>
+        <w:t>source</w:t>
       </w:r>
       <w:r>
         <w:rPr>
           <w:rStyle w:val="NormalTok"/>
+          <w:lang w:val="es-ES"/>
         </w:rPr>
         <w:t xml:space="preserve"> .venv/bin/activate</w:t>
       </w:r>
@@ -6167,8 +8662,9 @@
       <w:r>
         <w:rPr>
           <w:rStyle w:val="CommentTok"/>
-        </w:rPr>
-        <w:t xml:space="preserve"># Ejecutar demo completa o un bloque</w:t>
+          <w:lang w:val="es-ES"/>
+        </w:rPr>
+        <w:t># Ejecutar demo completa o un bloque</w:t>
       </w:r>
       <w:r>
         <w:br/>
@@ -6176,12 +8672,14 @@
       <w:r>
         <w:rPr>
           <w:rStyle w:val="ExtensionTok"/>
-        </w:rPr>
-        <w:t xml:space="preserve">python</w:t>
+          <w:lang w:val="es-ES"/>
+        </w:rPr>
+        <w:t>python</w:t>
       </w:r>
       <w:r>
         <w:rPr>
           <w:rStyle w:val="NormalTok"/>
+          <w:lang w:val="es-ES"/>
         </w:rPr>
         <w:t xml:space="preserve"> demo.py</w:t>
       </w:r>
@@ -6191,24 +8689,28 @@
       <w:r>
         <w:rPr>
           <w:rStyle w:val="ExtensionTok"/>
-        </w:rPr>
-        <w:t xml:space="preserve">python</w:t>
+          <w:lang w:val="es-ES"/>
+        </w:rPr>
+        <w:t>python</w:t>
       </w:r>
       <w:r>
         <w:rPr>
           <w:rStyle w:val="NormalTok"/>
+          <w:lang w:val="es-ES"/>
         </w:rPr>
         <w:t xml:space="preserve"> demo.py </w:t>
       </w:r>
       <w:r>
         <w:rPr>
           <w:rStyle w:val="AttributeTok"/>
-        </w:rPr>
-        <w:t xml:space="preserve">--bloque</w:t>
+          <w:lang w:val="es-ES"/>
+        </w:rPr>
+        <w:t>--bloque</w:t>
       </w:r>
       <w:r>
         <w:rPr>
           <w:rStyle w:val="NormalTok"/>
+          <w:lang w:val="es-ES"/>
         </w:rPr>
         <w:t xml:space="preserve"> 1</w:t>
       </w:r>
@@ -6218,24 +8720,28 @@
       <w:r>
         <w:rPr>
           <w:rStyle w:val="ExtensionTok"/>
-        </w:rPr>
-        <w:t xml:space="preserve">python</w:t>
+          <w:lang w:val="es-ES"/>
+        </w:rPr>
+        <w:t>python</w:t>
       </w:r>
       <w:r>
         <w:rPr>
           <w:rStyle w:val="NormalTok"/>
+          <w:lang w:val="es-ES"/>
         </w:rPr>
         <w:t xml:space="preserve"> demo.py </w:t>
       </w:r>
       <w:r>
         <w:rPr>
           <w:rStyle w:val="AttributeTok"/>
-        </w:rPr>
-        <w:t xml:space="preserve">--bloque</w:t>
+          <w:lang w:val="es-ES"/>
+        </w:rPr>
+        <w:t>--bloque</w:t>
       </w:r>
       <w:r>
         <w:rPr>
           <w:rStyle w:val="NormalTok"/>
+          <w:lang w:val="es-ES"/>
         </w:rPr>
         <w:t xml:space="preserve"> 5</w:t>
       </w:r>
@@ -6248,8 +8754,9 @@
       <w:r>
         <w:rPr>
           <w:rStyle w:val="CommentTok"/>
-        </w:rPr>
-        <w:t xml:space="preserve"># Abrir dashboard</w:t>
+          <w:lang w:val="es-ES"/>
+        </w:rPr>
+        <w:t># Abrir dashboard</w:t>
       </w:r>
       <w:r>
         <w:br/>
@@ -6257,12 +8764,14 @@
       <w:r>
         <w:rPr>
           <w:rStyle w:val="ExtensionTok"/>
-        </w:rPr>
-        <w:t xml:space="preserve">streamlit</w:t>
+          <w:lang w:val="es-ES"/>
+        </w:rPr>
+        <w:t>streamlit</w:t>
       </w:r>
       <w:r>
         <w:rPr>
           <w:rStyle w:val="NormalTok"/>
+          <w:lang w:val="es-ES"/>
         </w:rPr>
         <w:t xml:space="preserve"> run dashboard/app_streamlit.py</w:t>
       </w:r>
@@ -6275,8 +8784,9 @@
       <w:r>
         <w:rPr>
           <w:rStyle w:val="CommentTok"/>
-        </w:rPr>
-        <w:t xml:space="preserve"># Ejecutar módulos individuales desde la raíz</w:t>
+          <w:lang w:val="es-ES"/>
+        </w:rPr>
+        <w:t># Ejecutar módulos individuales desde la raíz</w:t>
       </w:r>
       <w:r>
         <w:br/>
@@ -6284,12 +8794,14 @@
       <w:r>
         <w:rPr>
           <w:rStyle w:val="ExtensionTok"/>
-        </w:rPr>
-        <w:t xml:space="preserve">python</w:t>
+          <w:lang w:val="es-ES"/>
+        </w:rPr>
+        <w:t>python</w:t>
       </w:r>
       <w:r>
         <w:rPr>
           <w:rStyle w:val="NormalTok"/>
+          <w:lang w:val="es-ES"/>
         </w:rPr>
         <w:t xml:space="preserve"> src/ingesta/simulador_transacciones.py</w:t>
       </w:r>
@@ -6299,12 +8811,14 @@
       <w:r>
         <w:rPr>
           <w:rStyle w:val="ExtensionTok"/>
-        </w:rPr>
-        <w:t xml:space="preserve">python</w:t>
+          <w:lang w:val="es-ES"/>
+        </w:rPr>
+        <w:t>python</w:t>
       </w:r>
       <w:r>
         <w:rPr>
           <w:rStyle w:val="NormalTok"/>
+          <w:lang w:val="es-ES"/>
         </w:rPr>
         <w:t xml:space="preserve"> src/resiliencia/circuit_breaker.py</w:t>
       </w:r>
@@ -6314,12 +8828,14 @@
       <w:r>
         <w:rPr>
           <w:rStyle w:val="ExtensionTok"/>
-        </w:rPr>
-        <w:t xml:space="preserve">python</w:t>
+          <w:lang w:val="es-ES"/>
+        </w:rPr>
+        <w:t>python</w:t>
       </w:r>
       <w:r>
         <w:rPr>
           <w:rStyle w:val="NormalTok"/>
+          <w:lang w:val="es-ES"/>
         </w:rPr>
         <w:t xml:space="preserve"> src/resiliencia/particionamiento.py</w:t>
       </w:r>
@@ -6329,12 +8845,14 @@
       <w:r>
         <w:rPr>
           <w:rStyle w:val="ExtensionTok"/>
-        </w:rPr>
-        <w:t xml:space="preserve">python</w:t>
+          <w:lang w:val="es-ES"/>
+        </w:rPr>
+        <w:t>python</w:t>
       </w:r>
       <w:r>
         <w:rPr>
           <w:rStyle w:val="NormalTok"/>
+          <w:lang w:val="es-ES"/>
         </w:rPr>
         <w:t xml:space="preserve"> src/resiliencia/replicacion.py</w:t>
       </w:r>
@@ -6344,12 +8862,14 @@
       <w:r>
         <w:rPr>
           <w:rStyle w:val="ExtensionTok"/>
-        </w:rPr>
-        <w:t xml:space="preserve">python</w:t>
+          <w:lang w:val="es-ES"/>
+        </w:rPr>
+        <w:t>python</w:t>
       </w:r>
       <w:r>
         <w:rPr>
           <w:rStyle w:val="NormalTok"/>
+          <w:lang w:val="es-ES"/>
         </w:rPr>
         <w:t xml:space="preserve"> src/procesamiento/motor_batch.py</w:t>
       </w:r>
@@ -6359,24 +8879,28 @@
       <w:r>
         <w:rPr>
           <w:rStyle w:val="ExtensionTok"/>
-        </w:rPr>
-        <w:t xml:space="preserve">python</w:t>
+          <w:lang w:val="es-ES"/>
+        </w:rPr>
+        <w:t>python</w:t>
       </w:r>
       <w:r>
         <w:rPr>
           <w:rStyle w:val="NormalTok"/>
+          <w:lang w:val="es-ES"/>
         </w:rPr>
         <w:t xml:space="preserve"> </w:t>
       </w:r>
       <w:r>
         <w:rPr>
           <w:rStyle w:val="AttributeTok"/>
-        </w:rPr>
-        <w:t xml:space="preserve">-m</w:t>
+          <w:lang w:val="es-ES"/>
+        </w:rPr>
+        <w:t>-m</w:t>
       </w:r>
       <w:r>
         <w:rPr>
           <w:rStyle w:val="NormalTok"/>
+          <w:lang w:val="es-ES"/>
         </w:rPr>
         <w:t xml:space="preserve"> src.recuperacion.plan_drp</w:t>
       </w:r>
@@ -6386,57 +8910,31 @@
       <w:r>
         <w:rPr>
           <w:rStyle w:val="ExtensionTok"/>
-        </w:rPr>
-        <w:t xml:space="preserve">python</w:t>
+          <w:lang w:val="es-ES"/>
+        </w:rPr>
+        <w:t>python</w:t>
       </w:r>
       <w:r>
         <w:rPr>
           <w:rStyle w:val="NormalTok"/>
+          <w:lang w:val="es-ES"/>
         </w:rPr>
         <w:t xml:space="preserve"> src/monitoreo/observabilidad.py</w:t>
       </w:r>
-    </w:p>
-    <w:bookmarkEnd w:id="146"/>
-    <w:bookmarkStart w:name="anexo-b.-evidencias-visuales" w:id="147"/>
-    <w:p xmlns:wp14="http://schemas.microsoft.com/office/word/2010/wordml" wp14:textId="77777777">
-      <w:pPr>
-        <w:pStyle w:val="Heading3"/>
-      </w:pPr>
-      <w:r>
-        <w:t xml:space="preserve">Anexo B. Evidencias visuales</w:t>
-      </w:r>
-    </w:p>
-    <w:p xmlns:wp14="http://schemas.microsoft.com/office/word/2010/wordml" wp14:textId="77777777">
-      <w:pPr>
-        <w:pStyle w:val="FirstParagraph"/>
-        <w:jc w:val="both"/>
-      </w:pPr>
-      <w:r>
-        <w:rPr/>
-        <w:t>El catálogo en</w:t>
-      </w:r>
-      <w:r>
-        <w:rPr/>
-        <w:t xml:space="preserve"> </w:t>
-      </w:r>
-      <w:r>
-        <w:rPr>
-          <w:rStyle w:val="VerbatimChar"/>
-        </w:rPr>
-        <w:t>docs/evidencias/INDICE_EVIDENCIAS.md</w:t>
-      </w:r>
-      <w:r>
-        <w:rPr/>
-        <w:t xml:space="preserve"> </w:t>
-      </w:r>
-      <w:r>
-        <w:rPr/>
-        <w:t>describe las 37 capturas fuente. Este informe incorpora 25 capturas del proyecto y cinco diagramas. Doce capturas muestran expresamente la ejecución en VS Code; faltan tres adicionales para alcanzar el umbral de 15 capturas de ese entorno, bajo una interpretación estricta de la consigna. Las métricas corresponden a corridas sintéticas y pueden variar.</w:t>
-      </w:r>
-    </w:p>
-    <w:bookmarkEnd w:id="147"/>
-    <w:bookmarkEnd w:id="148"/>
-    <w:bookmarkEnd w:id="149"/>
+      <w:bookmarkEnd w:id="155"/>
+    </w:p>
+    <w:bookmarkStart w:name="anexo-b.-capturas-candidatas" w:id="157"/>
+    <w:bookmarkEnd w:id="157"/>
+    <w:bookmarkStart w:name="X22cb0678036c4866476a4eb578d8ae4fd9b435e" w:id="158"/>
+    <w:p xmlns:wp14="http://schemas.microsoft.com/office/word/2010/wordml" wp14:textId="42DB8C73">
+      <w:pPr>
+        <w:pStyle w:val="Compact"/>
+        <w:jc w:val="both"/>
+      </w:pPr>
+    </w:p>
+    <w:bookmarkEnd w:id="158"/>
+    <w:bookmarkEnd w:id="159"/>
+    <w:bookmarkEnd w:id="160"/>
     <w:sectPr>
       <w:footnotePr>
         <w:numRestart w:val="eachSect"/>
@@ -6606,6 +9104,158 @@
       <w:start w:val="1"/>
       <w:numFmt w:val="decimal"/>
       <w:lvlText w:val="%9."/>
+      <w:lvlJc w:val="left"/>
+      <w:pPr>
+        <w:ind w:left="6480" w:hanging="360"/>
+      </w:pPr>
+    </w:lvl>
+  </w:abstractNum>
+  <w:abstractNum w:abstractNumId="993">
+    <w:nsid w:val="0000A993"/>
+    <w:multiLevelType w:val="multilevel"/>
+    <w:lvl w:ilvl="0">
+      <w:numFmt w:val="bullet"/>
+      <w:lvlText w:val="☒"/>
+      <w:lvlJc w:val="left"/>
+      <w:pPr>
+        <w:ind w:left="720" w:hanging="360"/>
+      </w:pPr>
+    </w:lvl>
+    <w:lvl w:ilvl="1">
+      <w:numFmt w:val="bullet"/>
+      <w:lvlText w:val="☒"/>
+      <w:lvlJc w:val="left"/>
+      <w:pPr>
+        <w:ind w:left="1440" w:hanging="360"/>
+      </w:pPr>
+    </w:lvl>
+    <w:lvl w:ilvl="2">
+      <w:numFmt w:val="bullet"/>
+      <w:lvlText w:val="☒"/>
+      <w:lvlJc w:val="left"/>
+      <w:pPr>
+        <w:ind w:left="2160" w:hanging="360"/>
+      </w:pPr>
+    </w:lvl>
+    <w:lvl w:ilvl="3">
+      <w:numFmt w:val="bullet"/>
+      <w:lvlText w:val="☒"/>
+      <w:lvlJc w:val="left"/>
+      <w:pPr>
+        <w:ind w:left="2880" w:hanging="360"/>
+      </w:pPr>
+    </w:lvl>
+    <w:lvl w:ilvl="4">
+      <w:numFmt w:val="bullet"/>
+      <w:lvlText w:val="☒"/>
+      <w:lvlJc w:val="left"/>
+      <w:pPr>
+        <w:ind w:left="3600" w:hanging="360"/>
+      </w:pPr>
+    </w:lvl>
+    <w:lvl w:ilvl="5">
+      <w:numFmt w:val="bullet"/>
+      <w:lvlText w:val="☒"/>
+      <w:lvlJc w:val="left"/>
+      <w:pPr>
+        <w:ind w:left="4320" w:hanging="360"/>
+      </w:pPr>
+    </w:lvl>
+    <w:lvl w:ilvl="6">
+      <w:numFmt w:val="bullet"/>
+      <w:lvlText w:val="☒"/>
+      <w:lvlJc w:val="left"/>
+      <w:pPr>
+        <w:ind w:left="5040" w:hanging="360"/>
+      </w:pPr>
+    </w:lvl>
+    <w:lvl w:ilvl="7">
+      <w:numFmt w:val="bullet"/>
+      <w:lvlText w:val="☒"/>
+      <w:lvlJc w:val="left"/>
+      <w:pPr>
+        <w:ind w:left="5760" w:hanging="360"/>
+      </w:pPr>
+    </w:lvl>
+    <w:lvl w:ilvl="8">
+      <w:numFmt w:val="bullet"/>
+      <w:lvlText w:val="☒"/>
+      <w:lvlJc w:val="left"/>
+      <w:pPr>
+        <w:ind w:left="6480" w:hanging="360"/>
+      </w:pPr>
+    </w:lvl>
+  </w:abstractNum>
+  <w:abstractNum w:abstractNumId="992">
+    <w:nsid w:val="0000A992"/>
+    <w:multiLevelType w:val="multilevel"/>
+    <w:lvl w:ilvl="0">
+      <w:numFmt w:val="bullet"/>
+      <w:lvlText w:val="☐"/>
+      <w:lvlJc w:val="left"/>
+      <w:pPr>
+        <w:ind w:left="720" w:hanging="360"/>
+      </w:pPr>
+    </w:lvl>
+    <w:lvl w:ilvl="1">
+      <w:numFmt w:val="bullet"/>
+      <w:lvlText w:val="☐"/>
+      <w:lvlJc w:val="left"/>
+      <w:pPr>
+        <w:ind w:left="1440" w:hanging="360"/>
+      </w:pPr>
+    </w:lvl>
+    <w:lvl w:ilvl="2">
+      <w:numFmt w:val="bullet"/>
+      <w:lvlText w:val="☐"/>
+      <w:lvlJc w:val="left"/>
+      <w:pPr>
+        <w:ind w:left="2160" w:hanging="360"/>
+      </w:pPr>
+    </w:lvl>
+    <w:lvl w:ilvl="3">
+      <w:numFmt w:val="bullet"/>
+      <w:lvlText w:val="☐"/>
+      <w:lvlJc w:val="left"/>
+      <w:pPr>
+        <w:ind w:left="2880" w:hanging="360"/>
+      </w:pPr>
+    </w:lvl>
+    <w:lvl w:ilvl="4">
+      <w:numFmt w:val="bullet"/>
+      <w:lvlText w:val="☐"/>
+      <w:lvlJc w:val="left"/>
+      <w:pPr>
+        <w:ind w:left="3600" w:hanging="360"/>
+      </w:pPr>
+    </w:lvl>
+    <w:lvl w:ilvl="5">
+      <w:numFmt w:val="bullet"/>
+      <w:lvlText w:val="☐"/>
+      <w:lvlJc w:val="left"/>
+      <w:pPr>
+        <w:ind w:left="4320" w:hanging="360"/>
+      </w:pPr>
+    </w:lvl>
+    <w:lvl w:ilvl="6">
+      <w:numFmt w:val="bullet"/>
+      <w:lvlText w:val="☐"/>
+      <w:lvlJc w:val="left"/>
+      <w:pPr>
+        <w:ind w:left="5040" w:hanging="360"/>
+      </w:pPr>
+    </w:lvl>
+    <w:lvl w:ilvl="7">
+      <w:numFmt w:val="bullet"/>
+      <w:lvlText w:val="☐"/>
+      <w:lvlJc w:val="left"/>
+      <w:pPr>
+        <w:ind w:left="5760" w:hanging="360"/>
+      </w:pPr>
+    </w:lvl>
+    <w:lvl w:ilvl="8">
+      <w:numFmt w:val="bullet"/>
+      <w:lvlText w:val="☐"/>
       <w:lvlJc w:val="left"/>
       <w:pPr>
         <w:ind w:left="6480" w:hanging="360"/>
@@ -6824,6 +9474,30 @@
     <w:lvlOverride w:ilvl="8">
       <w:startOverride w:val="1"/>
     </w:lvlOverride>
+  </w:num>
+  <w:num w:numId="1008">
+    <w:abstractNumId w:val="993"/>
+  </w:num>
+  <w:num w:numId="1009">
+    <w:abstractNumId w:val="992"/>
+  </w:num>
+  <w:num w:numId="1010">
+    <w:abstractNumId w:val="992"/>
+  </w:num>
+  <w:num w:numId="1011">
+    <w:abstractNumId w:val="992"/>
+  </w:num>
+  <w:num w:numId="1012">
+    <w:abstractNumId w:val="993"/>
+  </w:num>
+  <w:num w:numId="1013">
+    <w:abstractNumId w:val="992"/>
+  </w:num>
+  <w:num w:numId="1014">
+    <w:abstractNumId w:val="992"/>
+  </w:num>
+  <w:num w:numId="1015">
+    <w:abstractNumId w:val="992"/>
   </w:num>
 </w:numbering>
 </file>
